--- a/08-传感器电路/09-距离与位置传感器电路/旋转编码器电路/旋转编码器电路.docx
+++ b/08-传感器电路/09-距离与位置传感器电路/旋转编码器电路/旋转编码器电路.docx
@@ -1918,6 +1918,20 @@
     </w:p>
     <w:bookmarkEnd w:id="26"/>
     <w:bookmarkEnd w:id="27"/>
+    <w:p>
+      <w:pPr>
+        <w:spacing w:before="360"/>
+        <w:jc w:val="center"/>
+      </w:pPr>
+      <w:r>
+        <w:rPr>
+          <w:rFonts w:ascii="Times New Roman" w:hAnsi="Times New Roman"/>
+          <w:color w:val="555555"/>
+          <w:sz w:val="21"/>
+        </w:rPr>
+        <w:t>材料收集者：杜文杰</w:t>
+      </w:r>
+    </w:p>
     <w:sectPr>
       <w:headerReference r:id="rId9" w:type="default"/>
       <w:footerReference r:id="rId10" w:type="default"/>

--- a/08-传感器电路/09-距离与位置传感器电路/旋转编码器电路/旋转编码器电路.docx
+++ b/08-传感器电路/09-距离与位置传感器电路/旋转编码器电路/旋转编码器电路.docx
@@ -1,6 +1,6 @@
 
 <file path=word/document.xml><?xml version="1.0" encoding="utf-8"?>
-<w:document xmlns:w="http://schemas.openxmlformats.org/wordprocessingml/2006/main" xmlns:m="http://schemas.openxmlformats.org/officeDocument/2006/math" xmlns:r="http://schemas.openxmlformats.org/officeDocument/2006/relationships" xmlns:o="urn:schemas-microsoft-com:office:office" xmlns:v="urn:schemas-microsoft-com:vml" xmlns:w10="urn:schemas-microsoft-com:office:word" xmlns:a="http://schemas.openxmlformats.org/drawingml/2006/main" xmlns:pic="http://schemas.openxmlformats.org/drawingml/2006/picture" xmlns:wp="http://schemas.openxmlformats.org/drawingml/2006/wordprocessingDrawing">
+<w:document xmlns:m="http://schemas.openxmlformats.org/officeDocument/2006/math" xmlns:r="http://schemas.openxmlformats.org/officeDocument/2006/relationships" xmlns:w="http://schemas.openxmlformats.org/wordprocessingml/2006/main" xmlns:o="urn:schemas-microsoft-com:office:office" xmlns:v="urn:schemas-microsoft-com:vml" xmlns:w10="urn:schemas-microsoft-com:office:word" xmlns:a="http://schemas.openxmlformats.org/drawingml/2006/main" xmlns:pic="http://schemas.openxmlformats.org/drawingml/2006/picture" xmlns:wp="http://schemas.openxmlformats.org/drawingml/2006/wordprocessingDrawing">
   <w:body>
     <w:bookmarkStart w:id="27" w:name="旋转编码器电路"/>
     <w:p>
@@ -9,7 +9,7 @@
       </w:pPr>
       <w:r>
         <w:rPr>
-          <w:rFonts w:hint="eastAsia"/>
+          <w:rFonts w:hint="eastAsia" w:eastAsia="黑体"/>
         </w:rPr>
         <w:t xml:space="preserve">旋转编码器电路</w:t>
       </w:r>
@@ -21,7 +21,7 @@
       </w:pPr>
       <w:r>
         <w:rPr>
-          <w:rFonts w:hint="eastAsia"/>
+          <w:rFonts w:hint="eastAsia" w:eastAsia="黑体"/>
         </w:rPr>
         <w:t xml:space="preserve">拓扑描述</w:t>
       </w:r>
@@ -32,13 +32,13 @@
       </w:pPr>
       <w:r>
         <w:rPr>
-          <w:rFonts w:hint="eastAsia"/>
+          <w:rFonts w:hint="eastAsia" w:eastAsia="黑体"/>
         </w:rPr>
         <w:t xml:space="preserve">元件组成与节点定义：由</w:t>
       </w:r>
       <w:r>
         <w:rPr>
-          <w:rFonts w:hint="eastAsia"/>
+          <w:rFonts w:hint="eastAsia" w:eastAsia="黑体"/>
           <w:b/>
           <w:bCs/>
         </w:rPr>
@@ -46,6 +46,7 @@
       </w:r>
       <w:r>
         <w:rPr>
+          <w:rFonts w:eastAsia="黑体"/>
           <w:b/>
           <w:bCs/>
         </w:rPr>
@@ -53,18 +54,21 @@
       </w:r>
       <w:r>
         <w:rPr>
-          <w:rFonts w:hint="eastAsia"/>
+          <w:rFonts w:hint="eastAsia" w:eastAsia="黑体"/>
           <w:b/>
           <w:bCs/>
         </w:rPr>
         <w:t xml:space="preserve">U1（增量式或绝对式）</w:t>
       </w:r>
       <w:r>
+        <w:rPr>
+          <w:rFonts w:eastAsia="黑体"/>
+        </w:rPr>
         <w:t xml:space="preserve">、</w:t>
       </w:r>
       <w:r>
         <w:rPr>
-          <w:rFonts w:hint="eastAsia"/>
+          <w:rFonts w:hint="eastAsia" w:eastAsia="黑体"/>
           <w:b/>
           <w:bCs/>
         </w:rPr>
@@ -72,6 +76,7 @@
       </w:r>
       <w:r>
         <w:rPr>
+          <w:rFonts w:eastAsia="黑体"/>
           <w:b/>
           <w:bCs/>
         </w:rPr>
@@ -92,11 +97,14 @@
         </m:sSub>
       </m:oMath>
       <w:r>
+        <w:rPr>
+          <w:rFonts w:eastAsia="黑体"/>
+        </w:rPr>
         <w:t xml:space="preserve">、</w:t>
       </w:r>
       <w:r>
         <w:rPr>
-          <w:rFonts w:hint="eastAsia"/>
+          <w:rFonts w:hint="eastAsia" w:eastAsia="黑体"/>
           <w:b/>
           <w:bCs/>
         </w:rPr>
@@ -104,6 +112,7 @@
       </w:r>
       <w:r>
         <w:rPr>
+          <w:rFonts w:eastAsia="黑体"/>
           <w:b/>
           <w:bCs/>
         </w:rPr>
@@ -124,20 +133,26 @@
         </m:sSub>
       </m:oMath>
       <w:r>
+        <w:rPr>
+          <w:rFonts w:eastAsia="黑体"/>
+        </w:rPr>
         <w:t xml:space="preserve"> </w:t>
       </w:r>
       <w:r>
         <w:rPr>
-          <w:rFonts w:hint="eastAsia"/>
+          <w:rFonts w:hint="eastAsia" w:eastAsia="黑体"/>
         </w:rPr>
         <w:t xml:space="preserve">与</w:t>
       </w:r>
       <w:r>
+        <w:rPr>
+          <w:rFonts w:eastAsia="黑体"/>
+        </w:rPr>
         <w:t xml:space="preserve"> </w:t>
       </w:r>
       <w:r>
         <w:rPr>
-          <w:rFonts w:hint="eastAsia"/>
+          <w:rFonts w:hint="eastAsia" w:eastAsia="黑体"/>
           <w:b/>
           <w:bCs/>
         </w:rPr>
@@ -145,6 +160,7 @@
       </w:r>
       <w:r>
         <w:rPr>
+          <w:rFonts w:eastAsia="黑体"/>
           <w:b/>
           <w:bCs/>
         </w:rPr>
@@ -152,33 +168,39 @@
       </w:r>
       <w:r>
         <w:rPr>
-          <w:rFonts w:hint="eastAsia"/>
+          <w:rFonts w:hint="eastAsia" w:eastAsia="黑体"/>
           <w:b/>
           <w:bCs/>
         </w:rPr>
         <w:t xml:space="preserve">MCU（计数器/正交解码）</w:t>
       </w:r>
       <w:r>
+        <w:rPr>
+          <w:rFonts w:eastAsia="黑体"/>
+        </w:rPr>
         <w:t xml:space="preserve"> </w:t>
       </w:r>
       <w:r>
         <w:rPr>
-          <w:rFonts w:hint="eastAsia"/>
+          <w:rFonts w:hint="eastAsia" w:eastAsia="黑体"/>
         </w:rPr>
         <w:t xml:space="preserve">组成。电路共有</w:t>
       </w:r>
       <w:r>
+        <w:rPr>
+          <w:rFonts w:eastAsia="黑体"/>
+        </w:rPr>
         <w:t xml:space="preserve"> 6 </w:t>
       </w:r>
       <w:r>
         <w:rPr>
-          <w:rFonts w:hint="eastAsia"/>
+          <w:rFonts w:hint="eastAsia" w:eastAsia="黑体"/>
         </w:rPr>
         <w:t xml:space="preserve">个关键节点：</w:t>
       </w:r>
       <w:r>
         <w:rPr>
-          <w:rFonts w:hint="eastAsia"/>
+          <w:rFonts w:hint="eastAsia" w:eastAsia="黑体"/>
           <w:b/>
           <w:bCs/>
         </w:rPr>
@@ -186,6 +208,7 @@
       </w:r>
       <w:r>
         <w:rPr>
+          <w:rFonts w:eastAsia="黑体"/>
           <w:b/>
           <w:bCs/>
         </w:rPr>
@@ -193,7 +216,7 @@
       </w:r>
       <w:r>
         <w:rPr>
-          <w:rFonts w:hint="eastAsia"/>
+          <w:rFonts w:hint="eastAsia" w:eastAsia="黑体"/>
           <w:b/>
           <w:bCs/>
         </w:rPr>
@@ -201,22 +224,25 @@
       </w:r>
       <w:r>
         <w:rPr>
-          <w:rFonts w:hint="eastAsia"/>
+          <w:rFonts w:hint="eastAsia" w:eastAsia="黑体"/>
         </w:rPr>
         <w:t xml:space="preserve">（编码器</w:t>
       </w:r>
       <w:r>
+        <w:rPr>
+          <w:rFonts w:eastAsia="黑体"/>
+        </w:rPr>
         <w:t xml:space="preserve"> VCC </w:t>
       </w:r>
       <w:r>
         <w:rPr>
-          <w:rFonts w:hint="eastAsia"/>
+          <w:rFonts w:hint="eastAsia" w:eastAsia="黑体"/>
         </w:rPr>
         <w:t xml:space="preserve">脚，接电源）；</w:t>
       </w:r>
       <w:r>
         <w:rPr>
-          <w:rFonts w:hint="eastAsia"/>
+          <w:rFonts w:hint="eastAsia" w:eastAsia="黑体"/>
           <w:b/>
           <w:bCs/>
         </w:rPr>
@@ -224,6 +250,7 @@
       </w:r>
       <w:r>
         <w:rPr>
+          <w:rFonts w:eastAsia="黑体"/>
           <w:b/>
           <w:bCs/>
         </w:rPr>
@@ -231,7 +258,7 @@
       </w:r>
       <w:r>
         <w:rPr>
-          <w:rFonts w:hint="eastAsia"/>
+          <w:rFonts w:hint="eastAsia" w:eastAsia="黑体"/>
           <w:b/>
           <w:bCs/>
         </w:rPr>
@@ -239,22 +266,25 @@
       </w:r>
       <w:r>
         <w:rPr>
-          <w:rFonts w:hint="eastAsia"/>
+          <w:rFonts w:hint="eastAsia" w:eastAsia="黑体"/>
         </w:rPr>
         <w:t xml:space="preserve">（编码器</w:t>
       </w:r>
       <w:r>
+        <w:rPr>
+          <w:rFonts w:eastAsia="黑体"/>
+        </w:rPr>
         <w:t xml:space="preserve"> GND </w:t>
       </w:r>
       <w:r>
         <w:rPr>
-          <w:rFonts w:hint="eastAsia"/>
+          <w:rFonts w:hint="eastAsia" w:eastAsia="黑体"/>
         </w:rPr>
         <w:t xml:space="preserve">脚，接地）；</w:t>
       </w:r>
       <w:r>
         <w:rPr>
-          <w:rFonts w:hint="eastAsia"/>
+          <w:rFonts w:hint="eastAsia" w:eastAsia="黑体"/>
           <w:b/>
           <w:bCs/>
         </w:rPr>
@@ -262,6 +292,7 @@
       </w:r>
       <w:r>
         <w:rPr>
+          <w:rFonts w:eastAsia="黑体"/>
           <w:b/>
           <w:bCs/>
         </w:rPr>
@@ -269,7 +300,7 @@
       </w:r>
       <w:r>
         <w:rPr>
-          <w:rFonts w:hint="eastAsia"/>
+          <w:rFonts w:hint="eastAsia" w:eastAsia="黑体"/>
           <w:b/>
           <w:bCs/>
         </w:rPr>
@@ -277,31 +308,37 @@
       </w:r>
       <w:r>
         <w:rPr>
-          <w:rFonts w:hint="eastAsia"/>
+          <w:rFonts w:hint="eastAsia" w:eastAsia="黑体"/>
         </w:rPr>
         <w:t xml:space="preserve">（A</w:t>
       </w:r>
       <w:r>
+        <w:rPr>
+          <w:rFonts w:eastAsia="黑体"/>
+        </w:rPr>
         <w:t xml:space="preserve"> </w:t>
       </w:r>
       <w:r>
         <w:rPr>
-          <w:rFonts w:hint="eastAsia"/>
+          <w:rFonts w:hint="eastAsia" w:eastAsia="黑体"/>
         </w:rPr>
         <w:t xml:space="preserve">相信号，经上拉与滤波后送</w:t>
       </w:r>
       <w:r>
+        <w:rPr>
+          <w:rFonts w:eastAsia="黑体"/>
+        </w:rPr>
         <w:t xml:space="preserve"> </w:t>
       </w:r>
       <w:r>
         <w:rPr>
-          <w:rFonts w:hint="eastAsia"/>
+          <w:rFonts w:hint="eastAsia" w:eastAsia="黑体"/>
         </w:rPr>
         <w:t xml:space="preserve">MCU）；</w:t>
       </w:r>
       <w:r>
         <w:rPr>
-          <w:rFonts w:hint="eastAsia"/>
+          <w:rFonts w:hint="eastAsia" w:eastAsia="黑体"/>
           <w:b/>
           <w:bCs/>
         </w:rPr>
@@ -309,6 +346,7 @@
       </w:r>
       <w:r>
         <w:rPr>
+          <w:rFonts w:eastAsia="黑体"/>
           <w:b/>
           <w:bCs/>
         </w:rPr>
@@ -316,7 +354,7 @@
       </w:r>
       <w:r>
         <w:rPr>
-          <w:rFonts w:hint="eastAsia"/>
+          <w:rFonts w:hint="eastAsia" w:eastAsia="黑体"/>
           <w:b/>
           <w:bCs/>
         </w:rPr>
@@ -324,22 +362,25 @@
       </w:r>
       <w:r>
         <w:rPr>
-          <w:rFonts w:hint="eastAsia"/>
+          <w:rFonts w:hint="eastAsia" w:eastAsia="黑体"/>
         </w:rPr>
         <w:t xml:space="preserve">（B</w:t>
       </w:r>
       <w:r>
+        <w:rPr>
+          <w:rFonts w:eastAsia="黑体"/>
+        </w:rPr>
         <w:t xml:space="preserve"> </w:t>
       </w:r>
       <w:r>
         <w:rPr>
-          <w:rFonts w:hint="eastAsia"/>
+          <w:rFonts w:hint="eastAsia" w:eastAsia="黑体"/>
         </w:rPr>
         <w:t xml:space="preserve">相信号）；</w:t>
       </w:r>
       <w:r>
         <w:rPr>
-          <w:rFonts w:hint="eastAsia"/>
+          <w:rFonts w:hint="eastAsia" w:eastAsia="黑体"/>
           <w:b/>
           <w:bCs/>
         </w:rPr>
@@ -347,6 +388,7 @@
       </w:r>
       <w:r>
         <w:rPr>
+          <w:rFonts w:eastAsia="黑体"/>
           <w:b/>
           <w:bCs/>
         </w:rPr>
@@ -354,7 +396,7 @@
       </w:r>
       <w:r>
         <w:rPr>
-          <w:rFonts w:hint="eastAsia"/>
+          <w:rFonts w:hint="eastAsia" w:eastAsia="黑体"/>
           <w:b/>
           <w:bCs/>
         </w:rPr>
@@ -362,22 +404,25 @@
       </w:r>
       <w:r>
         <w:rPr>
-          <w:rFonts w:hint="eastAsia"/>
+          <w:rFonts w:hint="eastAsia" w:eastAsia="黑体"/>
         </w:rPr>
         <w:t xml:space="preserve">（增量式</w:t>
       </w:r>
       <w:r>
+        <w:rPr>
+          <w:rFonts w:eastAsia="黑体"/>
+        </w:rPr>
         <w:t xml:space="preserve"> Z </w:t>
       </w:r>
       <w:r>
         <w:rPr>
-          <w:rFonts w:hint="eastAsia"/>
+          <w:rFonts w:hint="eastAsia" w:eastAsia="黑体"/>
         </w:rPr>
         <w:t xml:space="preserve">零位信号，绝对式为其多位数字数据脚）；</w:t>
       </w:r>
       <w:r>
         <w:rPr>
-          <w:rFonts w:hint="eastAsia"/>
+          <w:rFonts w:hint="eastAsia" w:eastAsia="黑体"/>
           <w:b/>
           <w:bCs/>
         </w:rPr>
@@ -385,6 +430,7 @@
       </w:r>
       <w:r>
         <w:rPr>
+          <w:rFonts w:eastAsia="黑体"/>
           <w:b/>
           <w:bCs/>
         </w:rPr>
@@ -392,7 +438,7 @@
       </w:r>
       <w:r>
         <w:rPr>
-          <w:rFonts w:hint="eastAsia"/>
+          <w:rFonts w:hint="eastAsia" w:eastAsia="黑体"/>
           <w:b/>
           <w:bCs/>
         </w:rPr>
@@ -400,16 +446,19 @@
       </w:r>
       <w:r>
         <w:rPr>
-          <w:rFonts w:hint="eastAsia"/>
+          <w:rFonts w:hint="eastAsia" w:eastAsia="黑体"/>
         </w:rPr>
         <w:t xml:space="preserve">（接</w:t>
       </w:r>
       <w:r>
+        <w:rPr>
+          <w:rFonts w:eastAsia="黑体"/>
+        </w:rPr>
         <w:t xml:space="preserve"> A/B </w:t>
       </w:r>
       <w:r>
         <w:rPr>
-          <w:rFonts w:hint="eastAsia"/>
+          <w:rFonts w:hint="eastAsia" w:eastAsia="黑体"/>
         </w:rPr>
         <w:t xml:space="preserve">相）。</w:t>
       </w:r>
@@ -418,13 +467,13 @@
       <w:pPr/>
       <w:r>
         <w:rPr>
-          <w:rFonts w:hint="eastAsia"/>
+          <w:rFonts w:hint="eastAsia" w:eastAsia="黑体"/>
         </w:rPr>
         <w:t xml:space="preserve">各元件管脚连接：</w:t>
       </w:r>
       <w:r>
         <w:rPr>
-          <w:rFonts w:hint="eastAsia"/>
+          <w:rFonts w:hint="eastAsia" w:eastAsia="黑体"/>
           <w:b/>
           <w:bCs/>
         </w:rPr>
@@ -432,95 +481,123 @@
       </w:r>
       <w:r>
         <w:rPr>
+          <w:rFonts w:eastAsia="黑体"/>
           <w:b/>
           <w:bCs/>
         </w:rPr>
         <w:t xml:space="preserve"> U1</w:t>
       </w:r>
       <w:r>
+        <w:rPr>
+          <w:rFonts w:eastAsia="黑体"/>
+        </w:rPr>
         <w:t xml:space="preserve"> </w:t>
       </w:r>
       <w:r>
         <w:rPr>
-          <w:rFonts w:hint="eastAsia"/>
+          <w:rFonts w:hint="eastAsia" w:eastAsia="黑体"/>
         </w:rPr>
         <w:t xml:space="preserve">的</w:t>
       </w:r>
       <w:r>
+        <w:rPr>
+          <w:rFonts w:eastAsia="黑体"/>
+        </w:rPr>
         <w:t xml:space="preserve"> VCC </w:t>
       </w:r>
       <w:r>
         <w:rPr>
-          <w:rFonts w:hint="eastAsia"/>
+          <w:rFonts w:hint="eastAsia" w:eastAsia="黑体"/>
         </w:rPr>
         <w:t xml:space="preserve">脚接供电节点①、GND</w:t>
       </w:r>
       <w:r>
+        <w:rPr>
+          <w:rFonts w:eastAsia="黑体"/>
+        </w:rPr>
         <w:t xml:space="preserve"> </w:t>
       </w:r>
       <w:r>
         <w:rPr>
-          <w:rFonts w:hint="eastAsia"/>
+          <w:rFonts w:hint="eastAsia" w:eastAsia="黑体"/>
         </w:rPr>
         <w:t xml:space="preserve">脚接地节点②、A</w:t>
       </w:r>
       <w:r>
+        <w:rPr>
+          <w:rFonts w:eastAsia="黑体"/>
+        </w:rPr>
         <w:t xml:space="preserve"> </w:t>
       </w:r>
       <w:r>
         <w:rPr>
-          <w:rFonts w:hint="eastAsia"/>
+          <w:rFonts w:hint="eastAsia" w:eastAsia="黑体"/>
         </w:rPr>
         <w:t xml:space="preserve">相脚接</w:t>
       </w:r>
       <w:r>
+        <w:rPr>
+          <w:rFonts w:eastAsia="黑体"/>
+        </w:rPr>
         <w:t xml:space="preserve"> A </w:t>
       </w:r>
       <w:r>
         <w:rPr>
-          <w:rFonts w:hint="eastAsia"/>
+          <w:rFonts w:hint="eastAsia" w:eastAsia="黑体"/>
         </w:rPr>
         <w:t xml:space="preserve">相输出节点③、B</w:t>
       </w:r>
       <w:r>
+        <w:rPr>
+          <w:rFonts w:eastAsia="黑体"/>
+        </w:rPr>
         <w:t xml:space="preserve"> </w:t>
       </w:r>
       <w:r>
         <w:rPr>
-          <w:rFonts w:hint="eastAsia"/>
+          <w:rFonts w:hint="eastAsia" w:eastAsia="黑体"/>
         </w:rPr>
         <w:t xml:space="preserve">相脚接</w:t>
       </w:r>
       <w:r>
+        <w:rPr>
+          <w:rFonts w:eastAsia="黑体"/>
+        </w:rPr>
         <w:t xml:space="preserve"> B </w:t>
       </w:r>
       <w:r>
         <w:rPr>
-          <w:rFonts w:hint="eastAsia"/>
+          <w:rFonts w:hint="eastAsia" w:eastAsia="黑体"/>
         </w:rPr>
         <w:t xml:space="preserve">相输出节点④、Z</w:t>
       </w:r>
       <w:r>
+        <w:rPr>
+          <w:rFonts w:eastAsia="黑体"/>
+        </w:rPr>
         <w:t xml:space="preserve"> </w:t>
       </w:r>
       <w:r>
         <w:rPr>
-          <w:rFonts w:hint="eastAsia"/>
+          <w:rFonts w:hint="eastAsia" w:eastAsia="黑体"/>
         </w:rPr>
         <w:t xml:space="preserve">相（或数字数据）脚接</w:t>
       </w:r>
       <w:r>
+        <w:rPr>
+          <w:rFonts w:eastAsia="黑体"/>
+        </w:rPr>
         <w:t xml:space="preserve"> Z </w:t>
       </w:r>
       <w:r>
         <w:rPr>
-          <w:rFonts w:hint="eastAsia"/>
+          <w:rFonts w:hint="eastAsia" w:eastAsia="黑体"/>
         </w:rPr>
         <w:t xml:space="preserve">相/数字接口节点⑤；</w:t>
       </w:r>
       <w:r>
         <w:rPr>
-          <w:rFonts w:hint="eastAsia"/>
+          <w:rFonts w:hint="eastAsia" w:eastAsia="黑体"/>
           <w:b/>
           <w:bCs/>
         </w:rPr>
@@ -528,6 +605,7 @@
       </w:r>
       <w:r>
         <w:rPr>
+          <w:rFonts w:eastAsia="黑体"/>
           <w:b/>
           <w:bCs/>
         </w:rPr>
@@ -549,22 +627,25 @@
       </m:oMath>
       <w:r>
         <w:rPr>
-          <w:rFonts w:hint="eastAsia"/>
+          <w:rFonts w:hint="eastAsia" w:eastAsia="黑体"/>
         </w:rPr>
         <w:t xml:space="preserve">（A、B、Z</w:t>
       </w:r>
       <w:r>
+        <w:rPr>
+          <w:rFonts w:eastAsia="黑体"/>
+        </w:rPr>
         <w:t xml:space="preserve"> </w:t>
       </w:r>
       <w:r>
         <w:rPr>
-          <w:rFonts w:hint="eastAsia"/>
+          <w:rFonts w:hint="eastAsia" w:eastAsia="黑体"/>
         </w:rPr>
         <w:t xml:space="preserve">各一支）一端接供电节点①、另一端接相应输出节点③/④/⑤；</w:t>
       </w:r>
       <w:r>
         <w:rPr>
-          <w:rFonts w:hint="eastAsia"/>
+          <w:rFonts w:hint="eastAsia" w:eastAsia="黑体"/>
           <w:b/>
           <w:bCs/>
         </w:rPr>
@@ -572,6 +653,7 @@
       </w:r>
       <w:r>
         <w:rPr>
+          <w:rFonts w:eastAsia="黑体"/>
           <w:b/>
           <w:bCs/>
         </w:rPr>
@@ -593,50 +675,63 @@
       </m:oMath>
       <w:r>
         <w:rPr>
-          <w:rFonts w:hint="eastAsia"/>
+          <w:rFonts w:hint="eastAsia" w:eastAsia="黑体"/>
         </w:rPr>
         <w:t xml:space="preserve">（A、B</w:t>
       </w:r>
       <w:r>
+        <w:rPr>
+          <w:rFonts w:eastAsia="黑体"/>
+        </w:rPr>
         <w:t xml:space="preserve"> </w:t>
       </w:r>
       <w:r>
         <w:rPr>
-          <w:rFonts w:hint="eastAsia"/>
+          <w:rFonts w:hint="eastAsia" w:eastAsia="黑体"/>
         </w:rPr>
         <w:t xml:space="preserve">各一支）一端接相应输出节点、另一端接地节点②；</w:t>
       </w:r>
       <w:r>
         <w:rPr>
+          <w:rFonts w:eastAsia="黑体"/>
           <w:b/>
           <w:bCs/>
         </w:rPr>
         <w:t xml:space="preserve">MCU</w:t>
       </w:r>
       <w:r>
+        <w:rPr>
+          <w:rFonts w:eastAsia="黑体"/>
+        </w:rPr>
         <w:t xml:space="preserve"> </w:t>
       </w:r>
       <w:r>
         <w:rPr>
-          <w:rFonts w:hint="eastAsia"/>
+          <w:rFonts w:hint="eastAsia" w:eastAsia="黑体"/>
         </w:rPr>
         <w:t xml:space="preserve">的</w:t>
       </w:r>
       <w:r>
+        <w:rPr>
+          <w:rFonts w:eastAsia="黑体"/>
+        </w:rPr>
         <w:t xml:space="preserve"> A/B </w:t>
       </w:r>
       <w:r>
         <w:rPr>
-          <w:rFonts w:hint="eastAsia"/>
+          <w:rFonts w:hint="eastAsia" w:eastAsia="黑体"/>
         </w:rPr>
         <w:t xml:space="preserve">输入脚接</w:t>
       </w:r>
       <w:r>
+        <w:rPr>
+          <w:rFonts w:eastAsia="黑体"/>
+        </w:rPr>
         <w:t xml:space="preserve"> A、B </w:t>
       </w:r>
       <w:r>
         <w:rPr>
-          <w:rFonts w:hint="eastAsia"/>
+          <w:rFonts w:hint="eastAsia" w:eastAsia="黑体"/>
         </w:rPr>
         <w:t xml:space="preserve">相输出节点③/④，定时器/正交解码器做计数与判向，电源脚接供电节点①、地脚接地节点②。</w:t>
       </w:r>
@@ -645,43 +740,55 @@
       <w:pPr/>
       <w:r>
         <w:rPr>
-          <w:rFonts w:hint="eastAsia"/>
+          <w:rFonts w:hint="eastAsia" w:eastAsia="黑体"/>
         </w:rPr>
         <w:t xml:space="preserve">由此构成”编码器输出</w:t>
       </w:r>
       <w:r>
+        <w:rPr>
+          <w:rFonts w:eastAsia="黑体"/>
+        </w:rPr>
         <w:t xml:space="preserve"> A、B </w:t>
       </w:r>
       <w:r>
         <w:rPr>
-          <w:rFonts w:hint="eastAsia"/>
+          <w:rFonts w:hint="eastAsia" w:eastAsia="黑体"/>
         </w:rPr>
         <w:t xml:space="preserve">两相正交脉冲（及</w:t>
       </w:r>
       <w:r>
+        <w:rPr>
+          <w:rFonts w:eastAsia="黑体"/>
+        </w:rPr>
         <w:t xml:space="preserve"> Z </w:t>
       </w:r>
       <w:r>
         <w:rPr>
-          <w:rFonts w:hint="eastAsia"/>
+          <w:rFonts w:hint="eastAsia" w:eastAsia="黑体"/>
         </w:rPr>
         <w:t xml:space="preserve">零位），经</w:t>
       </w:r>
       <w:r>
+        <w:rPr>
+          <w:rFonts w:eastAsia="黑体"/>
+        </w:rPr>
         <w:t xml:space="preserve"> RC </w:t>
       </w:r>
       <w:r>
         <w:rPr>
-          <w:rFonts w:hint="eastAsia"/>
+          <w:rFonts w:hint="eastAsia" w:eastAsia="黑体"/>
         </w:rPr>
         <w:t xml:space="preserve">上拉去抖后送</w:t>
       </w:r>
       <w:r>
+        <w:rPr>
+          <w:rFonts w:eastAsia="黑体"/>
+        </w:rPr>
         <w:t xml:space="preserve"> MCU </w:t>
       </w:r>
       <w:r>
         <w:rPr>
-          <w:rFonts w:hint="eastAsia"/>
+          <w:rFonts w:hint="eastAsia" w:eastAsia="黑体"/>
         </w:rPr>
         <w:t xml:space="preserve">正交解码计数”的增量位置组态（绝对式则由多位数字码直读角度）。</w:t>
       </w:r>
@@ -694,7 +801,7 @@
       </w:pPr>
       <w:r>
         <w:rPr>
-          <w:rFonts w:hint="eastAsia"/>
+          <w:rFonts w:hint="eastAsia" w:eastAsia="黑体"/>
         </w:rPr>
         <w:t xml:space="preserve">工作原理</w:t>
       </w:r>
@@ -705,34 +812,43 @@
       </w:pPr>
       <w:r>
         <w:rPr>
-          <w:rFonts w:hint="eastAsia"/>
+          <w:rFonts w:hint="eastAsia" w:eastAsia="黑体"/>
         </w:rPr>
         <w:t xml:space="preserve">增量编码器光栅转动时，A、B</w:t>
       </w:r>
       <w:r>
+        <w:rPr>
+          <w:rFonts w:eastAsia="黑体"/>
+        </w:rPr>
         <w:t xml:space="preserve"> </w:t>
       </w:r>
       <w:r>
         <w:rPr>
-          <w:rFonts w:hint="eastAsia"/>
+          <w:rFonts w:hint="eastAsia" w:eastAsia="黑体"/>
         </w:rPr>
         <w:t xml:space="preserve">两路输出相位差</w:t>
       </w:r>
       <w:r>
+        <w:rPr>
+          <w:rFonts w:eastAsia="黑体"/>
+        </w:rPr>
         <w:t xml:space="preserve"> 90° </w:t>
       </w:r>
       <w:r>
         <w:rPr>
-          <w:rFonts w:hint="eastAsia"/>
+          <w:rFonts w:hint="eastAsia" w:eastAsia="黑体"/>
         </w:rPr>
         <w:t xml:space="preserve">的脉冲；通过</w:t>
       </w:r>
       <w:r>
+        <w:rPr>
+          <w:rFonts w:eastAsia="黑体"/>
+        </w:rPr>
         <w:t xml:space="preserve"> A、B </w:t>
       </w:r>
       <w:r>
         <w:rPr>
-          <w:rFonts w:hint="eastAsia"/>
+          <w:rFonts w:hint="eastAsia" w:eastAsia="黑体"/>
         </w:rPr>
         <w:t xml:space="preserve">的先后关系判断转向，累计脉冲数得到转角。绝对式则输出与角度一一对应的多位码。</w:t>
       </w:r>
@@ -745,7 +861,7 @@
       </w:pPr>
       <w:r>
         <w:rPr>
-          <w:rFonts w:hint="eastAsia"/>
+          <w:rFonts w:hint="eastAsia" w:eastAsia="黑体"/>
         </w:rPr>
         <w:t xml:space="preserve">关键计算公式</w:t>
       </w:r>
@@ -759,7 +875,7 @@
       </w:pPr>
       <w:r>
         <w:rPr>
-          <w:rFonts w:hint="eastAsia"/>
+          <w:rFonts w:hint="eastAsia" w:eastAsia="黑体"/>
         </w:rPr>
         <w:t xml:space="preserve">角度与脉冲数关系：</w:t>
       </w:r>
@@ -825,7 +941,7 @@
       </w:pPr>
       <w:r>
         <w:rPr>
-          <w:rFonts w:hint="eastAsia"/>
+          <w:rFonts w:hint="eastAsia" w:eastAsia="黑体"/>
         </w:rPr>
         <w:t xml:space="preserve">转速与脉冲频率：</w:t>
       </w:r>
@@ -891,7 +1007,7 @@
       </w:pPr>
       <w:r>
         <w:rPr>
-          <w:rFonts w:hint="eastAsia"/>
+          <w:rFonts w:hint="eastAsia" w:eastAsia="黑体"/>
         </w:rPr>
         <w:t xml:space="preserve">分辨率（每脉冲对应角度）：</w:t>
       </w:r>
@@ -973,7 +1089,7 @@
             </w:pPr>
             <w:r>
               <w:rPr>
-                <w:rFonts w:hint="eastAsia"/>
+                <w:rFonts w:hint="eastAsia" w:eastAsia="黑体"/>
               </w:rPr>
               <w:t xml:space="preserve">符号</w:t>
             </w:r>
@@ -987,7 +1103,7 @@
             </w:pPr>
             <w:r>
               <w:rPr>
-                <w:rFonts w:hint="eastAsia"/>
+                <w:rFonts w:hint="eastAsia" w:eastAsia="黑体"/>
               </w:rPr>
               <w:t xml:space="preserve">含义</w:t>
             </w:r>
@@ -1001,7 +1117,7 @@
             </w:pPr>
             <w:r>
               <w:rPr>
-                <w:rFonts w:hint="eastAsia"/>
+                <w:rFonts w:hint="eastAsia" w:eastAsia="黑体"/>
               </w:rPr>
               <w:t xml:space="preserve">单位</w:t>
             </w:r>
@@ -1021,6 +1137,9 @@
               </m:r>
             </m:oMath>
             <w:r>
+              <w:rPr>
+                <w:rFonts w:eastAsia="黑体"/>
+              </w:rPr>
               <w:t xml:space="preserve">​</w:t>
             </w:r>
           </w:p>
@@ -1033,7 +1152,7 @@
             </w:pPr>
             <w:r>
               <w:rPr>
-                <w:rFonts w:hint="eastAsia"/>
+                <w:rFonts w:hint="eastAsia" w:eastAsia="黑体"/>
               </w:rPr>
               <w:t xml:space="preserve">转角</w:t>
             </w:r>
@@ -1046,6 +1165,9 @@
               <w:pStyle w:val="Compact"/>
             </w:pPr>
             <w:r>
+              <w:rPr>
+                <w:rFonts w:eastAsia="黑体"/>
+              </w:rPr>
               <w:t xml:space="preserve">rad</w:t>
             </w:r>
           </w:p>
@@ -1073,6 +1195,9 @@
               </m:sSub>
             </m:oMath>
             <w:r>
+              <w:rPr>
+                <w:rFonts w:eastAsia="黑体"/>
+              </w:rPr>
               <w:t xml:space="preserve">​</w:t>
             </w:r>
           </w:p>
@@ -1085,7 +1210,7 @@
             </w:pPr>
             <w:r>
               <w:rPr>
-                <w:rFonts w:hint="eastAsia"/>
+                <w:rFonts w:hint="eastAsia" w:eastAsia="黑体"/>
               </w:rPr>
               <w:t xml:space="preserve">累计脉冲数</w:t>
             </w:r>
@@ -1099,7 +1224,7 @@
             </w:pPr>
             <w:r>
               <w:rPr>
-                <w:rFonts w:hint="eastAsia"/>
+                <w:rFonts w:hint="eastAsia" w:eastAsia="黑体"/>
               </w:rPr>
               <w:t xml:space="preserve">无量纲</w:t>
             </w:r>
@@ -1119,6 +1244,9 @@
               </m:r>
             </m:oMath>
             <w:r>
+              <w:rPr>
+                <w:rFonts w:eastAsia="黑体"/>
+              </w:rPr>
               <w:t xml:space="preserve">​</w:t>
             </w:r>
           </w:p>
@@ -1131,7 +1259,7 @@
             </w:pPr>
             <w:r>
               <w:rPr>
-                <w:rFonts w:hint="eastAsia"/>
+                <w:rFonts w:hint="eastAsia" w:eastAsia="黑体"/>
               </w:rPr>
               <w:t xml:space="preserve">每转脉冲数（PPR）</w:t>
             </w:r>
@@ -1145,7 +1273,7 @@
             </w:pPr>
             <w:r>
               <w:rPr>
-                <w:rFonts w:hint="eastAsia"/>
+                <w:rFonts w:hint="eastAsia" w:eastAsia="黑体"/>
               </w:rPr>
               <w:t xml:space="preserve">1/转</w:t>
             </w:r>
@@ -1174,6 +1302,9 @@
               </m:sSub>
             </m:oMath>
             <w:r>
+              <w:rPr>
+                <w:rFonts w:eastAsia="黑体"/>
+              </w:rPr>
               <w:t xml:space="preserve">​</w:t>
             </w:r>
           </w:p>
@@ -1186,7 +1317,7 @@
             </w:pPr>
             <w:r>
               <w:rPr>
-                <w:rFonts w:hint="eastAsia"/>
+                <w:rFonts w:hint="eastAsia" w:eastAsia="黑体"/>
               </w:rPr>
               <w:t xml:space="preserve">脉冲频率</w:t>
             </w:r>
@@ -1199,6 +1330,9 @@
               <w:pStyle w:val="Compact"/>
             </w:pPr>
             <w:r>
+              <w:rPr>
+                <w:rFonts w:eastAsia="黑体"/>
+              </w:rPr>
               <w:t xml:space="preserve">Hz</w:t>
             </w:r>
           </w:p>
@@ -1217,6 +1351,9 @@
               </m:r>
             </m:oMath>
             <w:r>
+              <w:rPr>
+                <w:rFonts w:eastAsia="黑体"/>
+              </w:rPr>
               <w:t xml:space="preserve">​</w:t>
             </w:r>
           </w:p>
@@ -1229,7 +1366,7 @@
             </w:pPr>
             <w:r>
               <w:rPr>
-                <w:rFonts w:hint="eastAsia"/>
+                <w:rFonts w:hint="eastAsia" w:eastAsia="黑体"/>
               </w:rPr>
               <w:t xml:space="preserve">转速</w:t>
             </w:r>
@@ -1242,6 +1379,9 @@
               <w:pStyle w:val="Compact"/>
             </w:pPr>
             <w:r>
+              <w:rPr>
+                <w:rFonts w:eastAsia="黑体"/>
+              </w:rPr>
               <w:t xml:space="preserve">r/min</w:t>
             </w:r>
           </w:p>
@@ -1256,7 +1396,7 @@
       </w:pPr>
       <w:r>
         <w:rPr>
-          <w:rFonts w:hint="eastAsia"/>
+          <w:rFonts w:hint="eastAsia" w:eastAsia="黑体"/>
         </w:rPr>
         <w:t xml:space="preserve">元件调整影响</w:t>
       </w:r>
@@ -1271,7 +1411,7 @@
       </w:pPr>
       <w:r>
         <w:rPr>
-          <w:rFonts w:hint="eastAsia"/>
+          <w:rFonts w:hint="eastAsia" w:eastAsia="黑体"/>
           <w:b/>
           <w:bCs/>
         </w:rPr>
@@ -1279,6 +1419,7 @@
       </w:r>
       <w:r>
         <w:rPr>
+          <w:rFonts w:eastAsia="黑体"/>
           <w:b/>
           <w:bCs/>
         </w:rPr>
@@ -1291,6 +1432,7 @@
       </m:oMath>
       <w:r>
         <w:rPr>
+          <w:rFonts w:eastAsia="黑体"/>
           <w:b/>
           <w:bCs/>
         </w:rPr>
@@ -1298,25 +1440,34 @@
       </w:r>
       <w:r>
         <w:rPr>
-          <w:rFonts w:hint="eastAsia"/>
+          <w:rFonts w:hint="eastAsia" w:eastAsia="黑体"/>
           <w:b/>
           <w:bCs/>
         </w:rPr>
         <w:t xml:space="preserve">增大</w:t>
       </w:r>
       <w:r>
+        <w:rPr>
+          <w:rFonts w:eastAsia="黑体"/>
+        </w:rPr>
         <w:t xml:space="preserve"> </w:t>
       </w:r>
       <w:r>
+        <w:rPr>
+          <w:rFonts w:eastAsia="黑体"/>
+        </w:rPr>
         <w:t xml:space="preserve">→ </w:t>
       </w:r>
       <w:r>
         <w:rPr>
-          <w:rFonts w:hint="eastAsia"/>
+          <w:rFonts w:hint="eastAsia" w:eastAsia="黑体"/>
         </w:rPr>
         <w:t xml:space="preserve">角度分辨率</w:t>
       </w:r>
       <w:r>
+        <w:rPr>
+          <w:rFonts w:eastAsia="黑体"/>
+        </w:rPr>
         <w:t xml:space="preserve"> </w:t>
       </w:r>
       <m:oMath>
@@ -1331,11 +1482,14 @@
         </m:r>
       </m:oMath>
       <w:r>
+        <w:rPr>
+          <w:rFonts w:eastAsia="黑体"/>
+        </w:rPr>
         <w:t xml:space="preserve"> </w:t>
       </w:r>
       <w:r>
         <w:rPr>
-          <w:rFonts w:hint="eastAsia"/>
+          <w:rFonts w:hint="eastAsia" w:eastAsia="黑体"/>
         </w:rPr>
         <w:t xml:space="preserve">提高。</w:t>
       </w:r>
@@ -1350,21 +1504,27 @@
       </w:pPr>
       <w:r>
         <w:rPr>
-          <w:rFonts w:hint="eastAsia"/>
+          <w:rFonts w:hint="eastAsia" w:eastAsia="黑体"/>
           <w:b/>
           <w:bCs/>
         </w:rPr>
         <w:t xml:space="preserve">上拉电阻减小</w:t>
       </w:r>
       <w:r>
+        <w:rPr>
+          <w:rFonts w:eastAsia="黑体"/>
+        </w:rPr>
         <w:t xml:space="preserve"> </w:t>
       </w:r>
       <w:r>
+        <w:rPr>
+          <w:rFonts w:eastAsia="黑体"/>
+        </w:rPr>
         <w:t xml:space="preserve">→ </w:t>
       </w:r>
       <w:r>
         <w:rPr>
-          <w:rFonts w:hint="eastAsia"/>
+          <w:rFonts w:hint="eastAsia" w:eastAsia="黑体"/>
         </w:rPr>
         <w:t xml:space="preserve">波形边沿更陡、抗干扰强，但功耗增大。</w:t>
       </w:r>
@@ -1379,21 +1539,27 @@
       </w:pPr>
       <w:r>
         <w:rPr>
-          <w:rFonts w:hint="eastAsia"/>
+          <w:rFonts w:hint="eastAsia" w:eastAsia="黑体"/>
           <w:b/>
           <w:bCs/>
         </w:rPr>
         <w:t xml:space="preserve">滤波电容增大</w:t>
       </w:r>
       <w:r>
+        <w:rPr>
+          <w:rFonts w:eastAsia="黑体"/>
+        </w:rPr>
         <w:t xml:space="preserve"> </w:t>
       </w:r>
       <w:r>
+        <w:rPr>
+          <w:rFonts w:eastAsia="黑体"/>
+        </w:rPr>
         <w:t xml:space="preserve">→ </w:t>
       </w:r>
       <w:r>
         <w:rPr>
-          <w:rFonts w:hint="eastAsia"/>
+          <w:rFonts w:hint="eastAsia" w:eastAsia="黑体"/>
         </w:rPr>
         <w:t xml:space="preserve">去抖效果好，但会限制最高可测脉冲频率。</w:t>
       </w:r>
@@ -1408,6 +1574,7 @@
       </w:pPr>
       <w:r>
         <w:rPr>
+          <w:rFonts w:eastAsia="黑体"/>
           <w:b/>
           <w:bCs/>
         </w:rPr>
@@ -1415,21 +1582,27 @@
       </w:r>
       <w:r>
         <w:rPr>
-          <w:rFonts w:hint="eastAsia"/>
+          <w:rFonts w:hint="eastAsia" w:eastAsia="黑体"/>
           <w:b/>
           <w:bCs/>
         </w:rPr>
         <w:t xml:space="preserve">定时器分频降低（计数频率提高）</w:t>
       </w:r>
       <w:r>
+        <w:rPr>
+          <w:rFonts w:eastAsia="黑体"/>
+        </w:rPr>
         <w:t xml:space="preserve"> </w:t>
       </w:r>
       <w:r>
+        <w:rPr>
+          <w:rFonts w:eastAsia="黑体"/>
+        </w:rPr>
         <w:t xml:space="preserve">→ </w:t>
       </w:r>
       <w:r>
         <w:rPr>
-          <w:rFonts w:hint="eastAsia"/>
+          <w:rFonts w:hint="eastAsia" w:eastAsia="黑体"/>
         </w:rPr>
         <w:t xml:space="preserve">可测最高转速提高。</w:t>
       </w:r>
@@ -1442,7 +1615,7 @@
       </w:pPr>
       <w:r>
         <w:rPr>
-          <w:rFonts w:hint="eastAsia"/>
+          <w:rFonts w:hint="eastAsia" w:eastAsia="黑体"/>
         </w:rPr>
         <w:t xml:space="preserve">典型参数示例</w:t>
       </w:r>
@@ -1470,15 +1643,21 @@
         </m:r>
       </m:oMath>
       <w:r>
+        <w:rPr>
+          <w:rFonts w:eastAsia="黑体"/>
+        </w:rPr>
         <w:t xml:space="preserve"> </w:t>
       </w:r>
       <w:r>
         <w:rPr>
-          <w:rFonts w:hint="eastAsia"/>
+          <w:rFonts w:hint="eastAsia" w:eastAsia="黑体"/>
         </w:rPr>
         <w:t xml:space="preserve">的编码器，累计</w:t>
       </w:r>
       <w:r>
+        <w:rPr>
+          <w:rFonts w:eastAsia="黑体"/>
+        </w:rPr>
         <w:t xml:space="preserve"> </w:t>
       </w:r>
       <m:oMath>
@@ -1505,11 +1684,14 @@
         </m:r>
       </m:oMath>
       <w:r>
+        <w:rPr>
+          <w:rFonts w:eastAsia="黑体"/>
+        </w:rPr>
         <w:t xml:space="preserve"> </w:t>
       </w:r>
       <w:r>
         <w:rPr>
-          <w:rFonts w:hint="eastAsia"/>
+          <w:rFonts w:hint="eastAsia" w:eastAsia="黑体"/>
         </w:rPr>
         <w:t xml:space="preserve">个脉冲：</w:t>
       </w:r>
@@ -1584,7 +1766,7 @@
       </m:oMath>
       <w:r>
         <w:rPr>
-          <w:rFonts w:hint="eastAsia"/>
+          <w:rFonts w:hint="eastAsia" w:eastAsia="黑体"/>
         </w:rPr>
         <w:t xml:space="preserve">（90°）。</w:t>
       </w:r>
@@ -1599,11 +1781,14 @@
       </w:pPr>
       <w:r>
         <w:rPr>
-          <w:rFonts w:hint="eastAsia"/>
+          <w:rFonts w:hint="eastAsia" w:eastAsia="黑体"/>
         </w:rPr>
         <w:t xml:space="preserve">转速</w:t>
       </w:r>
       <w:r>
+        <w:rPr>
+          <w:rFonts w:eastAsia="黑体"/>
+        </w:rPr>
         <w:t xml:space="preserve"> </w:t>
       </w:r>
       <m:oMath>
@@ -1631,6 +1816,9 @@
         </m:r>
       </m:oMath>
       <w:r>
+        <w:rPr>
+          <w:rFonts w:eastAsia="黑体"/>
+        </w:rPr>
         <w:t xml:space="preserve">、</w:t>
       </w:r>
       <m:oMath>
@@ -1649,11 +1837,14 @@
       </m:oMath>
       <w:r>
         <w:rPr>
-          <w:rFonts w:hint="eastAsia"/>
+          <w:rFonts w:hint="eastAsia" w:eastAsia="黑体"/>
         </w:rPr>
         <w:t xml:space="preserve">：脉冲频率</w:t>
       </w:r>
       <w:r>
+        <w:rPr>
+          <w:rFonts w:eastAsia="黑体"/>
+        </w:rPr>
         <w:t xml:space="preserve"> </w:t>
       </w:r>
       <m:oMath>
@@ -1739,6 +1930,9 @@
         </m:r>
       </m:oMath>
       <w:r>
+        <w:rPr>
+          <w:rFonts w:eastAsia="黑体"/>
+        </w:rPr>
         <w:t xml:space="preserve">。</w:t>
       </w:r>
     </w:p>
@@ -1750,7 +1944,7 @@
       </w:pPr>
       <w:r>
         <w:rPr>
-          <w:rFonts w:hint="eastAsia"/>
+          <w:rFonts w:hint="eastAsia" w:eastAsia="黑体"/>
         </w:rPr>
         <w:t xml:space="preserve">常见器件型号</w:t>
       </w:r>
@@ -1765,11 +1959,14 @@
       </w:pPr>
       <w:r>
         <w:rPr>
-          <w:rFonts w:hint="eastAsia"/>
+          <w:rFonts w:hint="eastAsia" w:eastAsia="黑体"/>
         </w:rPr>
         <w:t xml:space="preserve">增量编码器：EC11（旋转开关型）、Omron</w:t>
       </w:r>
       <w:r>
+        <w:rPr>
+          <w:rFonts w:eastAsia="黑体"/>
+        </w:rPr>
         <w:t xml:space="preserve"> E6B2、Autonics E40S。</w:t>
       </w:r>
     </w:p>
@@ -1783,7 +1980,7 @@
       </w:pPr>
       <w:r>
         <w:rPr>
-          <w:rFonts w:hint="eastAsia"/>
+          <w:rFonts w:hint="eastAsia" w:eastAsia="黑体"/>
         </w:rPr>
         <w:t xml:space="preserve">光电编码器：常用：按需选型。</w:t>
       </w:r>
@@ -1796,7 +1993,7 @@
       </w:pPr>
       <w:r>
         <w:rPr>
-          <w:rFonts w:hint="eastAsia"/>
+          <w:rFonts w:hint="eastAsia" w:eastAsia="黑体"/>
         </w:rPr>
         <w:t xml:space="preserve">注意事项</w:t>
       </w:r>
@@ -1810,11 +2007,14 @@
         </w:numPr>
       </w:pPr>
       <w:r>
+        <w:rPr>
+          <w:rFonts w:eastAsia="黑体"/>
+        </w:rPr>
         <w:t xml:space="preserve">A、B </w:t>
       </w:r>
       <w:r>
         <w:rPr>
-          <w:rFonts w:hint="eastAsia"/>
+          <w:rFonts w:hint="eastAsia" w:eastAsia="黑体"/>
         </w:rPr>
         <w:t xml:space="preserve">两相需正交解码方可判向，仅计单相脉冲无法区分正反转。</w:t>
       </w:r>
@@ -1829,16 +2029,19 @@
       </w:pPr>
       <w:r>
         <w:rPr>
-          <w:rFonts w:hint="eastAsia"/>
+          <w:rFonts w:hint="eastAsia" w:eastAsia="黑体"/>
         </w:rPr>
         <w:t xml:space="preserve">机械触点型编码器（如</w:t>
       </w:r>
       <w:r>
+        <w:rPr>
+          <w:rFonts w:eastAsia="黑体"/>
+        </w:rPr>
         <w:t xml:space="preserve"> </w:t>
       </w:r>
       <w:r>
         <w:rPr>
-          <w:rFonts w:hint="eastAsia"/>
+          <w:rFonts w:hint="eastAsia" w:eastAsia="黑体"/>
         </w:rPr>
         <w:t xml:space="preserve">EC11）需消抖，否则计数会多跳。</w:t>
       </w:r>
@@ -1853,7 +2056,7 @@
       </w:pPr>
       <w:r>
         <w:rPr>
-          <w:rFonts w:hint="eastAsia"/>
+          <w:rFonts w:hint="eastAsia" w:eastAsia="黑体"/>
         </w:rPr>
         <w:t xml:space="preserve">高速时注意计数频率上限与边沿上升时间，必要时用硬件正交计数器。</w:t>
       </w:r>
@@ -1866,7 +2069,7 @@
       </w:pPr>
       <w:r>
         <w:rPr>
-          <w:rFonts w:hint="eastAsia"/>
+          <w:rFonts w:hint="eastAsia" w:eastAsia="黑体"/>
         </w:rPr>
         <w:t xml:space="preserve">参考资料</w:t>
       </w:r>
@@ -1880,6 +2083,9 @@
         </w:numPr>
       </w:pPr>
       <w:r>
+        <w:rPr>
+          <w:rFonts w:eastAsia="黑体"/>
+        </w:rPr>
         <w:t xml:space="preserve">Wikipedia: Rotary encoder / Incremental encoder。</w:t>
       </w:r>
     </w:p>
@@ -1893,7 +2099,7 @@
       </w:pPr>
       <w:r>
         <w:rPr>
-          <w:rFonts w:hint="eastAsia"/>
+          <w:rFonts w:hint="eastAsia" w:eastAsia="黑体"/>
         </w:rPr>
         <w:t xml:space="preserve">《传感器与检测技术》教材。</w:t>
       </w:r>
@@ -1907,11 +2113,14 @@
         </w:numPr>
       </w:pPr>
       <w:r>
+        <w:rPr>
+          <w:rFonts w:eastAsia="黑体"/>
+        </w:rPr>
         <w:t xml:space="preserve">Omron E6B2 </w:t>
       </w:r>
       <w:r>
         <w:rPr>
-          <w:rFonts w:hint="eastAsia"/>
+          <w:rFonts w:hint="eastAsia" w:eastAsia="黑体"/>
         </w:rPr>
         <w:t xml:space="preserve">数据手册。</w:t>
       </w:r>
@@ -1925,11 +2134,11 @@
       </w:pPr>
       <w:r>
         <w:rPr>
-          <w:rFonts w:ascii="Times New Roman" w:hAnsi="Times New Roman"/>
+          <w:rFonts w:ascii="Times New Roman" w:hAnsi="Times New Roman" w:eastAsia="黑体"/>
           <w:color w:val="555555"/>
           <w:sz w:val="21"/>
         </w:rPr>
-        <w:t>材料收集者：杜文杰</w:t>
+        <w:t>材料收集者：杜文杰，WX手机：19519196569，QQ:3478827729</w:t>
       </w:r>
     </w:p>
     <w:sectPr>
@@ -1949,7 +2158,7 @@
 </file>
 
 <file path=word/footer1.xml><?xml version="1.0" encoding="utf-8"?>
-<w:ftr xmlns:m="http://schemas.openxmlformats.org/officeDocument/2006/math" xmlns:mc="http://schemas.openxmlformats.org/markup-compatibility/2006" xmlns:mo="http://schemas.microsoft.com/office/mac/office/2008/main" xmlns:mv="urn:schemas-microsoft-com:mac:vml" xmlns:o="urn:schemas-microsoft-com:office:office" xmlns:r="http://schemas.openxmlformats.org/officeDocument/2006/relationships" xmlns:v="urn:schemas-microsoft-com:vml" xmlns:w10="urn:schemas-microsoft-com:office:word" xmlns:w14="http://schemas.microsoft.com/office/word/2010/wordml" xmlns:w="http://schemas.openxmlformats.org/wordprocessingml/2006/main" xmlns:wne="http://schemas.microsoft.com/office/word/2006/wordml" xmlns:wp14="http://schemas.microsoft.com/office/word/2010/wordprocessingDrawing" xmlns:wp="http://schemas.openxmlformats.org/drawingml/2006/wordprocessingDrawing" xmlns:wpc="http://schemas.microsoft.com/office/word/2010/wordprocessingCanvas" xmlns:wpg="http://schemas.microsoft.com/office/word/2010/wordprocessingGroup" xmlns:wpi="http://schemas.microsoft.com/office/word/2010/wordprocessingInk" xmlns:wps="http://schemas.microsoft.com/office/word/2010/wordprocessingShape" mc:Ignorable="w14 wp14">
+<w:ftr xmlns:mc="http://schemas.openxmlformats.org/markup-compatibility/2006" xmlns:w="http://schemas.openxmlformats.org/wordprocessingml/2006/main" xmlns:m="http://schemas.openxmlformats.org/officeDocument/2006/math" xmlns:mo="http://schemas.microsoft.com/office/mac/office/2008/main" xmlns:mv="urn:schemas-microsoft-com:mac:vml" xmlns:o="urn:schemas-microsoft-com:office:office" xmlns:r="http://schemas.openxmlformats.org/officeDocument/2006/relationships" xmlns:v="urn:schemas-microsoft-com:vml" xmlns:w10="urn:schemas-microsoft-com:office:word" xmlns:w14="http://schemas.microsoft.com/office/word/2010/wordml" xmlns:wne="http://schemas.microsoft.com/office/word/2006/wordml" xmlns:wp14="http://schemas.microsoft.com/office/word/2010/wordprocessingDrawing" xmlns:wp="http://schemas.openxmlformats.org/drawingml/2006/wordprocessingDrawing" xmlns:wpc="http://schemas.microsoft.com/office/word/2010/wordprocessingCanvas" xmlns:wpg="http://schemas.microsoft.com/office/word/2010/wordprocessingGroup" xmlns:wpi="http://schemas.microsoft.com/office/word/2010/wordprocessingInk" xmlns:wps="http://schemas.microsoft.com/office/word/2010/wordprocessingShape" mc:Ignorable="w14 wp14">
   <w:p>
     <w:pPr>
       <w:pStyle w:val="Footer"/>
@@ -1957,12 +2166,14 @@
     </w:pPr>
     <w:r>
       <w:rPr>
+        <w:rFonts w:eastAsia="黑体"/>
         <w:sz w:val="18"/>
       </w:rPr>
       <w:t xml:space="preserve">第 </w:t>
     </w:r>
     <w:r>
       <w:rPr>
+        <w:rFonts w:eastAsia="黑体"/>
         <w:sz w:val="18"/>
       </w:rPr>
       <w:fldChar w:fldCharType="begin"/>
@@ -1971,6 +2182,7 @@
     </w:r>
     <w:r>
       <w:rPr>
+        <w:rFonts w:eastAsia="黑体"/>
         <w:sz w:val="18"/>
       </w:rPr>
       <w:t xml:space="preserve"> 页</w:t>
@@ -1984,6 +2196,9 @@
   <w:footnote w:type="continuationSeparator" w:id="0">
     <w:p>
       <w:r>
+        <w:rPr>
+          <w:rFonts w:eastAsia="黑体"/>
+        </w:rPr>
         <w:continuationSeparator/>
       </w:r>
     </w:p>
@@ -1991,6 +2206,9 @@
   <w:footnote w:type="separator" w:id="-1">
     <w:p>
       <w:r>
+        <w:rPr>
+          <w:rFonts w:eastAsia="黑体"/>
+        </w:rPr>
         <w:separator/>
       </w:r>
     </w:p>
@@ -1999,7 +2217,7 @@
 </file>
 
 <file path=word/header1.xml><?xml version="1.0" encoding="utf-8"?>
-<w:hdr xmlns:m="http://schemas.openxmlformats.org/officeDocument/2006/math" xmlns:mc="http://schemas.openxmlformats.org/markup-compatibility/2006" xmlns:mo="http://schemas.microsoft.com/office/mac/office/2008/main" xmlns:mv="urn:schemas-microsoft-com:mac:vml" xmlns:o="urn:schemas-microsoft-com:office:office" xmlns:r="http://schemas.openxmlformats.org/officeDocument/2006/relationships" xmlns:v="urn:schemas-microsoft-com:vml" xmlns:w10="urn:schemas-microsoft-com:office:word" xmlns:w14="http://schemas.microsoft.com/office/word/2010/wordml" xmlns:w="http://schemas.openxmlformats.org/wordprocessingml/2006/main" xmlns:wne="http://schemas.microsoft.com/office/word/2006/wordml" xmlns:wp14="http://schemas.microsoft.com/office/word/2010/wordprocessingDrawing" xmlns:wp="http://schemas.openxmlformats.org/drawingml/2006/wordprocessingDrawing" xmlns:wpc="http://schemas.microsoft.com/office/word/2010/wordprocessingCanvas" xmlns:wpg="http://schemas.microsoft.com/office/word/2010/wordprocessingGroup" xmlns:wpi="http://schemas.microsoft.com/office/word/2010/wordprocessingInk" xmlns:wps="http://schemas.microsoft.com/office/word/2010/wordprocessingShape" mc:Ignorable="w14 wp14">
+<w:hdr xmlns:mc="http://schemas.openxmlformats.org/markup-compatibility/2006" xmlns:w="http://schemas.openxmlformats.org/wordprocessingml/2006/main" xmlns:m="http://schemas.openxmlformats.org/officeDocument/2006/math" xmlns:mo="http://schemas.microsoft.com/office/mac/office/2008/main" xmlns:mv="urn:schemas-microsoft-com:mac:vml" xmlns:o="urn:schemas-microsoft-com:office:office" xmlns:r="http://schemas.openxmlformats.org/officeDocument/2006/relationships" xmlns:v="urn:schemas-microsoft-com:vml" xmlns:w10="urn:schemas-microsoft-com:office:word" xmlns:w14="http://schemas.microsoft.com/office/word/2010/wordml" xmlns:wne="http://schemas.microsoft.com/office/word/2006/wordml" xmlns:wp14="http://schemas.microsoft.com/office/word/2010/wordprocessingDrawing" xmlns:wp="http://schemas.openxmlformats.org/drawingml/2006/wordprocessingDrawing" xmlns:wpc="http://schemas.microsoft.com/office/word/2010/wordprocessingCanvas" xmlns:wpg="http://schemas.microsoft.com/office/word/2010/wordprocessingGroup" xmlns:wpi="http://schemas.microsoft.com/office/word/2010/wordprocessingInk" xmlns:wps="http://schemas.microsoft.com/office/word/2010/wordprocessingShape" mc:Ignorable="w14 wp14">
   <w:p>
     <w:pPr>
       <w:pStyle w:val="Header"/>
@@ -2007,7 +2225,7 @@
     </w:pPr>
     <w:r>
       <w:rPr>
-        <w:rFonts w:ascii="Times New Roman" w:hAnsi="Times New Roman"/>
+        <w:rFonts w:ascii="Times New Roman" w:hAnsi="Times New Roman" w:eastAsia="黑体"/>
         <w:sz w:val="18"/>
         <w:rFonts w:eastAsia="黑体"/>
         <w:rFonts w:eastAsia="黑体"/>
@@ -2019,7 +2237,7 @@
 </file>
 
 <file path=word/numbering.xml><?xml version="1.0" encoding="utf-8"?>
-<w:numbering xmlns:m="http://schemas.openxmlformats.org/officeDocument/2006/math" xmlns:mc="http://schemas.openxmlformats.org/markup-compatibility/2006" xmlns:mo="http://schemas.microsoft.com/office/mac/office/2008/main" xmlns:mv="urn:schemas-microsoft-com:mac:vml" xmlns:o="urn:schemas-microsoft-com:office:office" xmlns:r="http://schemas.openxmlformats.org/officeDocument/2006/relationships" xmlns:v="urn:schemas-microsoft-com:vml" xmlns:w="http://schemas.openxmlformats.org/wordprocessingml/2006/main" xmlns:w10="urn:schemas-microsoft-com:office:word" xmlns:w14="http://schemas.microsoft.com/office/word/2010/wordml" xmlns:wne="http://schemas.microsoft.com/office/word/2006/wordml" xmlns:wp="http://schemas.openxmlformats.org/drawingml/2006/wordprocessingDrawing" xmlns:wp14="http://schemas.microsoft.com/office/word/2010/wordprocessingDrawing" xmlns:wpc="http://schemas.microsoft.com/office/word/2010/wordprocessingCanvas" xmlns:wpg="http://schemas.microsoft.com/office/word/2010/wordprocessingGroup" xmlns:wpi="http://schemas.microsoft.com/office/word/2010/wordprocessingInk" xmlns:wps="http://schemas.microsoft.com/office/word/2010/wordprocessingShape" mc:Ignorable="w14 wp14">
+<w:numbering xmlns:mc="http://schemas.openxmlformats.org/markup-compatibility/2006" xmlns:w="http://schemas.openxmlformats.org/wordprocessingml/2006/main" xmlns:m="http://schemas.openxmlformats.org/officeDocument/2006/math" xmlns:mo="http://schemas.microsoft.com/office/mac/office/2008/main" xmlns:mv="urn:schemas-microsoft-com:mac:vml" xmlns:o="urn:schemas-microsoft-com:office:office" xmlns:r="http://schemas.openxmlformats.org/officeDocument/2006/relationships" xmlns:v="urn:schemas-microsoft-com:vml" xmlns:w10="urn:schemas-microsoft-com:office:word" xmlns:w14="http://schemas.microsoft.com/office/word/2010/wordml" xmlns:wne="http://schemas.microsoft.com/office/word/2006/wordml" xmlns:wp="http://schemas.openxmlformats.org/drawingml/2006/wordprocessingDrawing" xmlns:wp14="http://schemas.microsoft.com/office/word/2010/wordprocessingDrawing" xmlns:wpc="http://schemas.microsoft.com/office/word/2010/wordprocessingCanvas" xmlns:wpg="http://schemas.microsoft.com/office/word/2010/wordprocessingGroup" xmlns:wpi="http://schemas.microsoft.com/office/word/2010/wordprocessingInk" xmlns:wps="http://schemas.microsoft.com/office/word/2010/wordprocessingShape" mc:Ignorable="w14 wp14">
   <w:abstractNum w:abstractNumId="0">
     <w:nsid w:val="FFFFFF7C"/>
     <w:multiLevelType w:val="singleLevel"/>
@@ -2106,7 +2324,7 @@
         <w:ind w:hanging="360" w:left="1440"/>
       </w:pPr>
       <w:rPr>
-        <w:rFonts w:ascii="Symbol" w:hAnsi="Symbol" w:hint="default"/>
+        <w:rFonts w:ascii="Symbol" w:hAnsi="Symbol" w:hint="default" w:eastAsia="黑体"/>
       </w:rPr>
     </w:lvl>
   </w:abstractNum>
@@ -2127,7 +2345,7 @@
         <w:ind w:hanging="360" w:left="1080"/>
       </w:pPr>
       <w:rPr>
-        <w:rFonts w:ascii="Symbol" w:hAnsi="Symbol" w:hint="default"/>
+        <w:rFonts w:ascii="Symbol" w:hAnsi="Symbol" w:hint="default" w:eastAsia="黑体"/>
       </w:rPr>
     </w:lvl>
   </w:abstractNum>
@@ -2148,7 +2366,7 @@
         <w:ind w:hanging="360" w:left="720"/>
       </w:pPr>
       <w:rPr>
-        <w:rFonts w:ascii="Symbol" w:hAnsi="Symbol" w:hint="default"/>
+        <w:rFonts w:ascii="Symbol" w:hAnsi="Symbol" w:hint="default" w:eastAsia="黑体"/>
       </w:rPr>
     </w:lvl>
   </w:abstractNum>
@@ -2187,7 +2405,7 @@
         <w:ind w:hanging="360" w:left="360"/>
       </w:pPr>
       <w:rPr>
-        <w:rFonts w:ascii="Symbol" w:hAnsi="Symbol" w:hint="default"/>
+        <w:rFonts w:ascii="Symbol" w:hAnsi="Symbol" w:hint="default" w:eastAsia="黑体"/>
       </w:rPr>
     </w:lvl>
   </w:abstractNum>
@@ -2278,7 +2496,7 @@
         <w:ind w:left="720" w:hanging="360"/>
       </w:pPr>
       <w:rPr>
-        <w:rFonts w:ascii="Symbol" w:hAnsi="Symbol" w:cs="Symbol" w:hint="default"/>
+        <w:rFonts w:ascii="Symbol" w:hAnsi="Symbol" w:cs="Symbol" w:hint="default" w:eastAsia="黑体"/>
       </w:rPr>
     </w:lvl>
     <w:lvl w:ilvl="1">
@@ -2289,7 +2507,7 @@
         <w:ind w:left="1440" w:hanging="360"/>
       </w:pPr>
       <w:rPr>
-        <w:rFonts w:ascii="Courier New" w:hAnsi="Courier New" w:cs="Courier New" w:hint="default"/>
+        <w:rFonts w:ascii="Courier New" w:hAnsi="Courier New" w:cs="Courier New" w:hint="default" w:eastAsia="黑体"/>
       </w:rPr>
     </w:lvl>
     <w:lvl w:ilvl="2">
@@ -2300,7 +2518,7 @@
         <w:ind w:left="2160" w:hanging="360"/>
       </w:pPr>
       <w:rPr>
-        <w:rFonts w:ascii="Wingdings" w:hAnsi="Wingdings" w:cs="Wingdings" w:hint="default"/>
+        <w:rFonts w:ascii="Wingdings" w:hAnsi="Wingdings" w:cs="Wingdings" w:hint="default" w:eastAsia="黑体"/>
       </w:rPr>
     </w:lvl>
     <w:lvl w:ilvl="3">
@@ -2311,7 +2529,7 @@
         <w:ind w:left="2880" w:hanging="360"/>
       </w:pPr>
       <w:rPr>
-        <w:rFonts w:ascii="Symbol" w:hAnsi="Symbol" w:cs="Symbol" w:hint="default"/>
+        <w:rFonts w:ascii="Symbol" w:hAnsi="Symbol" w:cs="Symbol" w:hint="default" w:eastAsia="黑体"/>
       </w:rPr>
     </w:lvl>
     <w:lvl w:ilvl="4">
@@ -2322,7 +2540,7 @@
         <w:ind w:left="3600" w:hanging="360"/>
       </w:pPr>
       <w:rPr>
-        <w:rFonts w:ascii="Courier New" w:hAnsi="Courier New" w:cs="Courier New" w:hint="default"/>
+        <w:rFonts w:ascii="Courier New" w:hAnsi="Courier New" w:cs="Courier New" w:hint="default" w:eastAsia="黑体"/>
       </w:rPr>
     </w:lvl>
     <w:lvl w:ilvl="5">
@@ -2333,7 +2551,7 @@
         <w:ind w:left="4320" w:hanging="360"/>
       </w:pPr>
       <w:rPr>
-        <w:rFonts w:ascii="Wingdings" w:hAnsi="Wingdings" w:cs="Wingdings" w:hint="default"/>
+        <w:rFonts w:ascii="Wingdings" w:hAnsi="Wingdings" w:cs="Wingdings" w:hint="default" w:eastAsia="黑体"/>
       </w:rPr>
     </w:lvl>
     <w:lvl w:ilvl="6">
@@ -2344,7 +2562,7 @@
         <w:ind w:left="5040" w:hanging="360"/>
       </w:pPr>
       <w:rPr>
-        <w:rFonts w:ascii="Symbol" w:hAnsi="Symbol" w:cs="Symbol" w:hint="default"/>
+        <w:rFonts w:ascii="Symbol" w:hAnsi="Symbol" w:cs="Symbol" w:hint="default" w:eastAsia="黑体"/>
       </w:rPr>
     </w:lvl>
     <w:lvl w:ilvl="7">
@@ -2355,7 +2573,7 @@
         <w:ind w:left="5760" w:hanging="360"/>
       </w:pPr>
       <w:rPr>
-        <w:rFonts w:ascii="Courier New" w:hAnsi="Courier New" w:cs="Courier New" w:hint="default"/>
+        <w:rFonts w:ascii="Courier New" w:hAnsi="Courier New" w:cs="Courier New" w:hint="default" w:eastAsia="黑体"/>
       </w:rPr>
     </w:lvl>
     <w:lvl w:ilvl="8">
@@ -2366,7 +2584,7 @@
         <w:ind w:left="6480" w:hanging="360"/>
       </w:pPr>
       <w:rPr>
-        <w:rFonts w:ascii="Wingdings" w:hAnsi="Wingdings" w:cs="Wingdings" w:hint="default"/>
+        <w:rFonts w:ascii="Wingdings" w:hAnsi="Wingdings" w:cs="Wingdings" w:hint="default" w:eastAsia="黑体"/>
       </w:rPr>
     </w:lvl>
   </w:abstractNum>
@@ -2422,11 +2640,11 @@
 </file>
 
 <file path=word/styles.xml><?xml version="1.0" encoding="utf-8"?>
-<w:styles xmlns:mc="http://schemas.openxmlformats.org/markup-compatibility/2006" xmlns:r="http://schemas.openxmlformats.org/officeDocument/2006/relationships" xmlns:w="http://schemas.openxmlformats.org/wordprocessingml/2006/main" xmlns:w14="http://schemas.microsoft.com/office/word/2010/wordml" mc:Ignorable="w14">
+<w:styles xmlns:mc="http://schemas.openxmlformats.org/markup-compatibility/2006" xmlns:w="http://schemas.openxmlformats.org/wordprocessingml/2006/main" xmlns:r="http://schemas.openxmlformats.org/officeDocument/2006/relationships" xmlns:w14="http://schemas.microsoft.com/office/word/2010/wordml" mc:Ignorable="w14">
   <w:docDefaults>
     <w:rPrDefault>
       <w:rPr>
-        <w:rFonts w:asciiTheme="minorHAnsi" w:cstheme="minorBidi" w:eastAsiaTheme="minorEastAsia" w:hAnsiTheme="minorHAnsi"/>
+        <w:rFonts w:asciiTheme="minorHAnsi" w:cstheme="minorBidi" w:hAnsiTheme="minorHAnsi" w:eastAsia="黑体"/>
         <w:sz w:val="22"/>
         <w:szCs w:val="22"/>
         <w:lang w:bidi="ar-SA" w:eastAsia="en-US" w:val="en-US"/>
@@ -2648,7 +2866,7 @@
       <w:outlineLvl w:val="0"/>
     </w:pPr>
     <w:rPr>
-      <w:rFonts w:ascii="Times New Roman" w:asciiTheme="majorHAnsi" w:cstheme="majorBidi" w:eastAsia="黑体" w:eastAsiaTheme="majorEastAsia" w:hAnsi="Times New Roman" w:hAnsiTheme="majorHAnsi"/>
+      <w:rFonts w:ascii="Times New Roman" w:asciiTheme="majorHAnsi" w:cstheme="majorBidi" w:eastAsia="黑体" w:hAnsi="Times New Roman" w:hAnsiTheme="majorHAnsi"/>
       <w:b/>
       <w:bCs/>
       <w:color w:val="1F3864"/>
@@ -2672,7 +2890,7 @@
       <w:outlineLvl w:val="1"/>
     </w:pPr>
     <w:rPr>
-      <w:rFonts w:ascii="Times New Roman" w:asciiTheme="majorHAnsi" w:cstheme="majorBidi" w:eastAsia="黑体" w:eastAsiaTheme="majorEastAsia" w:hAnsi="Times New Roman" w:hAnsiTheme="majorHAnsi"/>
+      <w:rFonts w:ascii="Times New Roman" w:asciiTheme="majorHAnsi" w:cstheme="majorBidi" w:eastAsia="黑体" w:hAnsi="Times New Roman" w:hAnsiTheme="majorHAnsi"/>
       <w:b/>
       <w:bCs/>
       <w:color w:val="2E4E7E"/>
@@ -2696,7 +2914,7 @@
       <w:outlineLvl w:val="2"/>
     </w:pPr>
     <w:rPr>
-      <w:rFonts w:ascii="Times New Roman" w:asciiTheme="majorHAnsi" w:cstheme="majorBidi" w:eastAsia="黑体" w:eastAsiaTheme="majorEastAsia" w:hAnsi="Times New Roman" w:hAnsiTheme="majorHAnsi"/>
+      <w:rFonts w:ascii="Times New Roman" w:asciiTheme="majorHAnsi" w:cstheme="majorBidi" w:eastAsia="黑体" w:hAnsi="Times New Roman" w:hAnsiTheme="majorHAnsi"/>
       <w:b/>
       <w:bCs/>
       <w:color w:val="2E4E7E"/>
@@ -2720,7 +2938,7 @@
       <w:outlineLvl w:val="3"/>
     </w:pPr>
     <w:rPr>
-      <w:rFonts w:ascii="Times New Roman" w:asciiTheme="majorHAnsi" w:cstheme="majorBidi" w:eastAsia="黑体" w:eastAsiaTheme="majorEastAsia" w:hAnsi="Times New Roman" w:hAnsiTheme="majorHAnsi"/>
+      <w:rFonts w:ascii="Times New Roman" w:asciiTheme="majorHAnsi" w:cstheme="majorBidi" w:eastAsia="黑体" w:hAnsi="Times New Roman" w:hAnsiTheme="majorHAnsi"/>
       <w:b/>
       <w:bCs/>
       <w:i/>
@@ -2746,7 +2964,7 @@
       <w:outlineLvl w:val="4"/>
     </w:pPr>
     <w:rPr>
-      <w:rFonts w:ascii="Times New Roman" w:asciiTheme="majorHAnsi" w:cstheme="majorBidi" w:eastAsia="黑体" w:eastAsiaTheme="majorEastAsia" w:hAnsi="Times New Roman" w:hAnsiTheme="majorHAnsi"/>
+      <w:rFonts w:ascii="Times New Roman" w:asciiTheme="majorHAnsi" w:cstheme="majorBidi" w:eastAsia="黑体" w:hAnsi="Times New Roman" w:hAnsiTheme="majorHAnsi"/>
       <w:b/>
       <w:color w:val="333333"/>
       <w:sz w:val="22"/>
@@ -2769,7 +2987,7 @@
       <w:outlineLvl w:val="5"/>
     </w:pPr>
     <w:rPr>
-      <w:rFonts w:asciiTheme="majorHAnsi" w:cstheme="majorBidi" w:eastAsiaTheme="majorEastAsia" w:hAnsiTheme="majorHAnsi"/>
+      <w:rFonts w:asciiTheme="majorHAnsi" w:cstheme="majorBidi" w:hAnsiTheme="majorHAnsi" w:eastAsia="黑体"/>
       <w:i/>
       <w:iCs/>
       <w:color w:themeColor="accent1" w:themeShade="7F" w:val="243F60"/>
@@ -2792,7 +3010,7 @@
       <w:outlineLvl w:val="6"/>
     </w:pPr>
     <w:rPr>
-      <w:rFonts w:asciiTheme="majorHAnsi" w:cstheme="majorBidi" w:eastAsiaTheme="majorEastAsia" w:hAnsiTheme="majorHAnsi"/>
+      <w:rFonts w:asciiTheme="majorHAnsi" w:cstheme="majorBidi" w:hAnsiTheme="majorHAnsi" w:eastAsia="黑体"/>
       <w:i/>
       <w:iCs/>
       <w:color w:themeColor="text1" w:themeTint="BF" w:val="404040"/>
@@ -2815,7 +3033,7 @@
       <w:outlineLvl w:val="7"/>
     </w:pPr>
     <w:rPr>
-      <w:rFonts w:asciiTheme="majorHAnsi" w:cstheme="majorBidi" w:eastAsiaTheme="majorEastAsia" w:hAnsiTheme="majorHAnsi"/>
+      <w:rFonts w:asciiTheme="majorHAnsi" w:cstheme="majorBidi" w:hAnsiTheme="majorHAnsi" w:eastAsia="黑体"/>
       <w:color w:themeColor="accent1" w:val="4F81BD"/>
       <w:sz w:val="20"/>
       <w:szCs w:val="20"/>
@@ -2838,7 +3056,7 @@
       <w:outlineLvl w:val="8"/>
     </w:pPr>
     <w:rPr>
-      <w:rFonts w:asciiTheme="majorHAnsi" w:cstheme="majorBidi" w:eastAsiaTheme="majorEastAsia" w:hAnsiTheme="majorHAnsi"/>
+      <w:rFonts w:asciiTheme="majorHAnsi" w:cstheme="majorBidi" w:hAnsiTheme="majorHAnsi" w:eastAsia="黑体"/>
       <w:i/>
       <w:iCs/>
       <w:color w:themeColor="text1" w:themeTint="BF" w:val="404040"/>
@@ -2889,7 +3107,7 @@
     <w:uiPriority w:val="9"/>
     <w:rsid w:val="00FC693F"/>
     <w:rPr>
-      <w:rFonts w:asciiTheme="majorHAnsi" w:cstheme="majorBidi" w:eastAsiaTheme="majorEastAsia" w:hAnsiTheme="majorHAnsi"/>
+      <w:rFonts w:asciiTheme="majorHAnsi" w:cstheme="majorBidi" w:hAnsiTheme="majorHAnsi" w:eastAsia="黑体"/>
       <w:b/>
       <w:bCs/>
       <w:color w:themeColor="accent1" w:themeShade="BF" w:val="365F91"/>
@@ -2904,7 +3122,7 @@
     <w:uiPriority w:val="9"/>
     <w:rsid w:val="00FC693F"/>
     <w:rPr>
-      <w:rFonts w:asciiTheme="majorHAnsi" w:cstheme="majorBidi" w:eastAsiaTheme="majorEastAsia" w:hAnsiTheme="majorHAnsi"/>
+      <w:rFonts w:asciiTheme="majorHAnsi" w:cstheme="majorBidi" w:hAnsiTheme="majorHAnsi" w:eastAsia="黑体"/>
       <w:b/>
       <w:bCs/>
       <w:color w:themeColor="accent1" w:val="4F81BD"/>
@@ -2919,7 +3137,7 @@
     <w:uiPriority w:val="9"/>
     <w:rsid w:val="00FC693F"/>
     <w:rPr>
-      <w:rFonts w:asciiTheme="majorHAnsi" w:cstheme="majorBidi" w:eastAsiaTheme="majorEastAsia" w:hAnsiTheme="majorHAnsi"/>
+      <w:rFonts w:asciiTheme="majorHAnsi" w:cstheme="majorBidi" w:hAnsiTheme="majorHAnsi" w:eastAsia="黑体"/>
       <w:b/>
       <w:bCs/>
       <w:color w:themeColor="accent1" w:val="4F81BD"/>
@@ -2942,7 +3160,7 @@
       <w:contextualSpacing/>
     </w:pPr>
     <w:rPr>
-      <w:rFonts w:ascii="Times New Roman" w:asciiTheme="majorHAnsi" w:cstheme="majorBidi" w:eastAsia="黑体" w:eastAsiaTheme="majorEastAsia" w:hAnsi="Times New Roman" w:hAnsiTheme="majorHAnsi"/>
+      <w:rFonts w:ascii="Times New Roman" w:asciiTheme="majorHAnsi" w:cstheme="majorBidi" w:eastAsia="黑体" w:hAnsi="Times New Roman" w:hAnsiTheme="majorHAnsi"/>
       <w:b/>
       <w:color w:val="1F3864"/>
       <w:spacing w:val="5"/>
@@ -2958,7 +3176,7 @@
     <w:uiPriority w:val="10"/>
     <w:rsid w:val="00FC693F"/>
     <w:rPr>
-      <w:rFonts w:asciiTheme="majorHAnsi" w:cstheme="majorBidi" w:eastAsiaTheme="majorEastAsia" w:hAnsiTheme="majorHAnsi"/>
+      <w:rFonts w:asciiTheme="majorHAnsi" w:cstheme="majorBidi" w:hAnsiTheme="majorHAnsi" w:eastAsia="黑体"/>
       <w:color w:themeColor="text2" w:themeShade="BF" w:val="17365D"/>
       <w:spacing w:val="5"/>
       <w:kern w:val="28"/>
@@ -2980,7 +3198,7 @@
       </w:numPr>
     </w:pPr>
     <w:rPr>
-      <w:rFonts w:asciiTheme="majorHAnsi" w:cstheme="majorBidi" w:eastAsiaTheme="majorEastAsia" w:hAnsiTheme="majorHAnsi"/>
+      <w:rFonts w:asciiTheme="majorHAnsi" w:cstheme="majorBidi" w:hAnsiTheme="majorHAnsi" w:eastAsia="黑体"/>
       <w:i/>
       <w:iCs/>
       <w:color w:themeColor="accent1" w:val="4F81BD"/>
@@ -2996,7 +3214,7 @@
     <w:uiPriority w:val="11"/>
     <w:rsid w:val="00FC693F"/>
     <w:rPr>
-      <w:rFonts w:asciiTheme="majorHAnsi" w:cstheme="majorBidi" w:eastAsiaTheme="majorEastAsia" w:hAnsiTheme="majorHAnsi"/>
+      <w:rFonts w:asciiTheme="majorHAnsi" w:cstheme="majorBidi" w:hAnsiTheme="majorHAnsi" w:eastAsia="黑体"/>
       <w:i/>
       <w:iCs/>
       <w:color w:themeColor="accent1" w:val="4F81BD"/>
@@ -3063,6 +3281,7 @@
       <w:spacing w:after="120"/>
     </w:pPr>
     <w:rPr>
+      <w:rFonts w:eastAsia="黑体"/>
       <w:sz w:val="16"/>
       <w:szCs w:val="16"/>
     </w:rPr>
@@ -3074,6 +3293,7 @@
     <w:uiPriority w:val="99"/>
     <w:rsid w:val="00AA1D8D"/>
     <w:rPr>
+      <w:rFonts w:eastAsia="黑体"/>
       <w:sz w:val="16"/>
       <w:szCs w:val="16"/>
     </w:rPr>
@@ -3243,7 +3463,7 @@
       </w:tabs>
     </w:pPr>
     <w:rPr>
-      <w:rFonts w:ascii="Courier" w:hAnsi="Courier"/>
+      <w:rFonts w:ascii="Courier" w:hAnsi="Courier" w:eastAsia="黑体"/>
       <w:sz w:val="20"/>
       <w:szCs w:val="20"/>
     </w:rPr>
@@ -3255,7 +3475,7 @@
     <w:uiPriority w:val="99"/>
     <w:rsid w:val="0029639D"/>
     <w:rPr>
-      <w:rFonts w:ascii="Courier" w:hAnsi="Courier"/>
+      <w:rFonts w:ascii="Courier" w:hAnsi="Courier" w:eastAsia="黑体"/>
       <w:sz w:val="20"/>
       <w:szCs w:val="20"/>
     </w:rPr>
@@ -3291,6 +3511,7 @@
     <w:uiPriority w:val="29"/>
     <w:rsid w:val="00FC693F"/>
     <w:rPr>
+      <w:rFonts w:eastAsia="黑体"/>
       <w:i/>
       <w:iCs/>
       <w:color w:themeColor="text1" w:val="000000"/>
@@ -3304,7 +3525,7 @@
     <w:semiHidden/>
     <w:rsid w:val="00FC693F"/>
     <w:rPr>
-      <w:rFonts w:asciiTheme="majorHAnsi" w:cstheme="majorBidi" w:eastAsiaTheme="majorEastAsia" w:hAnsiTheme="majorHAnsi"/>
+      <w:rFonts w:asciiTheme="majorHAnsi" w:cstheme="majorBidi" w:hAnsiTheme="majorHAnsi" w:eastAsia="黑体"/>
       <w:b/>
       <w:bCs/>
       <w:i/>
@@ -3320,7 +3541,7 @@
     <w:semiHidden/>
     <w:rsid w:val="00FC693F"/>
     <w:rPr>
-      <w:rFonts w:asciiTheme="majorHAnsi" w:cstheme="majorBidi" w:eastAsiaTheme="majorEastAsia" w:hAnsiTheme="majorHAnsi"/>
+      <w:rFonts w:asciiTheme="majorHAnsi" w:cstheme="majorBidi" w:hAnsiTheme="majorHAnsi" w:eastAsia="黑体"/>
       <w:color w:themeColor="accent1" w:themeShade="7F" w:val="243F60"/>
     </w:rPr>
   </w:style>
@@ -3332,7 +3553,7 @@
     <w:semiHidden/>
     <w:rsid w:val="00FC693F"/>
     <w:rPr>
-      <w:rFonts w:asciiTheme="majorHAnsi" w:cstheme="majorBidi" w:eastAsiaTheme="majorEastAsia" w:hAnsiTheme="majorHAnsi"/>
+      <w:rFonts w:asciiTheme="majorHAnsi" w:cstheme="majorBidi" w:hAnsiTheme="majorHAnsi" w:eastAsia="黑体"/>
       <w:i/>
       <w:iCs/>
       <w:color w:themeColor="accent1" w:themeShade="7F" w:val="243F60"/>
@@ -3346,7 +3567,7 @@
     <w:semiHidden/>
     <w:rsid w:val="00FC693F"/>
     <w:rPr>
-      <w:rFonts w:asciiTheme="majorHAnsi" w:cstheme="majorBidi" w:eastAsiaTheme="majorEastAsia" w:hAnsiTheme="majorHAnsi"/>
+      <w:rFonts w:asciiTheme="majorHAnsi" w:cstheme="majorBidi" w:hAnsiTheme="majorHAnsi" w:eastAsia="黑体"/>
       <w:i/>
       <w:iCs/>
       <w:color w:themeColor="text1" w:themeTint="BF" w:val="404040"/>
@@ -3360,7 +3581,7 @@
     <w:semiHidden/>
     <w:rsid w:val="00FC693F"/>
     <w:rPr>
-      <w:rFonts w:asciiTheme="majorHAnsi" w:cstheme="majorBidi" w:eastAsiaTheme="majorEastAsia" w:hAnsiTheme="majorHAnsi"/>
+      <w:rFonts w:asciiTheme="majorHAnsi" w:cstheme="majorBidi" w:hAnsiTheme="majorHAnsi" w:eastAsia="黑体"/>
       <w:color w:themeColor="accent1" w:val="4F81BD"/>
       <w:sz w:val="20"/>
       <w:szCs w:val="20"/>
@@ -3374,7 +3595,7 @@
     <w:semiHidden/>
     <w:rsid w:val="00FC693F"/>
     <w:rPr>
-      <w:rFonts w:asciiTheme="majorHAnsi" w:cstheme="majorBidi" w:eastAsiaTheme="majorEastAsia" w:hAnsiTheme="majorHAnsi"/>
+      <w:rFonts w:asciiTheme="majorHAnsi" w:cstheme="majorBidi" w:hAnsiTheme="majorHAnsi" w:eastAsia="黑体"/>
       <w:i/>
       <w:iCs/>
       <w:color w:themeColor="text1" w:themeTint="BF" w:val="404040"/>
@@ -3395,6 +3616,7 @@
       <w:spacing w:line="240" w:lineRule="auto"/>
     </w:pPr>
     <w:rPr>
+      <w:rFonts w:eastAsia="黑体"/>
       <w:b/>
       <w:bCs/>
       <w:color w:themeColor="accent1" w:val="4F81BD"/>
@@ -3409,6 +3631,7 @@
     <w:qFormat/>
     <w:rsid w:val="00FC693F"/>
     <w:rPr>
+      <w:rFonts w:eastAsia="黑体"/>
       <w:b/>
       <w:bCs/>
     </w:rPr>
@@ -3420,6 +3643,7 @@
     <w:qFormat/>
     <w:rsid w:val="00FC693F"/>
     <w:rPr>
+      <w:rFonts w:eastAsia="黑体"/>
       <w:i/>
       <w:iCs/>
     </w:rPr>
@@ -3440,6 +3664,7 @@
       <w:ind w:left="936" w:right="936"/>
     </w:pPr>
     <w:rPr>
+      <w:rFonts w:eastAsia="黑体"/>
       <w:b/>
       <w:bCs/>
       <w:i/>
@@ -3454,6 +3679,7 @@
     <w:uiPriority w:val="30"/>
     <w:rsid w:val="00FC693F"/>
     <w:rPr>
+      <w:rFonts w:eastAsia="黑体"/>
       <w:b/>
       <w:bCs/>
       <w:i/>
@@ -3468,6 +3694,7 @@
     <w:qFormat/>
     <w:rsid w:val="00FC693F"/>
     <w:rPr>
+      <w:rFonts w:eastAsia="黑体"/>
       <w:i/>
       <w:iCs/>
       <w:color w:themeColor="text1" w:themeTint="7F" w:val="808080"/>
@@ -3480,6 +3707,7 @@
     <w:qFormat/>
     <w:rsid w:val="00FC693F"/>
     <w:rPr>
+      <w:rFonts w:eastAsia="黑体"/>
       <w:b/>
       <w:bCs/>
       <w:i/>
@@ -3494,6 +3722,7 @@
     <w:qFormat/>
     <w:rsid w:val="00FC693F"/>
     <w:rPr>
+      <w:rFonts w:eastAsia="黑体"/>
       <w:smallCaps/>
       <w:color w:themeColor="accent2" w:val="C0504D"/>
       <w:u w:val="single"/>
@@ -3506,6 +3735,7 @@
     <w:qFormat/>
     <w:rsid w:val="00FC693F"/>
     <w:rPr>
+      <w:rFonts w:eastAsia="黑体"/>
       <w:b/>
       <w:bCs/>
       <w:smallCaps/>
@@ -3521,6 +3751,7 @@
     <w:qFormat/>
     <w:rsid w:val="00FC693F"/>
     <w:rPr>
+      <w:rFonts w:eastAsia="黑体"/>
       <w:b/>
       <w:bCs/>
       <w:smallCaps/>
@@ -3575,6 +3806,7 @@
       <w:spacing w:after="0" w:line="240" w:lineRule="auto"/>
     </w:pPr>
     <w:rPr>
+      <w:rFonts w:eastAsia="黑体"/>
       <w:color w:themeColor="text1" w:themeShade="BF" w:val="000000"/>
     </w:rPr>
     <w:tblPr>
@@ -3597,6 +3829,7 @@
         <w:spacing w:after="0" w:before="0" w:line="240" w:lineRule="auto"/>
       </w:pPr>
       <w:rPr>
+        <w:rFonts w:eastAsia="黑体"/>
         <w:b/>
         <w:bCs/>
       </w:rPr>
@@ -3617,6 +3850,7 @@
         <w:spacing w:after="0" w:before="0" w:line="240" w:lineRule="auto"/>
       </w:pPr>
       <w:rPr>
+        <w:rFonts w:eastAsia="黑体"/>
         <w:b/>
         <w:bCs/>
       </w:rPr>
@@ -3634,12 +3868,14 @@
     </w:tblStylePr>
     <w:tblStylePr w:type="firstCol">
       <w:rPr>
+        <w:rFonts w:eastAsia="黑体"/>
         <w:b/>
         <w:bCs/>
       </w:rPr>
     </w:tblStylePr>
     <w:tblStylePr w:type="lastCol">
       <w:rPr>
+        <w:rFonts w:eastAsia="黑体"/>
         <w:b/>
         <w:bCs/>
       </w:rPr>
@@ -3678,6 +3914,7 @@
       <w:spacing w:after="0" w:line="240" w:lineRule="auto"/>
     </w:pPr>
     <w:rPr>
+      <w:rFonts w:eastAsia="黑体"/>
       <w:color w:themeColor="accent1" w:themeShade="BF" w:val="365F91"/>
     </w:rPr>
     <w:tblPr>
@@ -3700,6 +3937,7 @@
         <w:spacing w:after="0" w:before="0" w:line="240" w:lineRule="auto"/>
       </w:pPr>
       <w:rPr>
+        <w:rFonts w:eastAsia="黑体"/>
         <w:b/>
         <w:bCs/>
       </w:rPr>
@@ -3720,6 +3958,7 @@
         <w:spacing w:after="0" w:before="0" w:line="240" w:lineRule="auto"/>
       </w:pPr>
       <w:rPr>
+        <w:rFonts w:eastAsia="黑体"/>
         <w:b/>
         <w:bCs/>
       </w:rPr>
@@ -3737,12 +3976,14 @@
     </w:tblStylePr>
     <w:tblStylePr w:type="firstCol">
       <w:rPr>
+        <w:rFonts w:eastAsia="黑体"/>
         <w:b/>
         <w:bCs/>
       </w:rPr>
     </w:tblStylePr>
     <w:tblStylePr w:type="lastCol">
       <w:rPr>
+        <w:rFonts w:eastAsia="黑体"/>
         <w:b/>
         <w:bCs/>
       </w:rPr>
@@ -3781,6 +4022,7 @@
       <w:spacing w:after="0" w:line="240" w:lineRule="auto"/>
     </w:pPr>
     <w:rPr>
+      <w:rFonts w:eastAsia="黑体"/>
       <w:color w:themeColor="accent2" w:themeShade="BF" w:val="943634"/>
     </w:rPr>
     <w:tblPr>
@@ -3803,6 +4045,7 @@
         <w:spacing w:after="0" w:before="0" w:line="240" w:lineRule="auto"/>
       </w:pPr>
       <w:rPr>
+        <w:rFonts w:eastAsia="黑体"/>
         <w:b/>
         <w:bCs/>
       </w:rPr>
@@ -3823,6 +4066,7 @@
         <w:spacing w:after="0" w:before="0" w:line="240" w:lineRule="auto"/>
       </w:pPr>
       <w:rPr>
+        <w:rFonts w:eastAsia="黑体"/>
         <w:b/>
         <w:bCs/>
       </w:rPr>
@@ -3840,12 +4084,14 @@
     </w:tblStylePr>
     <w:tblStylePr w:type="firstCol">
       <w:rPr>
+        <w:rFonts w:eastAsia="黑体"/>
         <w:b/>
         <w:bCs/>
       </w:rPr>
     </w:tblStylePr>
     <w:tblStylePr w:type="lastCol">
       <w:rPr>
+        <w:rFonts w:eastAsia="黑体"/>
         <w:b/>
         <w:bCs/>
       </w:rPr>
@@ -3884,6 +4130,7 @@
       <w:spacing w:after="0" w:line="240" w:lineRule="auto"/>
     </w:pPr>
     <w:rPr>
+      <w:rFonts w:eastAsia="黑体"/>
       <w:color w:themeColor="accent3" w:themeShade="BF" w:val="76923C"/>
     </w:rPr>
     <w:tblPr>
@@ -3906,6 +4153,7 @@
         <w:spacing w:after="0" w:before="0" w:line="240" w:lineRule="auto"/>
       </w:pPr>
       <w:rPr>
+        <w:rFonts w:eastAsia="黑体"/>
         <w:b/>
         <w:bCs/>
       </w:rPr>
@@ -3926,6 +4174,7 @@
         <w:spacing w:after="0" w:before="0" w:line="240" w:lineRule="auto"/>
       </w:pPr>
       <w:rPr>
+        <w:rFonts w:eastAsia="黑体"/>
         <w:b/>
         <w:bCs/>
       </w:rPr>
@@ -3943,12 +4192,14 @@
     </w:tblStylePr>
     <w:tblStylePr w:type="firstCol">
       <w:rPr>
+        <w:rFonts w:eastAsia="黑体"/>
         <w:b/>
         <w:bCs/>
       </w:rPr>
     </w:tblStylePr>
     <w:tblStylePr w:type="lastCol">
       <w:rPr>
+        <w:rFonts w:eastAsia="黑体"/>
         <w:b/>
         <w:bCs/>
       </w:rPr>
@@ -3987,6 +4238,7 @@
       <w:spacing w:after="0" w:line="240" w:lineRule="auto"/>
     </w:pPr>
     <w:rPr>
+      <w:rFonts w:eastAsia="黑体"/>
       <w:color w:themeColor="accent4" w:themeShade="BF" w:val="5F497A"/>
     </w:rPr>
     <w:tblPr>
@@ -4009,6 +4261,7 @@
         <w:spacing w:after="0" w:before="0" w:line="240" w:lineRule="auto"/>
       </w:pPr>
       <w:rPr>
+        <w:rFonts w:eastAsia="黑体"/>
         <w:b/>
         <w:bCs/>
       </w:rPr>
@@ -4029,6 +4282,7 @@
         <w:spacing w:after="0" w:before="0" w:line="240" w:lineRule="auto"/>
       </w:pPr>
       <w:rPr>
+        <w:rFonts w:eastAsia="黑体"/>
         <w:b/>
         <w:bCs/>
       </w:rPr>
@@ -4046,12 +4300,14 @@
     </w:tblStylePr>
     <w:tblStylePr w:type="firstCol">
       <w:rPr>
+        <w:rFonts w:eastAsia="黑体"/>
         <w:b/>
         <w:bCs/>
       </w:rPr>
     </w:tblStylePr>
     <w:tblStylePr w:type="lastCol">
       <w:rPr>
+        <w:rFonts w:eastAsia="黑体"/>
         <w:b/>
         <w:bCs/>
       </w:rPr>
@@ -4090,6 +4346,7 @@
       <w:spacing w:after="0" w:line="240" w:lineRule="auto"/>
     </w:pPr>
     <w:rPr>
+      <w:rFonts w:eastAsia="黑体"/>
       <w:color w:themeColor="accent5" w:themeShade="BF" w:val="31849B"/>
     </w:rPr>
     <w:tblPr>
@@ -4112,6 +4369,7 @@
         <w:spacing w:after="0" w:before="0" w:line="240" w:lineRule="auto"/>
       </w:pPr>
       <w:rPr>
+        <w:rFonts w:eastAsia="黑体"/>
         <w:b/>
         <w:bCs/>
       </w:rPr>
@@ -4132,6 +4390,7 @@
         <w:spacing w:after="0" w:before="0" w:line="240" w:lineRule="auto"/>
       </w:pPr>
       <w:rPr>
+        <w:rFonts w:eastAsia="黑体"/>
         <w:b/>
         <w:bCs/>
       </w:rPr>
@@ -4149,12 +4408,14 @@
     </w:tblStylePr>
     <w:tblStylePr w:type="firstCol">
       <w:rPr>
+        <w:rFonts w:eastAsia="黑体"/>
         <w:b/>
         <w:bCs/>
       </w:rPr>
     </w:tblStylePr>
     <w:tblStylePr w:type="lastCol">
       <w:rPr>
+        <w:rFonts w:eastAsia="黑体"/>
         <w:b/>
         <w:bCs/>
       </w:rPr>
@@ -4193,6 +4454,7 @@
       <w:spacing w:after="0" w:line="240" w:lineRule="auto"/>
     </w:pPr>
     <w:rPr>
+      <w:rFonts w:eastAsia="黑体"/>
       <w:color w:themeColor="accent6" w:themeShade="BF" w:val="E36C0A"/>
     </w:rPr>
     <w:tblPr>
@@ -4215,6 +4477,7 @@
         <w:spacing w:after="0" w:before="0" w:line="240" w:lineRule="auto"/>
       </w:pPr>
       <w:rPr>
+        <w:rFonts w:eastAsia="黑体"/>
         <w:b/>
         <w:bCs/>
       </w:rPr>
@@ -4235,6 +4498,7 @@
         <w:spacing w:after="0" w:before="0" w:line="240" w:lineRule="auto"/>
       </w:pPr>
       <w:rPr>
+        <w:rFonts w:eastAsia="黑体"/>
         <w:b/>
         <w:bCs/>
       </w:rPr>
@@ -4252,12 +4516,14 @@
     </w:tblStylePr>
     <w:tblStylePr w:type="firstCol">
       <w:rPr>
+        <w:rFonts w:eastAsia="黑体"/>
         <w:b/>
         <w:bCs/>
       </w:rPr>
     </w:tblStylePr>
     <w:tblStylePr w:type="lastCol">
       <w:rPr>
+        <w:rFonts w:eastAsia="黑体"/>
         <w:b/>
         <w:bCs/>
       </w:rPr>
@@ -4317,6 +4583,7 @@
         <w:spacing w:after="0" w:before="0" w:line="240" w:lineRule="auto"/>
       </w:pPr>
       <w:rPr>
+        <w:rFonts w:eastAsia="黑体"/>
         <w:b/>
         <w:bCs/>
         <w:color w:themeColor="background1" w:val="FFFFFF"/>
@@ -4331,6 +4598,7 @@
         <w:spacing w:after="0" w:before="0" w:line="240" w:lineRule="auto"/>
       </w:pPr>
       <w:rPr>
+        <w:rFonts w:eastAsia="黑体"/>
         <w:b/>
         <w:bCs/>
       </w:rPr>
@@ -4346,12 +4614,14 @@
     </w:tblStylePr>
     <w:tblStylePr w:type="firstCol">
       <w:rPr>
+        <w:rFonts w:eastAsia="黑体"/>
         <w:b/>
         <w:bCs/>
       </w:rPr>
     </w:tblStylePr>
     <w:tblStylePr w:type="lastCol">
       <w:rPr>
+        <w:rFonts w:eastAsia="黑体"/>
         <w:b/>
         <w:bCs/>
       </w:rPr>
@@ -4409,6 +4679,7 @@
         <w:spacing w:after="0" w:before="0" w:line="240" w:lineRule="auto"/>
       </w:pPr>
       <w:rPr>
+        <w:rFonts w:eastAsia="黑体"/>
         <w:b/>
         <w:bCs/>
         <w:color w:themeColor="background1" w:val="FFFFFF"/>
@@ -4423,6 +4694,7 @@
         <w:spacing w:after="0" w:before="0" w:line="240" w:lineRule="auto"/>
       </w:pPr>
       <w:rPr>
+        <w:rFonts w:eastAsia="黑体"/>
         <w:b/>
         <w:bCs/>
       </w:rPr>
@@ -4438,12 +4710,14 @@
     </w:tblStylePr>
     <w:tblStylePr w:type="firstCol">
       <w:rPr>
+        <w:rFonts w:eastAsia="黑体"/>
         <w:b/>
         <w:bCs/>
       </w:rPr>
     </w:tblStylePr>
     <w:tblStylePr w:type="lastCol">
       <w:rPr>
+        <w:rFonts w:eastAsia="黑体"/>
         <w:b/>
         <w:bCs/>
       </w:rPr>
@@ -4501,6 +4775,7 @@
         <w:spacing w:after="0" w:before="0" w:line="240" w:lineRule="auto"/>
       </w:pPr>
       <w:rPr>
+        <w:rFonts w:eastAsia="黑体"/>
         <w:b/>
         <w:bCs/>
         <w:color w:themeColor="background1" w:val="FFFFFF"/>
@@ -4515,6 +4790,7 @@
         <w:spacing w:after="0" w:before="0" w:line="240" w:lineRule="auto"/>
       </w:pPr>
       <w:rPr>
+        <w:rFonts w:eastAsia="黑体"/>
         <w:b/>
         <w:bCs/>
       </w:rPr>
@@ -4530,12 +4806,14 @@
     </w:tblStylePr>
     <w:tblStylePr w:type="firstCol">
       <w:rPr>
+        <w:rFonts w:eastAsia="黑体"/>
         <w:b/>
         <w:bCs/>
       </w:rPr>
     </w:tblStylePr>
     <w:tblStylePr w:type="lastCol">
       <w:rPr>
+        <w:rFonts w:eastAsia="黑体"/>
         <w:b/>
         <w:bCs/>
       </w:rPr>
@@ -4593,6 +4871,7 @@
         <w:spacing w:after="0" w:before="0" w:line="240" w:lineRule="auto"/>
       </w:pPr>
       <w:rPr>
+        <w:rFonts w:eastAsia="黑体"/>
         <w:b/>
         <w:bCs/>
         <w:color w:themeColor="background1" w:val="FFFFFF"/>
@@ -4607,6 +4886,7 @@
         <w:spacing w:after="0" w:before="0" w:line="240" w:lineRule="auto"/>
       </w:pPr>
       <w:rPr>
+        <w:rFonts w:eastAsia="黑体"/>
         <w:b/>
         <w:bCs/>
       </w:rPr>
@@ -4622,12 +4902,14 @@
     </w:tblStylePr>
     <w:tblStylePr w:type="firstCol">
       <w:rPr>
+        <w:rFonts w:eastAsia="黑体"/>
         <w:b/>
         <w:bCs/>
       </w:rPr>
     </w:tblStylePr>
     <w:tblStylePr w:type="lastCol">
       <w:rPr>
+        <w:rFonts w:eastAsia="黑体"/>
         <w:b/>
         <w:bCs/>
       </w:rPr>
@@ -4685,6 +4967,7 @@
         <w:spacing w:after="0" w:before="0" w:line="240" w:lineRule="auto"/>
       </w:pPr>
       <w:rPr>
+        <w:rFonts w:eastAsia="黑体"/>
         <w:b/>
         <w:bCs/>
         <w:color w:themeColor="background1" w:val="FFFFFF"/>
@@ -4699,6 +4982,7 @@
         <w:spacing w:after="0" w:before="0" w:line="240" w:lineRule="auto"/>
       </w:pPr>
       <w:rPr>
+        <w:rFonts w:eastAsia="黑体"/>
         <w:b/>
         <w:bCs/>
       </w:rPr>
@@ -4714,12 +4998,14 @@
     </w:tblStylePr>
     <w:tblStylePr w:type="firstCol">
       <w:rPr>
+        <w:rFonts w:eastAsia="黑体"/>
         <w:b/>
         <w:bCs/>
       </w:rPr>
     </w:tblStylePr>
     <w:tblStylePr w:type="lastCol">
       <w:rPr>
+        <w:rFonts w:eastAsia="黑体"/>
         <w:b/>
         <w:bCs/>
       </w:rPr>
@@ -4777,6 +5063,7 @@
         <w:spacing w:after="0" w:before="0" w:line="240" w:lineRule="auto"/>
       </w:pPr>
       <w:rPr>
+        <w:rFonts w:eastAsia="黑体"/>
         <w:b/>
         <w:bCs/>
         <w:color w:themeColor="background1" w:val="FFFFFF"/>
@@ -4791,6 +5078,7 @@
         <w:spacing w:after="0" w:before="0" w:line="240" w:lineRule="auto"/>
       </w:pPr>
       <w:rPr>
+        <w:rFonts w:eastAsia="黑体"/>
         <w:b/>
         <w:bCs/>
       </w:rPr>
@@ -4806,12 +5094,14 @@
     </w:tblStylePr>
     <w:tblStylePr w:type="firstCol">
       <w:rPr>
+        <w:rFonts w:eastAsia="黑体"/>
         <w:b/>
         <w:bCs/>
       </w:rPr>
     </w:tblStylePr>
     <w:tblStylePr w:type="lastCol">
       <w:rPr>
+        <w:rFonts w:eastAsia="黑体"/>
         <w:b/>
         <w:bCs/>
       </w:rPr>
@@ -4869,6 +5159,7 @@
         <w:spacing w:after="0" w:before="0" w:line="240" w:lineRule="auto"/>
       </w:pPr>
       <w:rPr>
+        <w:rFonts w:eastAsia="黑体"/>
         <w:b/>
         <w:bCs/>
         <w:color w:themeColor="background1" w:val="FFFFFF"/>
@@ -4883,6 +5174,7 @@
         <w:spacing w:after="0" w:before="0" w:line="240" w:lineRule="auto"/>
       </w:pPr>
       <w:rPr>
+        <w:rFonts w:eastAsia="黑体"/>
         <w:b/>
         <w:bCs/>
       </w:rPr>
@@ -4898,12 +5190,14 @@
     </w:tblStylePr>
     <w:tblStylePr w:type="firstCol">
       <w:rPr>
+        <w:rFonts w:eastAsia="黑体"/>
         <w:b/>
         <w:bCs/>
       </w:rPr>
     </w:tblStylePr>
     <w:tblStylePr w:type="lastCol">
       <w:rPr>
+        <w:rFonts w:eastAsia="黑体"/>
         <w:b/>
         <w:bCs/>
       </w:rPr>
@@ -4963,7 +5257,7 @@
         <w:spacing w:after="0" w:before="0" w:line="240" w:lineRule="auto"/>
       </w:pPr>
       <w:rPr>
-        <w:rFonts w:asciiTheme="majorHAnsi" w:cstheme="majorBidi" w:eastAsiaTheme="majorEastAsia" w:hAnsiTheme="majorHAnsi"/>
+        <w:rFonts w:asciiTheme="majorHAnsi" w:cstheme="majorBidi" w:hAnsiTheme="majorHAnsi" w:eastAsia="黑体"/>
         <w:b/>
         <w:bCs/>
       </w:rPr>
@@ -4984,7 +5278,7 @@
         <w:spacing w:after="0" w:before="0" w:line="240" w:lineRule="auto"/>
       </w:pPr>
       <w:rPr>
-        <w:rFonts w:asciiTheme="majorHAnsi" w:cstheme="majorBidi" w:eastAsiaTheme="majorEastAsia" w:hAnsiTheme="majorHAnsi"/>
+        <w:rFonts w:asciiTheme="majorHAnsi" w:cstheme="majorBidi" w:hAnsiTheme="majorHAnsi" w:eastAsia="黑体"/>
         <w:b/>
         <w:bCs/>
       </w:rPr>
@@ -5002,14 +5296,14 @@
     </w:tblStylePr>
     <w:tblStylePr w:type="firstCol">
       <w:rPr>
-        <w:rFonts w:asciiTheme="majorHAnsi" w:cstheme="majorBidi" w:eastAsiaTheme="majorEastAsia" w:hAnsiTheme="majorHAnsi"/>
+        <w:rFonts w:asciiTheme="majorHAnsi" w:cstheme="majorBidi" w:hAnsiTheme="majorHAnsi" w:eastAsia="黑体"/>
         <w:b/>
         <w:bCs/>
       </w:rPr>
     </w:tblStylePr>
     <w:tblStylePr w:type="lastCol">
       <w:rPr>
-        <w:rFonts w:asciiTheme="majorHAnsi" w:cstheme="majorBidi" w:eastAsiaTheme="majorEastAsia" w:hAnsiTheme="majorHAnsi"/>
+        <w:rFonts w:asciiTheme="majorHAnsi" w:cstheme="majorBidi" w:hAnsiTheme="majorHAnsi" w:eastAsia="黑体"/>
         <w:b/>
         <w:bCs/>
       </w:rPr>
@@ -5093,7 +5387,7 @@
         <w:spacing w:after="0" w:before="0" w:line="240" w:lineRule="auto"/>
       </w:pPr>
       <w:rPr>
-        <w:rFonts w:asciiTheme="majorHAnsi" w:cstheme="majorBidi" w:eastAsiaTheme="majorEastAsia" w:hAnsiTheme="majorHAnsi"/>
+        <w:rFonts w:asciiTheme="majorHAnsi" w:cstheme="majorBidi" w:hAnsiTheme="majorHAnsi" w:eastAsia="黑体"/>
         <w:b/>
         <w:bCs/>
       </w:rPr>
@@ -5114,7 +5408,7 @@
         <w:spacing w:after="0" w:before="0" w:line="240" w:lineRule="auto"/>
       </w:pPr>
       <w:rPr>
-        <w:rFonts w:asciiTheme="majorHAnsi" w:cstheme="majorBidi" w:eastAsiaTheme="majorEastAsia" w:hAnsiTheme="majorHAnsi"/>
+        <w:rFonts w:asciiTheme="majorHAnsi" w:cstheme="majorBidi" w:hAnsiTheme="majorHAnsi" w:eastAsia="黑体"/>
         <w:b/>
         <w:bCs/>
       </w:rPr>
@@ -5132,14 +5426,14 @@
     </w:tblStylePr>
     <w:tblStylePr w:type="firstCol">
       <w:rPr>
-        <w:rFonts w:asciiTheme="majorHAnsi" w:cstheme="majorBidi" w:eastAsiaTheme="majorEastAsia" w:hAnsiTheme="majorHAnsi"/>
+        <w:rFonts w:asciiTheme="majorHAnsi" w:cstheme="majorBidi" w:hAnsiTheme="majorHAnsi" w:eastAsia="黑体"/>
         <w:b/>
         <w:bCs/>
       </w:rPr>
     </w:tblStylePr>
     <w:tblStylePr w:type="lastCol">
       <w:rPr>
-        <w:rFonts w:asciiTheme="majorHAnsi" w:cstheme="majorBidi" w:eastAsiaTheme="majorEastAsia" w:hAnsiTheme="majorHAnsi"/>
+        <w:rFonts w:asciiTheme="majorHAnsi" w:cstheme="majorBidi" w:hAnsiTheme="majorHAnsi" w:eastAsia="黑体"/>
         <w:b/>
         <w:bCs/>
       </w:rPr>
@@ -5223,7 +5517,7 @@
         <w:spacing w:after="0" w:before="0" w:line="240" w:lineRule="auto"/>
       </w:pPr>
       <w:rPr>
-        <w:rFonts w:asciiTheme="majorHAnsi" w:cstheme="majorBidi" w:eastAsiaTheme="majorEastAsia" w:hAnsiTheme="majorHAnsi"/>
+        <w:rFonts w:asciiTheme="majorHAnsi" w:cstheme="majorBidi" w:hAnsiTheme="majorHAnsi" w:eastAsia="黑体"/>
         <w:b/>
         <w:bCs/>
       </w:rPr>
@@ -5244,7 +5538,7 @@
         <w:spacing w:after="0" w:before="0" w:line="240" w:lineRule="auto"/>
       </w:pPr>
       <w:rPr>
-        <w:rFonts w:asciiTheme="majorHAnsi" w:cstheme="majorBidi" w:eastAsiaTheme="majorEastAsia" w:hAnsiTheme="majorHAnsi"/>
+        <w:rFonts w:asciiTheme="majorHAnsi" w:cstheme="majorBidi" w:hAnsiTheme="majorHAnsi" w:eastAsia="黑体"/>
         <w:b/>
         <w:bCs/>
       </w:rPr>
@@ -5262,14 +5556,14 @@
     </w:tblStylePr>
     <w:tblStylePr w:type="firstCol">
       <w:rPr>
-        <w:rFonts w:asciiTheme="majorHAnsi" w:cstheme="majorBidi" w:eastAsiaTheme="majorEastAsia" w:hAnsiTheme="majorHAnsi"/>
+        <w:rFonts w:asciiTheme="majorHAnsi" w:cstheme="majorBidi" w:hAnsiTheme="majorHAnsi" w:eastAsia="黑体"/>
         <w:b/>
         <w:bCs/>
       </w:rPr>
     </w:tblStylePr>
     <w:tblStylePr w:type="lastCol">
       <w:rPr>
-        <w:rFonts w:asciiTheme="majorHAnsi" w:cstheme="majorBidi" w:eastAsiaTheme="majorEastAsia" w:hAnsiTheme="majorHAnsi"/>
+        <w:rFonts w:asciiTheme="majorHAnsi" w:cstheme="majorBidi" w:hAnsiTheme="majorHAnsi" w:eastAsia="黑体"/>
         <w:b/>
         <w:bCs/>
       </w:rPr>
@@ -5353,7 +5647,7 @@
         <w:spacing w:after="0" w:before="0" w:line="240" w:lineRule="auto"/>
       </w:pPr>
       <w:rPr>
-        <w:rFonts w:asciiTheme="majorHAnsi" w:cstheme="majorBidi" w:eastAsiaTheme="majorEastAsia" w:hAnsiTheme="majorHAnsi"/>
+        <w:rFonts w:asciiTheme="majorHAnsi" w:cstheme="majorBidi" w:hAnsiTheme="majorHAnsi" w:eastAsia="黑体"/>
         <w:b/>
         <w:bCs/>
       </w:rPr>
@@ -5374,7 +5668,7 @@
         <w:spacing w:after="0" w:before="0" w:line="240" w:lineRule="auto"/>
       </w:pPr>
       <w:rPr>
-        <w:rFonts w:asciiTheme="majorHAnsi" w:cstheme="majorBidi" w:eastAsiaTheme="majorEastAsia" w:hAnsiTheme="majorHAnsi"/>
+        <w:rFonts w:asciiTheme="majorHAnsi" w:cstheme="majorBidi" w:hAnsiTheme="majorHAnsi" w:eastAsia="黑体"/>
         <w:b/>
         <w:bCs/>
       </w:rPr>
@@ -5392,14 +5686,14 @@
     </w:tblStylePr>
     <w:tblStylePr w:type="firstCol">
       <w:rPr>
-        <w:rFonts w:asciiTheme="majorHAnsi" w:cstheme="majorBidi" w:eastAsiaTheme="majorEastAsia" w:hAnsiTheme="majorHAnsi"/>
+        <w:rFonts w:asciiTheme="majorHAnsi" w:cstheme="majorBidi" w:hAnsiTheme="majorHAnsi" w:eastAsia="黑体"/>
         <w:b/>
         <w:bCs/>
       </w:rPr>
     </w:tblStylePr>
     <w:tblStylePr w:type="lastCol">
       <w:rPr>
-        <w:rFonts w:asciiTheme="majorHAnsi" w:cstheme="majorBidi" w:eastAsiaTheme="majorEastAsia" w:hAnsiTheme="majorHAnsi"/>
+        <w:rFonts w:asciiTheme="majorHAnsi" w:cstheme="majorBidi" w:hAnsiTheme="majorHAnsi" w:eastAsia="黑体"/>
         <w:b/>
         <w:bCs/>
       </w:rPr>
@@ -5483,7 +5777,7 @@
         <w:spacing w:after="0" w:before="0" w:line="240" w:lineRule="auto"/>
       </w:pPr>
       <w:rPr>
-        <w:rFonts w:asciiTheme="majorHAnsi" w:cstheme="majorBidi" w:eastAsiaTheme="majorEastAsia" w:hAnsiTheme="majorHAnsi"/>
+        <w:rFonts w:asciiTheme="majorHAnsi" w:cstheme="majorBidi" w:hAnsiTheme="majorHAnsi" w:eastAsia="黑体"/>
         <w:b/>
         <w:bCs/>
       </w:rPr>
@@ -5504,7 +5798,7 @@
         <w:spacing w:after="0" w:before="0" w:line="240" w:lineRule="auto"/>
       </w:pPr>
       <w:rPr>
-        <w:rFonts w:asciiTheme="majorHAnsi" w:cstheme="majorBidi" w:eastAsiaTheme="majorEastAsia" w:hAnsiTheme="majorHAnsi"/>
+        <w:rFonts w:asciiTheme="majorHAnsi" w:cstheme="majorBidi" w:hAnsiTheme="majorHAnsi" w:eastAsia="黑体"/>
         <w:b/>
         <w:bCs/>
       </w:rPr>
@@ -5522,14 +5816,14 @@
     </w:tblStylePr>
     <w:tblStylePr w:type="firstCol">
       <w:rPr>
-        <w:rFonts w:asciiTheme="majorHAnsi" w:cstheme="majorBidi" w:eastAsiaTheme="majorEastAsia" w:hAnsiTheme="majorHAnsi"/>
+        <w:rFonts w:asciiTheme="majorHAnsi" w:cstheme="majorBidi" w:hAnsiTheme="majorHAnsi" w:eastAsia="黑体"/>
         <w:b/>
         <w:bCs/>
       </w:rPr>
     </w:tblStylePr>
     <w:tblStylePr w:type="lastCol">
       <w:rPr>
-        <w:rFonts w:asciiTheme="majorHAnsi" w:cstheme="majorBidi" w:eastAsiaTheme="majorEastAsia" w:hAnsiTheme="majorHAnsi"/>
+        <w:rFonts w:asciiTheme="majorHAnsi" w:cstheme="majorBidi" w:hAnsiTheme="majorHAnsi" w:eastAsia="黑体"/>
         <w:b/>
         <w:bCs/>
       </w:rPr>
@@ -5613,7 +5907,7 @@
         <w:spacing w:after="0" w:before="0" w:line="240" w:lineRule="auto"/>
       </w:pPr>
       <w:rPr>
-        <w:rFonts w:asciiTheme="majorHAnsi" w:cstheme="majorBidi" w:eastAsiaTheme="majorEastAsia" w:hAnsiTheme="majorHAnsi"/>
+        <w:rFonts w:asciiTheme="majorHAnsi" w:cstheme="majorBidi" w:hAnsiTheme="majorHAnsi" w:eastAsia="黑体"/>
         <w:b/>
         <w:bCs/>
       </w:rPr>
@@ -5634,7 +5928,7 @@
         <w:spacing w:after="0" w:before="0" w:line="240" w:lineRule="auto"/>
       </w:pPr>
       <w:rPr>
-        <w:rFonts w:asciiTheme="majorHAnsi" w:cstheme="majorBidi" w:eastAsiaTheme="majorEastAsia" w:hAnsiTheme="majorHAnsi"/>
+        <w:rFonts w:asciiTheme="majorHAnsi" w:cstheme="majorBidi" w:hAnsiTheme="majorHAnsi" w:eastAsia="黑体"/>
         <w:b/>
         <w:bCs/>
       </w:rPr>
@@ -5652,14 +5946,14 @@
     </w:tblStylePr>
     <w:tblStylePr w:type="firstCol">
       <w:rPr>
-        <w:rFonts w:asciiTheme="majorHAnsi" w:cstheme="majorBidi" w:eastAsiaTheme="majorEastAsia" w:hAnsiTheme="majorHAnsi"/>
+        <w:rFonts w:asciiTheme="majorHAnsi" w:cstheme="majorBidi" w:hAnsiTheme="majorHAnsi" w:eastAsia="黑体"/>
         <w:b/>
         <w:bCs/>
       </w:rPr>
     </w:tblStylePr>
     <w:tblStylePr w:type="lastCol">
       <w:rPr>
-        <w:rFonts w:asciiTheme="majorHAnsi" w:cstheme="majorBidi" w:eastAsiaTheme="majorEastAsia" w:hAnsiTheme="majorHAnsi"/>
+        <w:rFonts w:asciiTheme="majorHAnsi" w:cstheme="majorBidi" w:hAnsiTheme="majorHAnsi" w:eastAsia="黑体"/>
         <w:b/>
         <w:bCs/>
       </w:rPr>
@@ -5743,7 +6037,7 @@
         <w:spacing w:after="0" w:before="0" w:line="240" w:lineRule="auto"/>
       </w:pPr>
       <w:rPr>
-        <w:rFonts w:asciiTheme="majorHAnsi" w:cstheme="majorBidi" w:eastAsiaTheme="majorEastAsia" w:hAnsiTheme="majorHAnsi"/>
+        <w:rFonts w:asciiTheme="majorHAnsi" w:cstheme="majorBidi" w:hAnsiTheme="majorHAnsi" w:eastAsia="黑体"/>
         <w:b/>
         <w:bCs/>
       </w:rPr>
@@ -5764,7 +6058,7 @@
         <w:spacing w:after="0" w:before="0" w:line="240" w:lineRule="auto"/>
       </w:pPr>
       <w:rPr>
-        <w:rFonts w:asciiTheme="majorHAnsi" w:cstheme="majorBidi" w:eastAsiaTheme="majorEastAsia" w:hAnsiTheme="majorHAnsi"/>
+        <w:rFonts w:asciiTheme="majorHAnsi" w:cstheme="majorBidi" w:hAnsiTheme="majorHAnsi" w:eastAsia="黑体"/>
         <w:b/>
         <w:bCs/>
       </w:rPr>
@@ -5782,14 +6076,14 @@
     </w:tblStylePr>
     <w:tblStylePr w:type="firstCol">
       <w:rPr>
-        <w:rFonts w:asciiTheme="majorHAnsi" w:cstheme="majorBidi" w:eastAsiaTheme="majorEastAsia" w:hAnsiTheme="majorHAnsi"/>
+        <w:rFonts w:asciiTheme="majorHAnsi" w:cstheme="majorBidi" w:hAnsiTheme="majorHAnsi" w:eastAsia="黑体"/>
         <w:b/>
         <w:bCs/>
       </w:rPr>
     </w:tblStylePr>
     <w:tblStylePr w:type="lastCol">
       <w:rPr>
-        <w:rFonts w:asciiTheme="majorHAnsi" w:cstheme="majorBidi" w:eastAsiaTheme="majorEastAsia" w:hAnsiTheme="majorHAnsi"/>
+        <w:rFonts w:asciiTheme="majorHAnsi" w:cstheme="majorBidi" w:hAnsiTheme="majorHAnsi" w:eastAsia="黑体"/>
         <w:b/>
         <w:bCs/>
       </w:rPr>
@@ -5872,6 +6166,7 @@
         <w:spacing w:after="0" w:before="0" w:line="240" w:lineRule="auto"/>
       </w:pPr>
       <w:rPr>
+        <w:rFonts w:eastAsia="黑体"/>
         <w:b/>
         <w:bCs/>
         <w:color w:themeColor="background1" w:val="FFFFFF"/>
@@ -5894,6 +6189,7 @@
         <w:spacing w:after="0" w:before="0" w:line="240" w:lineRule="auto"/>
       </w:pPr>
       <w:rPr>
+        <w:rFonts w:eastAsia="黑体"/>
         <w:b/>
         <w:bCs/>
       </w:rPr>
@@ -5911,12 +6207,14 @@
     </w:tblStylePr>
     <w:tblStylePr w:type="firstCol">
       <w:rPr>
+        <w:rFonts w:eastAsia="黑体"/>
         <w:b/>
         <w:bCs/>
       </w:rPr>
     </w:tblStylePr>
     <w:tblStylePr w:type="lastCol">
       <w:rPr>
+        <w:rFonts w:eastAsia="黑体"/>
         <w:b/>
         <w:bCs/>
       </w:rPr>
@@ -5978,6 +6276,7 @@
         <w:spacing w:after="0" w:before="0" w:line="240" w:lineRule="auto"/>
       </w:pPr>
       <w:rPr>
+        <w:rFonts w:eastAsia="黑体"/>
         <w:b/>
         <w:bCs/>
         <w:color w:themeColor="background1" w:val="FFFFFF"/>
@@ -6000,6 +6299,7 @@
         <w:spacing w:after="0" w:before="0" w:line="240" w:lineRule="auto"/>
       </w:pPr>
       <w:rPr>
+        <w:rFonts w:eastAsia="黑体"/>
         <w:b/>
         <w:bCs/>
       </w:rPr>
@@ -6017,12 +6317,14 @@
     </w:tblStylePr>
     <w:tblStylePr w:type="firstCol">
       <w:rPr>
+        <w:rFonts w:eastAsia="黑体"/>
         <w:b/>
         <w:bCs/>
       </w:rPr>
     </w:tblStylePr>
     <w:tblStylePr w:type="lastCol">
       <w:rPr>
+        <w:rFonts w:eastAsia="黑体"/>
         <w:b/>
         <w:bCs/>
       </w:rPr>
@@ -6084,6 +6386,7 @@
         <w:spacing w:after="0" w:before="0" w:line="240" w:lineRule="auto"/>
       </w:pPr>
       <w:rPr>
+        <w:rFonts w:eastAsia="黑体"/>
         <w:b/>
         <w:bCs/>
         <w:color w:themeColor="background1" w:val="FFFFFF"/>
@@ -6106,6 +6409,7 @@
         <w:spacing w:after="0" w:before="0" w:line="240" w:lineRule="auto"/>
       </w:pPr>
       <w:rPr>
+        <w:rFonts w:eastAsia="黑体"/>
         <w:b/>
         <w:bCs/>
       </w:rPr>
@@ -6123,12 +6427,14 @@
     </w:tblStylePr>
     <w:tblStylePr w:type="firstCol">
       <w:rPr>
+        <w:rFonts w:eastAsia="黑体"/>
         <w:b/>
         <w:bCs/>
       </w:rPr>
     </w:tblStylePr>
     <w:tblStylePr w:type="lastCol">
       <w:rPr>
+        <w:rFonts w:eastAsia="黑体"/>
         <w:b/>
         <w:bCs/>
       </w:rPr>
@@ -6190,6 +6496,7 @@
         <w:spacing w:after="0" w:before="0" w:line="240" w:lineRule="auto"/>
       </w:pPr>
       <w:rPr>
+        <w:rFonts w:eastAsia="黑体"/>
         <w:b/>
         <w:bCs/>
         <w:color w:themeColor="background1" w:val="FFFFFF"/>
@@ -6212,6 +6519,7 @@
         <w:spacing w:after="0" w:before="0" w:line="240" w:lineRule="auto"/>
       </w:pPr>
       <w:rPr>
+        <w:rFonts w:eastAsia="黑体"/>
         <w:b/>
         <w:bCs/>
       </w:rPr>
@@ -6229,12 +6537,14 @@
     </w:tblStylePr>
     <w:tblStylePr w:type="firstCol">
       <w:rPr>
+        <w:rFonts w:eastAsia="黑体"/>
         <w:b/>
         <w:bCs/>
       </w:rPr>
     </w:tblStylePr>
     <w:tblStylePr w:type="lastCol">
       <w:rPr>
+        <w:rFonts w:eastAsia="黑体"/>
         <w:b/>
         <w:bCs/>
       </w:rPr>
@@ -6296,6 +6606,7 @@
         <w:spacing w:after="0" w:before="0" w:line="240" w:lineRule="auto"/>
       </w:pPr>
       <w:rPr>
+        <w:rFonts w:eastAsia="黑体"/>
         <w:b/>
         <w:bCs/>
         <w:color w:themeColor="background1" w:val="FFFFFF"/>
@@ -6318,6 +6629,7 @@
         <w:spacing w:after="0" w:before="0" w:line="240" w:lineRule="auto"/>
       </w:pPr>
       <w:rPr>
+        <w:rFonts w:eastAsia="黑体"/>
         <w:b/>
         <w:bCs/>
       </w:rPr>
@@ -6335,12 +6647,14 @@
     </w:tblStylePr>
     <w:tblStylePr w:type="firstCol">
       <w:rPr>
+        <w:rFonts w:eastAsia="黑体"/>
         <w:b/>
         <w:bCs/>
       </w:rPr>
     </w:tblStylePr>
     <w:tblStylePr w:type="lastCol">
       <w:rPr>
+        <w:rFonts w:eastAsia="黑体"/>
         <w:b/>
         <w:bCs/>
       </w:rPr>
@@ -6402,6 +6716,7 @@
         <w:spacing w:after="0" w:before="0" w:line="240" w:lineRule="auto"/>
       </w:pPr>
       <w:rPr>
+        <w:rFonts w:eastAsia="黑体"/>
         <w:b/>
         <w:bCs/>
         <w:color w:themeColor="background1" w:val="FFFFFF"/>
@@ -6424,6 +6739,7 @@
         <w:spacing w:after="0" w:before="0" w:line="240" w:lineRule="auto"/>
       </w:pPr>
       <w:rPr>
+        <w:rFonts w:eastAsia="黑体"/>
         <w:b/>
         <w:bCs/>
       </w:rPr>
@@ -6441,12 +6757,14 @@
     </w:tblStylePr>
     <w:tblStylePr w:type="firstCol">
       <w:rPr>
+        <w:rFonts w:eastAsia="黑体"/>
         <w:b/>
         <w:bCs/>
       </w:rPr>
     </w:tblStylePr>
     <w:tblStylePr w:type="lastCol">
       <w:rPr>
+        <w:rFonts w:eastAsia="黑体"/>
         <w:b/>
         <w:bCs/>
       </w:rPr>
@@ -6508,6 +6826,7 @@
         <w:spacing w:after="0" w:before="0" w:line="240" w:lineRule="auto"/>
       </w:pPr>
       <w:rPr>
+        <w:rFonts w:eastAsia="黑体"/>
         <w:b/>
         <w:bCs/>
         <w:color w:themeColor="background1" w:val="FFFFFF"/>
@@ -6530,6 +6849,7 @@
         <w:spacing w:after="0" w:before="0" w:line="240" w:lineRule="auto"/>
       </w:pPr>
       <w:rPr>
+        <w:rFonts w:eastAsia="黑体"/>
         <w:b/>
         <w:bCs/>
       </w:rPr>
@@ -6547,12 +6867,14 @@
     </w:tblStylePr>
     <w:tblStylePr w:type="firstCol">
       <w:rPr>
+        <w:rFonts w:eastAsia="黑体"/>
         <w:b/>
         <w:bCs/>
       </w:rPr>
     </w:tblStylePr>
     <w:tblStylePr w:type="lastCol">
       <w:rPr>
+        <w:rFonts w:eastAsia="黑体"/>
         <w:b/>
         <w:bCs/>
       </w:rPr>
@@ -6611,6 +6933,7 @@
         <w:spacing w:after="0" w:before="0" w:line="240" w:lineRule="auto"/>
       </w:pPr>
       <w:rPr>
+        <w:rFonts w:eastAsia="黑体"/>
         <w:b/>
         <w:bCs/>
         <w:color w:themeColor="background1" w:val="FFFFFF"/>
@@ -6633,6 +6956,7 @@
         <w:spacing w:after="0" w:before="0" w:line="240" w:lineRule="auto"/>
       </w:pPr>
       <w:rPr>
+        <w:rFonts w:eastAsia="黑体"/>
         <w:color w:val="auto"/>
       </w:rPr>
       <w:tblPr/>
@@ -6650,6 +6974,7 @@
     </w:tblStylePr>
     <w:tblStylePr w:type="firstCol">
       <w:rPr>
+        <w:rFonts w:eastAsia="黑体"/>
         <w:b/>
         <w:bCs/>
         <w:color w:themeColor="background1" w:val="FFFFFF"/>
@@ -6669,6 +6994,7 @@
     </w:tblStylePr>
     <w:tblStylePr w:type="lastCol">
       <w:rPr>
+        <w:rFonts w:eastAsia="黑体"/>
         <w:b/>
         <w:bCs/>
         <w:color w:themeColor="background1" w:val="FFFFFF"/>
@@ -6717,6 +7043,7 @@
     </w:tblStylePr>
     <w:tblStylePr w:type="nwCell">
       <w:rPr>
+        <w:rFonts w:eastAsia="黑体"/>
         <w:color w:themeColor="background1" w:val="FFFFFF"/>
       </w:rPr>
       <w:tblPr/>
@@ -6760,6 +7087,7 @@
         <w:spacing w:after="0" w:before="0" w:line="240" w:lineRule="auto"/>
       </w:pPr>
       <w:rPr>
+        <w:rFonts w:eastAsia="黑体"/>
         <w:b/>
         <w:bCs/>
         <w:color w:themeColor="background1" w:val="FFFFFF"/>
@@ -6782,6 +7110,7 @@
         <w:spacing w:after="0" w:before="0" w:line="240" w:lineRule="auto"/>
       </w:pPr>
       <w:rPr>
+        <w:rFonts w:eastAsia="黑体"/>
         <w:color w:val="auto"/>
       </w:rPr>
       <w:tblPr/>
@@ -6799,6 +7128,7 @@
     </w:tblStylePr>
     <w:tblStylePr w:type="firstCol">
       <w:rPr>
+        <w:rFonts w:eastAsia="黑体"/>
         <w:b/>
         <w:bCs/>
         <w:color w:themeColor="background1" w:val="FFFFFF"/>
@@ -6818,6 +7148,7 @@
     </w:tblStylePr>
     <w:tblStylePr w:type="lastCol">
       <w:rPr>
+        <w:rFonts w:eastAsia="黑体"/>
         <w:b/>
         <w:bCs/>
         <w:color w:themeColor="background1" w:val="FFFFFF"/>
@@ -6866,6 +7197,7 @@
     </w:tblStylePr>
     <w:tblStylePr w:type="nwCell">
       <w:rPr>
+        <w:rFonts w:eastAsia="黑体"/>
         <w:color w:themeColor="background1" w:val="FFFFFF"/>
       </w:rPr>
       <w:tblPr/>
@@ -6909,6 +7241,7 @@
         <w:spacing w:after="0" w:before="0" w:line="240" w:lineRule="auto"/>
       </w:pPr>
       <w:rPr>
+        <w:rFonts w:eastAsia="黑体"/>
         <w:b/>
         <w:bCs/>
         <w:color w:themeColor="background1" w:val="FFFFFF"/>
@@ -6931,6 +7264,7 @@
         <w:spacing w:after="0" w:before="0" w:line="240" w:lineRule="auto"/>
       </w:pPr>
       <w:rPr>
+        <w:rFonts w:eastAsia="黑体"/>
         <w:color w:val="auto"/>
       </w:rPr>
       <w:tblPr/>
@@ -6948,6 +7282,7 @@
     </w:tblStylePr>
     <w:tblStylePr w:type="firstCol">
       <w:rPr>
+        <w:rFonts w:eastAsia="黑体"/>
         <w:b/>
         <w:bCs/>
         <w:color w:themeColor="background1" w:val="FFFFFF"/>
@@ -6967,6 +7302,7 @@
     </w:tblStylePr>
     <w:tblStylePr w:type="lastCol">
       <w:rPr>
+        <w:rFonts w:eastAsia="黑体"/>
         <w:b/>
         <w:bCs/>
         <w:color w:themeColor="background1" w:val="FFFFFF"/>
@@ -7015,6 +7351,7 @@
     </w:tblStylePr>
     <w:tblStylePr w:type="nwCell">
       <w:rPr>
+        <w:rFonts w:eastAsia="黑体"/>
         <w:color w:themeColor="background1" w:val="FFFFFF"/>
       </w:rPr>
       <w:tblPr/>
@@ -7058,6 +7395,7 @@
         <w:spacing w:after="0" w:before="0" w:line="240" w:lineRule="auto"/>
       </w:pPr>
       <w:rPr>
+        <w:rFonts w:eastAsia="黑体"/>
         <w:b/>
         <w:bCs/>
         <w:color w:themeColor="background1" w:val="FFFFFF"/>
@@ -7080,6 +7418,7 @@
         <w:spacing w:after="0" w:before="0" w:line="240" w:lineRule="auto"/>
       </w:pPr>
       <w:rPr>
+        <w:rFonts w:eastAsia="黑体"/>
         <w:color w:val="auto"/>
       </w:rPr>
       <w:tblPr/>
@@ -7097,6 +7436,7 @@
     </w:tblStylePr>
     <w:tblStylePr w:type="firstCol">
       <w:rPr>
+        <w:rFonts w:eastAsia="黑体"/>
         <w:b/>
         <w:bCs/>
         <w:color w:themeColor="background1" w:val="FFFFFF"/>
@@ -7116,6 +7456,7 @@
     </w:tblStylePr>
     <w:tblStylePr w:type="lastCol">
       <w:rPr>
+        <w:rFonts w:eastAsia="黑体"/>
         <w:b/>
         <w:bCs/>
         <w:color w:themeColor="background1" w:val="FFFFFF"/>
@@ -7164,6 +7505,7 @@
     </w:tblStylePr>
     <w:tblStylePr w:type="nwCell">
       <w:rPr>
+        <w:rFonts w:eastAsia="黑体"/>
         <w:color w:themeColor="background1" w:val="FFFFFF"/>
       </w:rPr>
       <w:tblPr/>
@@ -7207,6 +7549,7 @@
         <w:spacing w:after="0" w:before="0" w:line="240" w:lineRule="auto"/>
       </w:pPr>
       <w:rPr>
+        <w:rFonts w:eastAsia="黑体"/>
         <w:b/>
         <w:bCs/>
         <w:color w:themeColor="background1" w:val="FFFFFF"/>
@@ -7229,6 +7572,7 @@
         <w:spacing w:after="0" w:before="0" w:line="240" w:lineRule="auto"/>
       </w:pPr>
       <w:rPr>
+        <w:rFonts w:eastAsia="黑体"/>
         <w:color w:val="auto"/>
       </w:rPr>
       <w:tblPr/>
@@ -7246,6 +7590,7 @@
     </w:tblStylePr>
     <w:tblStylePr w:type="firstCol">
       <w:rPr>
+        <w:rFonts w:eastAsia="黑体"/>
         <w:b/>
         <w:bCs/>
         <w:color w:themeColor="background1" w:val="FFFFFF"/>
@@ -7265,6 +7610,7 @@
     </w:tblStylePr>
     <w:tblStylePr w:type="lastCol">
       <w:rPr>
+        <w:rFonts w:eastAsia="黑体"/>
         <w:b/>
         <w:bCs/>
         <w:color w:themeColor="background1" w:val="FFFFFF"/>
@@ -7313,6 +7659,7 @@
     </w:tblStylePr>
     <w:tblStylePr w:type="nwCell">
       <w:rPr>
+        <w:rFonts w:eastAsia="黑体"/>
         <w:color w:themeColor="background1" w:val="FFFFFF"/>
       </w:rPr>
       <w:tblPr/>
@@ -7356,6 +7703,7 @@
         <w:spacing w:after="0" w:before="0" w:line="240" w:lineRule="auto"/>
       </w:pPr>
       <w:rPr>
+        <w:rFonts w:eastAsia="黑体"/>
         <w:b/>
         <w:bCs/>
         <w:color w:themeColor="background1" w:val="FFFFFF"/>
@@ -7378,6 +7726,7 @@
         <w:spacing w:after="0" w:before="0" w:line="240" w:lineRule="auto"/>
       </w:pPr>
       <w:rPr>
+        <w:rFonts w:eastAsia="黑体"/>
         <w:color w:val="auto"/>
       </w:rPr>
       <w:tblPr/>
@@ -7395,6 +7744,7 @@
     </w:tblStylePr>
     <w:tblStylePr w:type="firstCol">
       <w:rPr>
+        <w:rFonts w:eastAsia="黑体"/>
         <w:b/>
         <w:bCs/>
         <w:color w:themeColor="background1" w:val="FFFFFF"/>
@@ -7414,6 +7764,7 @@
     </w:tblStylePr>
     <w:tblStylePr w:type="lastCol">
       <w:rPr>
+        <w:rFonts w:eastAsia="黑体"/>
         <w:b/>
         <w:bCs/>
         <w:color w:themeColor="background1" w:val="FFFFFF"/>
@@ -7462,6 +7813,7 @@
     </w:tblStylePr>
     <w:tblStylePr w:type="nwCell">
       <w:rPr>
+        <w:rFonts w:eastAsia="黑体"/>
         <w:color w:themeColor="background1" w:val="FFFFFF"/>
       </w:rPr>
       <w:tblPr/>
@@ -7505,6 +7857,7 @@
         <w:spacing w:after="0" w:before="0" w:line="240" w:lineRule="auto"/>
       </w:pPr>
       <w:rPr>
+        <w:rFonts w:eastAsia="黑体"/>
         <w:b/>
         <w:bCs/>
         <w:color w:themeColor="background1" w:val="FFFFFF"/>
@@ -7527,6 +7880,7 @@
         <w:spacing w:after="0" w:before="0" w:line="240" w:lineRule="auto"/>
       </w:pPr>
       <w:rPr>
+        <w:rFonts w:eastAsia="黑体"/>
         <w:color w:val="auto"/>
       </w:rPr>
       <w:tblPr/>
@@ -7544,6 +7898,7 @@
     </w:tblStylePr>
     <w:tblStylePr w:type="firstCol">
       <w:rPr>
+        <w:rFonts w:eastAsia="黑体"/>
         <w:b/>
         <w:bCs/>
         <w:color w:themeColor="background1" w:val="FFFFFF"/>
@@ -7563,6 +7918,7 @@
     </w:tblStylePr>
     <w:tblStylePr w:type="lastCol">
       <w:rPr>
+        <w:rFonts w:eastAsia="黑体"/>
         <w:b/>
         <w:bCs/>
         <w:color w:themeColor="background1" w:val="FFFFFF"/>
@@ -7611,6 +7967,7 @@
     </w:tblStylePr>
     <w:tblStylePr w:type="nwCell">
       <w:rPr>
+        <w:rFonts w:eastAsia="黑体"/>
         <w:color w:themeColor="background1" w:val="FFFFFF"/>
       </w:rPr>
       <w:tblPr/>
@@ -7635,6 +7992,7 @@
       <w:spacing w:after="0" w:line="240" w:lineRule="auto"/>
     </w:pPr>
     <w:rPr>
+      <w:rFonts w:eastAsia="黑体"/>
       <w:color w:themeColor="text1" w:val="000000"/>
     </w:rPr>
     <w:tblPr>
@@ -7654,7 +8012,7 @@
     </w:tblPr>
     <w:tblStylePr w:type="firstRow">
       <w:rPr>
-        <w:rFonts w:asciiTheme="majorHAnsi" w:cstheme="majorBidi" w:eastAsiaTheme="majorEastAsia" w:hAnsiTheme="majorHAnsi"/>
+        <w:rFonts w:asciiTheme="majorHAnsi" w:cstheme="majorBidi" w:hAnsiTheme="majorHAnsi" w:eastAsia="黑体"/>
       </w:rPr>
       <w:tblPr/>
       <w:tcPr>
@@ -7666,6 +8024,7 @@
     </w:tblStylePr>
     <w:tblStylePr w:type="lastRow">
       <w:rPr>
+        <w:rFonts w:eastAsia="黑体"/>
         <w:b/>
         <w:bCs/>
         <w:color w:themeColor="text2" w:val="1F497D"/>
@@ -7680,12 +8039,14 @@
     </w:tblStylePr>
     <w:tblStylePr w:type="firstCol">
       <w:rPr>
+        <w:rFonts w:eastAsia="黑体"/>
         <w:b/>
         <w:bCs/>
       </w:rPr>
     </w:tblStylePr>
     <w:tblStylePr w:type="lastCol">
       <w:rPr>
+        <w:rFonts w:eastAsia="黑体"/>
         <w:b/>
         <w:bCs/>
       </w:rPr>
@@ -7719,6 +8080,7 @@
       <w:spacing w:after="0" w:line="240" w:lineRule="auto"/>
     </w:pPr>
     <w:rPr>
+      <w:rFonts w:eastAsia="黑体"/>
       <w:color w:themeColor="text1" w:val="000000"/>
     </w:rPr>
     <w:tblPr>
@@ -7738,7 +8100,7 @@
     </w:tblPr>
     <w:tblStylePr w:type="firstRow">
       <w:rPr>
-        <w:rFonts w:asciiTheme="majorHAnsi" w:cstheme="majorBidi" w:eastAsiaTheme="majorEastAsia" w:hAnsiTheme="majorHAnsi"/>
+        <w:rFonts w:asciiTheme="majorHAnsi" w:cstheme="majorBidi" w:hAnsiTheme="majorHAnsi" w:eastAsia="黑体"/>
       </w:rPr>
       <w:tblPr/>
       <w:tcPr>
@@ -7750,6 +8112,7 @@
     </w:tblStylePr>
     <w:tblStylePr w:type="lastRow">
       <w:rPr>
+        <w:rFonts w:eastAsia="黑体"/>
         <w:b/>
         <w:bCs/>
         <w:color w:themeColor="text2" w:val="1F497D"/>
@@ -7764,12 +8127,14 @@
     </w:tblStylePr>
     <w:tblStylePr w:type="firstCol">
       <w:rPr>
+        <w:rFonts w:eastAsia="黑体"/>
         <w:b/>
         <w:bCs/>
       </w:rPr>
     </w:tblStylePr>
     <w:tblStylePr w:type="lastCol">
       <w:rPr>
+        <w:rFonts w:eastAsia="黑体"/>
         <w:b/>
         <w:bCs/>
       </w:rPr>
@@ -7803,6 +8168,7 @@
       <w:spacing w:after="0" w:line="240" w:lineRule="auto"/>
     </w:pPr>
     <w:rPr>
+      <w:rFonts w:eastAsia="黑体"/>
       <w:color w:themeColor="text1" w:val="000000"/>
     </w:rPr>
     <w:tblPr>
@@ -7822,7 +8188,7 @@
     </w:tblPr>
     <w:tblStylePr w:type="firstRow">
       <w:rPr>
-        <w:rFonts w:asciiTheme="majorHAnsi" w:cstheme="majorBidi" w:eastAsiaTheme="majorEastAsia" w:hAnsiTheme="majorHAnsi"/>
+        <w:rFonts w:asciiTheme="majorHAnsi" w:cstheme="majorBidi" w:hAnsiTheme="majorHAnsi" w:eastAsia="黑体"/>
       </w:rPr>
       <w:tblPr/>
       <w:tcPr>
@@ -7834,6 +8200,7 @@
     </w:tblStylePr>
     <w:tblStylePr w:type="lastRow">
       <w:rPr>
+        <w:rFonts w:eastAsia="黑体"/>
         <w:b/>
         <w:bCs/>
         <w:color w:themeColor="text2" w:val="1F497D"/>
@@ -7848,12 +8215,14 @@
     </w:tblStylePr>
     <w:tblStylePr w:type="firstCol">
       <w:rPr>
+        <w:rFonts w:eastAsia="黑体"/>
         <w:b/>
         <w:bCs/>
       </w:rPr>
     </w:tblStylePr>
     <w:tblStylePr w:type="lastCol">
       <w:rPr>
+        <w:rFonts w:eastAsia="黑体"/>
         <w:b/>
         <w:bCs/>
       </w:rPr>
@@ -7887,6 +8256,7 @@
       <w:spacing w:after="0" w:line="240" w:lineRule="auto"/>
     </w:pPr>
     <w:rPr>
+      <w:rFonts w:eastAsia="黑体"/>
       <w:color w:themeColor="text1" w:val="000000"/>
     </w:rPr>
     <w:tblPr>
@@ -7906,7 +8276,7 @@
     </w:tblPr>
     <w:tblStylePr w:type="firstRow">
       <w:rPr>
-        <w:rFonts w:asciiTheme="majorHAnsi" w:cstheme="majorBidi" w:eastAsiaTheme="majorEastAsia" w:hAnsiTheme="majorHAnsi"/>
+        <w:rFonts w:asciiTheme="majorHAnsi" w:cstheme="majorBidi" w:hAnsiTheme="majorHAnsi" w:eastAsia="黑体"/>
       </w:rPr>
       <w:tblPr/>
       <w:tcPr>
@@ -7918,6 +8288,7 @@
     </w:tblStylePr>
     <w:tblStylePr w:type="lastRow">
       <w:rPr>
+        <w:rFonts w:eastAsia="黑体"/>
         <w:b/>
         <w:bCs/>
         <w:color w:themeColor="text2" w:val="1F497D"/>
@@ -7932,12 +8303,14 @@
     </w:tblStylePr>
     <w:tblStylePr w:type="firstCol">
       <w:rPr>
+        <w:rFonts w:eastAsia="黑体"/>
         <w:b/>
         <w:bCs/>
       </w:rPr>
     </w:tblStylePr>
     <w:tblStylePr w:type="lastCol">
       <w:rPr>
+        <w:rFonts w:eastAsia="黑体"/>
         <w:b/>
         <w:bCs/>
       </w:rPr>
@@ -7971,6 +8344,7 @@
       <w:spacing w:after="0" w:line="240" w:lineRule="auto"/>
     </w:pPr>
     <w:rPr>
+      <w:rFonts w:eastAsia="黑体"/>
       <w:color w:themeColor="text1" w:val="000000"/>
     </w:rPr>
     <w:tblPr>
@@ -7990,7 +8364,7 @@
     </w:tblPr>
     <w:tblStylePr w:type="firstRow">
       <w:rPr>
-        <w:rFonts w:asciiTheme="majorHAnsi" w:cstheme="majorBidi" w:eastAsiaTheme="majorEastAsia" w:hAnsiTheme="majorHAnsi"/>
+        <w:rFonts w:asciiTheme="majorHAnsi" w:cstheme="majorBidi" w:hAnsiTheme="majorHAnsi" w:eastAsia="黑体"/>
       </w:rPr>
       <w:tblPr/>
       <w:tcPr>
@@ -8002,6 +8376,7 @@
     </w:tblStylePr>
     <w:tblStylePr w:type="lastRow">
       <w:rPr>
+        <w:rFonts w:eastAsia="黑体"/>
         <w:b/>
         <w:bCs/>
         <w:color w:themeColor="text2" w:val="1F497D"/>
@@ -8016,12 +8391,14 @@
     </w:tblStylePr>
     <w:tblStylePr w:type="firstCol">
       <w:rPr>
+        <w:rFonts w:eastAsia="黑体"/>
         <w:b/>
         <w:bCs/>
       </w:rPr>
     </w:tblStylePr>
     <w:tblStylePr w:type="lastCol">
       <w:rPr>
+        <w:rFonts w:eastAsia="黑体"/>
         <w:b/>
         <w:bCs/>
       </w:rPr>
@@ -8055,6 +8432,7 @@
       <w:spacing w:after="0" w:line="240" w:lineRule="auto"/>
     </w:pPr>
     <w:rPr>
+      <w:rFonts w:eastAsia="黑体"/>
       <w:color w:themeColor="text1" w:val="000000"/>
     </w:rPr>
     <w:tblPr>
@@ -8074,7 +8452,7 @@
     </w:tblPr>
     <w:tblStylePr w:type="firstRow">
       <w:rPr>
-        <w:rFonts w:asciiTheme="majorHAnsi" w:cstheme="majorBidi" w:eastAsiaTheme="majorEastAsia" w:hAnsiTheme="majorHAnsi"/>
+        <w:rFonts w:asciiTheme="majorHAnsi" w:cstheme="majorBidi" w:hAnsiTheme="majorHAnsi" w:eastAsia="黑体"/>
       </w:rPr>
       <w:tblPr/>
       <w:tcPr>
@@ -8086,6 +8464,7 @@
     </w:tblStylePr>
     <w:tblStylePr w:type="lastRow">
       <w:rPr>
+        <w:rFonts w:eastAsia="黑体"/>
         <w:b/>
         <w:bCs/>
         <w:color w:themeColor="text2" w:val="1F497D"/>
@@ -8100,12 +8479,14 @@
     </w:tblStylePr>
     <w:tblStylePr w:type="firstCol">
       <w:rPr>
+        <w:rFonts w:eastAsia="黑体"/>
         <w:b/>
         <w:bCs/>
       </w:rPr>
     </w:tblStylePr>
     <w:tblStylePr w:type="lastCol">
       <w:rPr>
+        <w:rFonts w:eastAsia="黑体"/>
         <w:b/>
         <w:bCs/>
       </w:rPr>
@@ -8139,6 +8520,7 @@
       <w:spacing w:after="0" w:line="240" w:lineRule="auto"/>
     </w:pPr>
     <w:rPr>
+      <w:rFonts w:eastAsia="黑体"/>
       <w:color w:themeColor="text1" w:val="000000"/>
     </w:rPr>
     <w:tblPr>
@@ -8158,7 +8540,7 @@
     </w:tblPr>
     <w:tblStylePr w:type="firstRow">
       <w:rPr>
-        <w:rFonts w:asciiTheme="majorHAnsi" w:cstheme="majorBidi" w:eastAsiaTheme="majorEastAsia" w:hAnsiTheme="majorHAnsi"/>
+        <w:rFonts w:asciiTheme="majorHAnsi" w:cstheme="majorBidi" w:hAnsiTheme="majorHAnsi" w:eastAsia="黑体"/>
       </w:rPr>
       <w:tblPr/>
       <w:tcPr>
@@ -8170,6 +8552,7 @@
     </w:tblStylePr>
     <w:tblStylePr w:type="lastRow">
       <w:rPr>
+        <w:rFonts w:eastAsia="黑体"/>
         <w:b/>
         <w:bCs/>
         <w:color w:themeColor="text2" w:val="1F497D"/>
@@ -8184,12 +8567,14 @@
     </w:tblStylePr>
     <w:tblStylePr w:type="firstCol">
       <w:rPr>
+        <w:rFonts w:eastAsia="黑体"/>
         <w:b/>
         <w:bCs/>
       </w:rPr>
     </w:tblStylePr>
     <w:tblStylePr w:type="lastCol">
       <w:rPr>
+        <w:rFonts w:eastAsia="黑体"/>
         <w:b/>
         <w:bCs/>
       </w:rPr>
@@ -8223,7 +8608,7 @@
       <w:spacing w:after="0" w:line="240" w:lineRule="auto"/>
     </w:pPr>
     <w:rPr>
-      <w:rFonts w:asciiTheme="majorHAnsi" w:cstheme="majorBidi" w:eastAsiaTheme="majorEastAsia" w:hAnsiTheme="majorHAnsi"/>
+      <w:rFonts w:asciiTheme="majorHAnsi" w:cstheme="majorBidi" w:hAnsiTheme="majorHAnsi" w:eastAsia="黑体"/>
       <w:color w:themeColor="text1" w:val="000000"/>
     </w:rPr>
     <w:tblPr>
@@ -8245,6 +8630,7 @@
     </w:tblPr>
     <w:tblStylePr w:type="firstRow">
       <w:rPr>
+        <w:rFonts w:eastAsia="黑体"/>
         <w:sz w:val="24"/>
         <w:szCs w:val="24"/>
       </w:rPr>
@@ -8351,7 +8737,7 @@
       <w:spacing w:after="0" w:line="240" w:lineRule="auto"/>
     </w:pPr>
     <w:rPr>
-      <w:rFonts w:asciiTheme="majorHAnsi" w:cstheme="majorBidi" w:eastAsiaTheme="majorEastAsia" w:hAnsiTheme="majorHAnsi"/>
+      <w:rFonts w:asciiTheme="majorHAnsi" w:cstheme="majorBidi" w:hAnsiTheme="majorHAnsi" w:eastAsia="黑体"/>
       <w:color w:themeColor="text1" w:val="000000"/>
     </w:rPr>
     <w:tblPr>
@@ -8373,6 +8759,7 @@
     </w:tblPr>
     <w:tblStylePr w:type="firstRow">
       <w:rPr>
+        <w:rFonts w:eastAsia="黑体"/>
         <w:sz w:val="24"/>
         <w:szCs w:val="24"/>
       </w:rPr>
@@ -8479,7 +8866,7 @@
       <w:spacing w:after="0" w:line="240" w:lineRule="auto"/>
     </w:pPr>
     <w:rPr>
-      <w:rFonts w:asciiTheme="majorHAnsi" w:cstheme="majorBidi" w:eastAsiaTheme="majorEastAsia" w:hAnsiTheme="majorHAnsi"/>
+      <w:rFonts w:asciiTheme="majorHAnsi" w:cstheme="majorBidi" w:hAnsiTheme="majorHAnsi" w:eastAsia="黑体"/>
       <w:color w:themeColor="text1" w:val="000000"/>
     </w:rPr>
     <w:tblPr>
@@ -8501,6 +8888,7 @@
     </w:tblPr>
     <w:tblStylePr w:type="firstRow">
       <w:rPr>
+        <w:rFonts w:eastAsia="黑体"/>
         <w:sz w:val="24"/>
         <w:szCs w:val="24"/>
       </w:rPr>
@@ -8607,7 +8995,7 @@
       <w:spacing w:after="0" w:line="240" w:lineRule="auto"/>
     </w:pPr>
     <w:rPr>
-      <w:rFonts w:asciiTheme="majorHAnsi" w:cstheme="majorBidi" w:eastAsiaTheme="majorEastAsia" w:hAnsiTheme="majorHAnsi"/>
+      <w:rFonts w:asciiTheme="majorHAnsi" w:cstheme="majorBidi" w:hAnsiTheme="majorHAnsi" w:eastAsia="黑体"/>
       <w:color w:themeColor="text1" w:val="000000"/>
     </w:rPr>
     <w:tblPr>
@@ -8629,6 +9017,7 @@
     </w:tblPr>
     <w:tblStylePr w:type="firstRow">
       <w:rPr>
+        <w:rFonts w:eastAsia="黑体"/>
         <w:sz w:val="24"/>
         <w:szCs w:val="24"/>
       </w:rPr>
@@ -8735,7 +9124,7 @@
       <w:spacing w:after="0" w:line="240" w:lineRule="auto"/>
     </w:pPr>
     <w:rPr>
-      <w:rFonts w:asciiTheme="majorHAnsi" w:cstheme="majorBidi" w:eastAsiaTheme="majorEastAsia" w:hAnsiTheme="majorHAnsi"/>
+      <w:rFonts w:asciiTheme="majorHAnsi" w:cstheme="majorBidi" w:hAnsiTheme="majorHAnsi" w:eastAsia="黑体"/>
       <w:color w:themeColor="text1" w:val="000000"/>
     </w:rPr>
     <w:tblPr>
@@ -8757,6 +9146,7 @@
     </w:tblPr>
     <w:tblStylePr w:type="firstRow">
       <w:rPr>
+        <w:rFonts w:eastAsia="黑体"/>
         <w:sz w:val="24"/>
         <w:szCs w:val="24"/>
       </w:rPr>
@@ -8863,7 +9253,7 @@
       <w:spacing w:after="0" w:line="240" w:lineRule="auto"/>
     </w:pPr>
     <w:rPr>
-      <w:rFonts w:asciiTheme="majorHAnsi" w:cstheme="majorBidi" w:eastAsiaTheme="majorEastAsia" w:hAnsiTheme="majorHAnsi"/>
+      <w:rFonts w:asciiTheme="majorHAnsi" w:cstheme="majorBidi" w:hAnsiTheme="majorHAnsi" w:eastAsia="黑体"/>
       <w:color w:themeColor="text1" w:val="000000"/>
     </w:rPr>
     <w:tblPr>
@@ -8885,6 +9275,7 @@
     </w:tblPr>
     <w:tblStylePr w:type="firstRow">
       <w:rPr>
+        <w:rFonts w:eastAsia="黑体"/>
         <w:sz w:val="24"/>
         <w:szCs w:val="24"/>
       </w:rPr>
@@ -8991,7 +9382,7 @@
       <w:spacing w:after="0" w:line="240" w:lineRule="auto"/>
     </w:pPr>
     <w:rPr>
-      <w:rFonts w:asciiTheme="majorHAnsi" w:cstheme="majorBidi" w:eastAsiaTheme="majorEastAsia" w:hAnsiTheme="majorHAnsi"/>
+      <w:rFonts w:asciiTheme="majorHAnsi" w:cstheme="majorBidi" w:hAnsiTheme="majorHAnsi" w:eastAsia="黑体"/>
       <w:color w:themeColor="text1" w:val="000000"/>
     </w:rPr>
     <w:tblPr>
@@ -9013,6 +9404,7 @@
     </w:tblPr>
     <w:tblStylePr w:type="firstRow">
       <w:rPr>
+        <w:rFonts w:eastAsia="黑体"/>
         <w:sz w:val="24"/>
         <w:szCs w:val="24"/>
       </w:rPr>
@@ -9142,12 +9534,14 @@
     </w:tcPr>
     <w:tblStylePr w:type="firstRow">
       <w:rPr>
+        <w:rFonts w:eastAsia="黑体"/>
         <w:b/>
         <w:bCs/>
       </w:rPr>
     </w:tblStylePr>
     <w:tblStylePr w:type="lastRow">
       <w:rPr>
+        <w:rFonts w:eastAsia="黑体"/>
         <w:b/>
         <w:bCs/>
       </w:rPr>
@@ -9160,12 +9554,14 @@
     </w:tblStylePr>
     <w:tblStylePr w:type="firstCol">
       <w:rPr>
+        <w:rFonts w:eastAsia="黑体"/>
         <w:b/>
         <w:bCs/>
       </w:rPr>
     </w:tblStylePr>
     <w:tblStylePr w:type="lastCol">
       <w:rPr>
+        <w:rFonts w:eastAsia="黑体"/>
         <w:b/>
         <w:bCs/>
       </w:rPr>
@@ -9215,12 +9611,14 @@
     </w:tcPr>
     <w:tblStylePr w:type="firstRow">
       <w:rPr>
+        <w:rFonts w:eastAsia="黑体"/>
         <w:b/>
         <w:bCs/>
       </w:rPr>
     </w:tblStylePr>
     <w:tblStylePr w:type="lastRow">
       <w:rPr>
+        <w:rFonts w:eastAsia="黑体"/>
         <w:b/>
         <w:bCs/>
       </w:rPr>
@@ -9233,12 +9631,14 @@
     </w:tblStylePr>
     <w:tblStylePr w:type="firstCol">
       <w:rPr>
+        <w:rFonts w:eastAsia="黑体"/>
         <w:b/>
         <w:bCs/>
       </w:rPr>
     </w:tblStylePr>
     <w:tblStylePr w:type="lastCol">
       <w:rPr>
+        <w:rFonts w:eastAsia="黑体"/>
         <w:b/>
         <w:bCs/>
       </w:rPr>
@@ -9288,12 +9688,14 @@
     </w:tcPr>
     <w:tblStylePr w:type="firstRow">
       <w:rPr>
+        <w:rFonts w:eastAsia="黑体"/>
         <w:b/>
         <w:bCs/>
       </w:rPr>
     </w:tblStylePr>
     <w:tblStylePr w:type="lastRow">
       <w:rPr>
+        <w:rFonts w:eastAsia="黑体"/>
         <w:b/>
         <w:bCs/>
       </w:rPr>
@@ -9306,12 +9708,14 @@
     </w:tblStylePr>
     <w:tblStylePr w:type="firstCol">
       <w:rPr>
+        <w:rFonts w:eastAsia="黑体"/>
         <w:b/>
         <w:bCs/>
       </w:rPr>
     </w:tblStylePr>
     <w:tblStylePr w:type="lastCol">
       <w:rPr>
+        <w:rFonts w:eastAsia="黑体"/>
         <w:b/>
         <w:bCs/>
       </w:rPr>
@@ -9361,12 +9765,14 @@
     </w:tcPr>
     <w:tblStylePr w:type="firstRow">
       <w:rPr>
+        <w:rFonts w:eastAsia="黑体"/>
         <w:b/>
         <w:bCs/>
       </w:rPr>
     </w:tblStylePr>
     <w:tblStylePr w:type="lastRow">
       <w:rPr>
+        <w:rFonts w:eastAsia="黑体"/>
         <w:b/>
         <w:bCs/>
       </w:rPr>
@@ -9379,12 +9785,14 @@
     </w:tblStylePr>
     <w:tblStylePr w:type="firstCol">
       <w:rPr>
+        <w:rFonts w:eastAsia="黑体"/>
         <w:b/>
         <w:bCs/>
       </w:rPr>
     </w:tblStylePr>
     <w:tblStylePr w:type="lastCol">
       <w:rPr>
+        <w:rFonts w:eastAsia="黑体"/>
         <w:b/>
         <w:bCs/>
       </w:rPr>
@@ -9434,12 +9842,14 @@
     </w:tcPr>
     <w:tblStylePr w:type="firstRow">
       <w:rPr>
+        <w:rFonts w:eastAsia="黑体"/>
         <w:b/>
         <w:bCs/>
       </w:rPr>
     </w:tblStylePr>
     <w:tblStylePr w:type="lastRow">
       <w:rPr>
+        <w:rFonts w:eastAsia="黑体"/>
         <w:b/>
         <w:bCs/>
       </w:rPr>
@@ -9452,12 +9862,14 @@
     </w:tblStylePr>
     <w:tblStylePr w:type="firstCol">
       <w:rPr>
+        <w:rFonts w:eastAsia="黑体"/>
         <w:b/>
         <w:bCs/>
       </w:rPr>
     </w:tblStylePr>
     <w:tblStylePr w:type="lastCol">
       <w:rPr>
+        <w:rFonts w:eastAsia="黑体"/>
         <w:b/>
         <w:bCs/>
       </w:rPr>
@@ -9507,12 +9919,14 @@
     </w:tcPr>
     <w:tblStylePr w:type="firstRow">
       <w:rPr>
+        <w:rFonts w:eastAsia="黑体"/>
         <w:b/>
         <w:bCs/>
       </w:rPr>
     </w:tblStylePr>
     <w:tblStylePr w:type="lastRow">
       <w:rPr>
+        <w:rFonts w:eastAsia="黑体"/>
         <w:b/>
         <w:bCs/>
       </w:rPr>
@@ -9525,12 +9939,14 @@
     </w:tblStylePr>
     <w:tblStylePr w:type="firstCol">
       <w:rPr>
+        <w:rFonts w:eastAsia="黑体"/>
         <w:b/>
         <w:bCs/>
       </w:rPr>
     </w:tblStylePr>
     <w:tblStylePr w:type="lastCol">
       <w:rPr>
+        <w:rFonts w:eastAsia="黑体"/>
         <w:b/>
         <w:bCs/>
       </w:rPr>
@@ -9580,12 +9996,14 @@
     </w:tcPr>
     <w:tblStylePr w:type="firstRow">
       <w:rPr>
+        <w:rFonts w:eastAsia="黑体"/>
         <w:b/>
         <w:bCs/>
       </w:rPr>
     </w:tblStylePr>
     <w:tblStylePr w:type="lastRow">
       <w:rPr>
+        <w:rFonts w:eastAsia="黑体"/>
         <w:b/>
         <w:bCs/>
       </w:rPr>
@@ -9598,12 +10016,14 @@
     </w:tblStylePr>
     <w:tblStylePr w:type="firstCol">
       <w:rPr>
+        <w:rFonts w:eastAsia="黑体"/>
         <w:b/>
         <w:bCs/>
       </w:rPr>
     </w:tblStylePr>
     <w:tblStylePr w:type="lastCol">
       <w:rPr>
+        <w:rFonts w:eastAsia="黑体"/>
         <w:b/>
         <w:bCs/>
       </w:rPr>
@@ -9630,7 +10050,7 @@
       <w:spacing w:after="0" w:line="240" w:lineRule="auto"/>
     </w:pPr>
     <w:rPr>
-      <w:rFonts w:asciiTheme="majorHAnsi" w:cstheme="majorBidi" w:eastAsiaTheme="majorEastAsia" w:hAnsiTheme="majorHAnsi"/>
+      <w:rFonts w:asciiTheme="majorHAnsi" w:cstheme="majorBidi" w:hAnsiTheme="majorHAnsi" w:eastAsia="黑体"/>
       <w:color w:themeColor="text1" w:val="000000"/>
     </w:rPr>
     <w:tblPr>
@@ -9657,6 +10077,7 @@
     </w:tcPr>
     <w:tblStylePr w:type="firstRow">
       <w:rPr>
+        <w:rFonts w:eastAsia="黑体"/>
         <w:b/>
         <w:bCs/>
         <w:color w:themeColor="text1" w:val="000000"/>
@@ -9668,6 +10089,7 @@
     </w:tblStylePr>
     <w:tblStylePr w:type="lastRow">
       <w:rPr>
+        <w:rFonts w:eastAsia="黑体"/>
         <w:b/>
         <w:bCs/>
         <w:color w:themeColor="text1" w:val="000000"/>
@@ -9687,6 +10109,7 @@
     </w:tblStylePr>
     <w:tblStylePr w:type="firstCol">
       <w:rPr>
+        <w:rFonts w:eastAsia="黑体"/>
         <w:b/>
         <w:bCs/>
         <w:color w:themeColor="text1" w:val="000000"/>
@@ -9706,6 +10129,7 @@
     </w:tblStylePr>
     <w:tblStylePr w:type="lastCol">
       <w:rPr>
+        <w:rFonts w:eastAsia="黑体"/>
         <w:b w:val="0"/>
         <w:bCs w:val="0"/>
         <w:color w:themeColor="text1" w:val="000000"/>
@@ -9755,7 +10179,7 @@
       <w:spacing w:after="0" w:line="240" w:lineRule="auto"/>
     </w:pPr>
     <w:rPr>
-      <w:rFonts w:asciiTheme="majorHAnsi" w:cstheme="majorBidi" w:eastAsiaTheme="majorEastAsia" w:hAnsiTheme="majorHAnsi"/>
+      <w:rFonts w:asciiTheme="majorHAnsi" w:cstheme="majorBidi" w:hAnsiTheme="majorHAnsi" w:eastAsia="黑体"/>
       <w:color w:themeColor="text1" w:val="000000"/>
     </w:rPr>
     <w:tblPr>
@@ -9782,6 +10206,7 @@
     </w:tcPr>
     <w:tblStylePr w:type="firstRow">
       <w:rPr>
+        <w:rFonts w:eastAsia="黑体"/>
         <w:b/>
         <w:bCs/>
         <w:color w:themeColor="text1" w:val="000000"/>
@@ -9793,6 +10218,7 @@
     </w:tblStylePr>
     <w:tblStylePr w:type="lastRow">
       <w:rPr>
+        <w:rFonts w:eastAsia="黑体"/>
         <w:b/>
         <w:bCs/>
         <w:color w:themeColor="text1" w:val="000000"/>
@@ -9812,6 +10238,7 @@
     </w:tblStylePr>
     <w:tblStylePr w:type="firstCol">
       <w:rPr>
+        <w:rFonts w:eastAsia="黑体"/>
         <w:b/>
         <w:bCs/>
         <w:color w:themeColor="text1" w:val="000000"/>
@@ -9831,6 +10258,7 @@
     </w:tblStylePr>
     <w:tblStylePr w:type="lastCol">
       <w:rPr>
+        <w:rFonts w:eastAsia="黑体"/>
         <w:b w:val="0"/>
         <w:bCs w:val="0"/>
         <w:color w:themeColor="text1" w:val="000000"/>
@@ -9880,7 +10308,7 @@
       <w:spacing w:after="0" w:line="240" w:lineRule="auto"/>
     </w:pPr>
     <w:rPr>
-      <w:rFonts w:asciiTheme="majorHAnsi" w:cstheme="majorBidi" w:eastAsiaTheme="majorEastAsia" w:hAnsiTheme="majorHAnsi"/>
+      <w:rFonts w:asciiTheme="majorHAnsi" w:cstheme="majorBidi" w:hAnsiTheme="majorHAnsi" w:eastAsia="黑体"/>
       <w:color w:themeColor="text1" w:val="000000"/>
     </w:rPr>
     <w:tblPr>
@@ -9907,6 +10335,7 @@
     </w:tcPr>
     <w:tblStylePr w:type="firstRow">
       <w:rPr>
+        <w:rFonts w:eastAsia="黑体"/>
         <w:b/>
         <w:bCs/>
         <w:color w:themeColor="text1" w:val="000000"/>
@@ -9918,6 +10347,7 @@
     </w:tblStylePr>
     <w:tblStylePr w:type="lastRow">
       <w:rPr>
+        <w:rFonts w:eastAsia="黑体"/>
         <w:b/>
         <w:bCs/>
         <w:color w:themeColor="text1" w:val="000000"/>
@@ -9937,6 +10367,7 @@
     </w:tblStylePr>
     <w:tblStylePr w:type="firstCol">
       <w:rPr>
+        <w:rFonts w:eastAsia="黑体"/>
         <w:b/>
         <w:bCs/>
         <w:color w:themeColor="text1" w:val="000000"/>
@@ -9956,6 +10387,7 @@
     </w:tblStylePr>
     <w:tblStylePr w:type="lastCol">
       <w:rPr>
+        <w:rFonts w:eastAsia="黑体"/>
         <w:b w:val="0"/>
         <w:bCs w:val="0"/>
         <w:color w:themeColor="text1" w:val="000000"/>
@@ -10005,7 +10437,7 @@
       <w:spacing w:after="0" w:line="240" w:lineRule="auto"/>
     </w:pPr>
     <w:rPr>
-      <w:rFonts w:asciiTheme="majorHAnsi" w:cstheme="majorBidi" w:eastAsiaTheme="majorEastAsia" w:hAnsiTheme="majorHAnsi"/>
+      <w:rFonts w:asciiTheme="majorHAnsi" w:cstheme="majorBidi" w:hAnsiTheme="majorHAnsi" w:eastAsia="黑体"/>
       <w:color w:themeColor="text1" w:val="000000"/>
     </w:rPr>
     <w:tblPr>
@@ -10032,6 +10464,7 @@
     </w:tcPr>
     <w:tblStylePr w:type="firstRow">
       <w:rPr>
+        <w:rFonts w:eastAsia="黑体"/>
         <w:b/>
         <w:bCs/>
         <w:color w:themeColor="text1" w:val="000000"/>
@@ -10043,6 +10476,7 @@
     </w:tblStylePr>
     <w:tblStylePr w:type="lastRow">
       <w:rPr>
+        <w:rFonts w:eastAsia="黑体"/>
         <w:b/>
         <w:bCs/>
         <w:color w:themeColor="text1" w:val="000000"/>
@@ -10062,6 +10496,7 @@
     </w:tblStylePr>
     <w:tblStylePr w:type="firstCol">
       <w:rPr>
+        <w:rFonts w:eastAsia="黑体"/>
         <w:b/>
         <w:bCs/>
         <w:color w:themeColor="text1" w:val="000000"/>
@@ -10081,6 +10516,7 @@
     </w:tblStylePr>
     <w:tblStylePr w:type="lastCol">
       <w:rPr>
+        <w:rFonts w:eastAsia="黑体"/>
         <w:b w:val="0"/>
         <w:bCs w:val="0"/>
         <w:color w:themeColor="text1" w:val="000000"/>
@@ -10130,7 +10566,7 @@
       <w:spacing w:after="0" w:line="240" w:lineRule="auto"/>
     </w:pPr>
     <w:rPr>
-      <w:rFonts w:asciiTheme="majorHAnsi" w:cstheme="majorBidi" w:eastAsiaTheme="majorEastAsia" w:hAnsiTheme="majorHAnsi"/>
+      <w:rFonts w:asciiTheme="majorHAnsi" w:cstheme="majorBidi" w:hAnsiTheme="majorHAnsi" w:eastAsia="黑体"/>
       <w:color w:themeColor="text1" w:val="000000"/>
     </w:rPr>
     <w:tblPr>
@@ -10157,6 +10593,7 @@
     </w:tcPr>
     <w:tblStylePr w:type="firstRow">
       <w:rPr>
+        <w:rFonts w:eastAsia="黑体"/>
         <w:b/>
         <w:bCs/>
         <w:color w:themeColor="text1" w:val="000000"/>
@@ -10168,6 +10605,7 @@
     </w:tblStylePr>
     <w:tblStylePr w:type="lastRow">
       <w:rPr>
+        <w:rFonts w:eastAsia="黑体"/>
         <w:b/>
         <w:bCs/>
         <w:color w:themeColor="text1" w:val="000000"/>
@@ -10187,6 +10625,7 @@
     </w:tblStylePr>
     <w:tblStylePr w:type="firstCol">
       <w:rPr>
+        <w:rFonts w:eastAsia="黑体"/>
         <w:b/>
         <w:bCs/>
         <w:color w:themeColor="text1" w:val="000000"/>
@@ -10206,6 +10645,7 @@
     </w:tblStylePr>
     <w:tblStylePr w:type="lastCol">
       <w:rPr>
+        <w:rFonts w:eastAsia="黑体"/>
         <w:b w:val="0"/>
         <w:bCs w:val="0"/>
         <w:color w:themeColor="text1" w:val="000000"/>
@@ -10255,7 +10695,7 @@
       <w:spacing w:after="0" w:line="240" w:lineRule="auto"/>
     </w:pPr>
     <w:rPr>
-      <w:rFonts w:asciiTheme="majorHAnsi" w:cstheme="majorBidi" w:eastAsiaTheme="majorEastAsia" w:hAnsiTheme="majorHAnsi"/>
+      <w:rFonts w:asciiTheme="majorHAnsi" w:cstheme="majorBidi" w:hAnsiTheme="majorHAnsi" w:eastAsia="黑体"/>
       <w:color w:themeColor="text1" w:val="000000"/>
     </w:rPr>
     <w:tblPr>
@@ -10282,6 +10722,7 @@
     </w:tcPr>
     <w:tblStylePr w:type="firstRow">
       <w:rPr>
+        <w:rFonts w:eastAsia="黑体"/>
         <w:b/>
         <w:bCs/>
         <w:color w:themeColor="text1" w:val="000000"/>
@@ -10293,6 +10734,7 @@
     </w:tblStylePr>
     <w:tblStylePr w:type="lastRow">
       <w:rPr>
+        <w:rFonts w:eastAsia="黑体"/>
         <w:b/>
         <w:bCs/>
         <w:color w:themeColor="text1" w:val="000000"/>
@@ -10312,6 +10754,7 @@
     </w:tblStylePr>
     <w:tblStylePr w:type="firstCol">
       <w:rPr>
+        <w:rFonts w:eastAsia="黑体"/>
         <w:b/>
         <w:bCs/>
         <w:color w:themeColor="text1" w:val="000000"/>
@@ -10331,6 +10774,7 @@
     </w:tblStylePr>
     <w:tblStylePr w:type="lastCol">
       <w:rPr>
+        <w:rFonts w:eastAsia="黑体"/>
         <w:b w:val="0"/>
         <w:bCs w:val="0"/>
         <w:color w:themeColor="text1" w:val="000000"/>
@@ -10380,7 +10824,7 @@
       <w:spacing w:after="0" w:line="240" w:lineRule="auto"/>
     </w:pPr>
     <w:rPr>
-      <w:rFonts w:asciiTheme="majorHAnsi" w:cstheme="majorBidi" w:eastAsiaTheme="majorEastAsia" w:hAnsiTheme="majorHAnsi"/>
+      <w:rFonts w:asciiTheme="majorHAnsi" w:cstheme="majorBidi" w:hAnsiTheme="majorHAnsi" w:eastAsia="黑体"/>
       <w:color w:themeColor="text1" w:val="000000"/>
     </w:rPr>
     <w:tblPr>
@@ -10407,6 +10851,7 @@
     </w:tcPr>
     <w:tblStylePr w:type="firstRow">
       <w:rPr>
+        <w:rFonts w:eastAsia="黑体"/>
         <w:b/>
         <w:bCs/>
         <w:color w:themeColor="text1" w:val="000000"/>
@@ -10418,6 +10863,7 @@
     </w:tblStylePr>
     <w:tblStylePr w:type="lastRow">
       <w:rPr>
+        <w:rFonts w:eastAsia="黑体"/>
         <w:b/>
         <w:bCs/>
         <w:color w:themeColor="text1" w:val="000000"/>
@@ -10437,6 +10883,7 @@
     </w:tblStylePr>
     <w:tblStylePr w:type="firstCol">
       <w:rPr>
+        <w:rFonts w:eastAsia="黑体"/>
         <w:b/>
         <w:bCs/>
         <w:color w:themeColor="text1" w:val="000000"/>
@@ -10456,6 +10903,7 @@
     </w:tblStylePr>
     <w:tblStylePr w:type="lastCol">
       <w:rPr>
+        <w:rFonts w:eastAsia="黑体"/>
         <w:b w:val="0"/>
         <w:bCs w:val="0"/>
         <w:color w:themeColor="text1" w:val="000000"/>
@@ -10528,6 +10976,7 @@
     </w:tcPr>
     <w:tblStylePr w:type="firstRow">
       <w:rPr>
+        <w:rFonts w:eastAsia="黑体"/>
         <w:b/>
         <w:bCs/>
         <w:i w:val="0"/>
@@ -10549,6 +10998,7 @@
     </w:tblStylePr>
     <w:tblStylePr w:type="lastRow">
       <w:rPr>
+        <w:rFonts w:eastAsia="黑体"/>
         <w:b/>
         <w:bCs/>
         <w:i w:val="0"/>
@@ -10570,6 +11020,7 @@
     </w:tblStylePr>
     <w:tblStylePr w:type="firstCol">
       <w:rPr>
+        <w:rFonts w:eastAsia="黑体"/>
         <w:b/>
         <w:bCs/>
         <w:i w:val="0"/>
@@ -10589,6 +11040,7 @@
     </w:tblStylePr>
     <w:tblStylePr w:type="lastCol">
       <w:rPr>
+        <w:rFonts w:eastAsia="黑体"/>
         <w:b/>
         <w:bCs/>
         <w:i w:val="0"/>
@@ -10669,6 +11121,7 @@
     </w:tcPr>
     <w:tblStylePr w:type="firstRow">
       <w:rPr>
+        <w:rFonts w:eastAsia="黑体"/>
         <w:b/>
         <w:bCs/>
         <w:i w:val="0"/>
@@ -10690,6 +11143,7 @@
     </w:tblStylePr>
     <w:tblStylePr w:type="lastRow">
       <w:rPr>
+        <w:rFonts w:eastAsia="黑体"/>
         <w:b/>
         <w:bCs/>
         <w:i w:val="0"/>
@@ -10711,6 +11165,7 @@
     </w:tblStylePr>
     <w:tblStylePr w:type="firstCol">
       <w:rPr>
+        <w:rFonts w:eastAsia="黑体"/>
         <w:b/>
         <w:bCs/>
         <w:i w:val="0"/>
@@ -10730,6 +11185,7 @@
     </w:tblStylePr>
     <w:tblStylePr w:type="lastCol">
       <w:rPr>
+        <w:rFonts w:eastAsia="黑体"/>
         <w:b/>
         <w:bCs/>
         <w:i w:val="0"/>
@@ -10810,6 +11266,7 @@
     </w:tcPr>
     <w:tblStylePr w:type="firstRow">
       <w:rPr>
+        <w:rFonts w:eastAsia="黑体"/>
         <w:b/>
         <w:bCs/>
         <w:i w:val="0"/>
@@ -10831,6 +11288,7 @@
     </w:tblStylePr>
     <w:tblStylePr w:type="lastRow">
       <w:rPr>
+        <w:rFonts w:eastAsia="黑体"/>
         <w:b/>
         <w:bCs/>
         <w:i w:val="0"/>
@@ -10852,6 +11310,7 @@
     </w:tblStylePr>
     <w:tblStylePr w:type="firstCol">
       <w:rPr>
+        <w:rFonts w:eastAsia="黑体"/>
         <w:b/>
         <w:bCs/>
         <w:i w:val="0"/>
@@ -10871,6 +11330,7 @@
     </w:tblStylePr>
     <w:tblStylePr w:type="lastCol">
       <w:rPr>
+        <w:rFonts w:eastAsia="黑体"/>
         <w:b/>
         <w:bCs/>
         <w:i w:val="0"/>
@@ -10951,6 +11411,7 @@
     </w:tcPr>
     <w:tblStylePr w:type="firstRow">
       <w:rPr>
+        <w:rFonts w:eastAsia="黑体"/>
         <w:b/>
         <w:bCs/>
         <w:i w:val="0"/>
@@ -10972,6 +11433,7 @@
     </w:tblStylePr>
     <w:tblStylePr w:type="lastRow">
       <w:rPr>
+        <w:rFonts w:eastAsia="黑体"/>
         <w:b/>
         <w:bCs/>
         <w:i w:val="0"/>
@@ -10993,6 +11455,7 @@
     </w:tblStylePr>
     <w:tblStylePr w:type="firstCol">
       <w:rPr>
+        <w:rFonts w:eastAsia="黑体"/>
         <w:b/>
         <w:bCs/>
         <w:i w:val="0"/>
@@ -11012,6 +11475,7 @@
     </w:tblStylePr>
     <w:tblStylePr w:type="lastCol">
       <w:rPr>
+        <w:rFonts w:eastAsia="黑体"/>
         <w:b/>
         <w:bCs/>
         <w:i w:val="0"/>
@@ -11092,6 +11556,7 @@
     </w:tcPr>
     <w:tblStylePr w:type="firstRow">
       <w:rPr>
+        <w:rFonts w:eastAsia="黑体"/>
         <w:b/>
         <w:bCs/>
         <w:i w:val="0"/>
@@ -11113,6 +11578,7 @@
     </w:tblStylePr>
     <w:tblStylePr w:type="lastRow">
       <w:rPr>
+        <w:rFonts w:eastAsia="黑体"/>
         <w:b/>
         <w:bCs/>
         <w:i w:val="0"/>
@@ -11134,6 +11600,7 @@
     </w:tblStylePr>
     <w:tblStylePr w:type="firstCol">
       <w:rPr>
+        <w:rFonts w:eastAsia="黑体"/>
         <w:b/>
         <w:bCs/>
         <w:i w:val="0"/>
@@ -11153,6 +11620,7 @@
     </w:tblStylePr>
     <w:tblStylePr w:type="lastCol">
       <w:rPr>
+        <w:rFonts w:eastAsia="黑体"/>
         <w:b/>
         <w:bCs/>
         <w:i w:val="0"/>
@@ -11233,6 +11701,7 @@
     </w:tcPr>
     <w:tblStylePr w:type="firstRow">
       <w:rPr>
+        <w:rFonts w:eastAsia="黑体"/>
         <w:b/>
         <w:bCs/>
         <w:i w:val="0"/>
@@ -11254,6 +11723,7 @@
     </w:tblStylePr>
     <w:tblStylePr w:type="lastRow">
       <w:rPr>
+        <w:rFonts w:eastAsia="黑体"/>
         <w:b/>
         <w:bCs/>
         <w:i w:val="0"/>
@@ -11275,6 +11745,7 @@
     </w:tblStylePr>
     <w:tblStylePr w:type="firstCol">
       <w:rPr>
+        <w:rFonts w:eastAsia="黑体"/>
         <w:b/>
         <w:bCs/>
         <w:i w:val="0"/>
@@ -11294,6 +11765,7 @@
     </w:tblStylePr>
     <w:tblStylePr w:type="lastCol">
       <w:rPr>
+        <w:rFonts w:eastAsia="黑体"/>
         <w:b/>
         <w:bCs/>
         <w:i w:val="0"/>
@@ -11374,6 +11846,7 @@
     </w:tcPr>
     <w:tblStylePr w:type="firstRow">
       <w:rPr>
+        <w:rFonts w:eastAsia="黑体"/>
         <w:b/>
         <w:bCs/>
         <w:i w:val="0"/>
@@ -11395,6 +11868,7 @@
     </w:tblStylePr>
     <w:tblStylePr w:type="lastRow">
       <w:rPr>
+        <w:rFonts w:eastAsia="黑体"/>
         <w:b/>
         <w:bCs/>
         <w:i w:val="0"/>
@@ -11416,6 +11890,7 @@
     </w:tblStylePr>
     <w:tblStylePr w:type="firstCol">
       <w:rPr>
+        <w:rFonts w:eastAsia="黑体"/>
         <w:b/>
         <w:bCs/>
         <w:i w:val="0"/>
@@ -11435,6 +11910,7 @@
     </w:tblStylePr>
     <w:tblStylePr w:type="lastCol">
       <w:rPr>
+        <w:rFonts w:eastAsia="黑体"/>
         <w:b/>
         <w:bCs/>
         <w:i w:val="0"/>
@@ -11492,6 +11968,7 @@
       <w:spacing w:after="0" w:line="240" w:lineRule="auto"/>
     </w:pPr>
     <w:rPr>
+      <w:rFonts w:eastAsia="黑体"/>
       <w:color w:themeColor="background1" w:val="FFFFFF"/>
     </w:rPr>
     <w:tblPr>
@@ -11510,6 +11987,7 @@
     </w:tcPr>
     <w:tblStylePr w:type="firstRow">
       <w:rPr>
+        <w:rFonts w:eastAsia="黑体"/>
         <w:b/>
         <w:bCs/>
       </w:rPr>
@@ -11606,6 +12084,7 @@
       <w:spacing w:after="0" w:line="240" w:lineRule="auto"/>
     </w:pPr>
     <w:rPr>
+      <w:rFonts w:eastAsia="黑体"/>
       <w:color w:themeColor="background1" w:val="FFFFFF"/>
     </w:rPr>
     <w:tblPr>
@@ -11624,6 +12103,7 @@
     </w:tcPr>
     <w:tblStylePr w:type="firstRow">
       <w:rPr>
+        <w:rFonts w:eastAsia="黑体"/>
         <w:b/>
         <w:bCs/>
       </w:rPr>
@@ -11720,6 +12200,7 @@
       <w:spacing w:after="0" w:line="240" w:lineRule="auto"/>
     </w:pPr>
     <w:rPr>
+      <w:rFonts w:eastAsia="黑体"/>
       <w:color w:themeColor="background1" w:val="FFFFFF"/>
     </w:rPr>
     <w:tblPr>
@@ -11738,6 +12219,7 @@
     </w:tcPr>
     <w:tblStylePr w:type="firstRow">
       <w:rPr>
+        <w:rFonts w:eastAsia="黑体"/>
         <w:b/>
         <w:bCs/>
       </w:rPr>
@@ -11834,6 +12316,7 @@
       <w:spacing w:after="0" w:line="240" w:lineRule="auto"/>
     </w:pPr>
     <w:rPr>
+      <w:rFonts w:eastAsia="黑体"/>
       <w:color w:themeColor="background1" w:val="FFFFFF"/>
     </w:rPr>
     <w:tblPr>
@@ -11852,6 +12335,7 @@
     </w:tcPr>
     <w:tblStylePr w:type="firstRow">
       <w:rPr>
+        <w:rFonts w:eastAsia="黑体"/>
         <w:b/>
         <w:bCs/>
       </w:rPr>
@@ -11948,6 +12432,7 @@
       <w:spacing w:after="0" w:line="240" w:lineRule="auto"/>
     </w:pPr>
     <w:rPr>
+      <w:rFonts w:eastAsia="黑体"/>
       <w:color w:themeColor="background1" w:val="FFFFFF"/>
     </w:rPr>
     <w:tblPr>
@@ -11966,6 +12451,7 @@
     </w:tcPr>
     <w:tblStylePr w:type="firstRow">
       <w:rPr>
+        <w:rFonts w:eastAsia="黑体"/>
         <w:b/>
         <w:bCs/>
       </w:rPr>
@@ -12062,6 +12548,7 @@
       <w:spacing w:after="0" w:line="240" w:lineRule="auto"/>
     </w:pPr>
     <w:rPr>
+      <w:rFonts w:eastAsia="黑体"/>
       <w:color w:themeColor="background1" w:val="FFFFFF"/>
     </w:rPr>
     <w:tblPr>
@@ -12080,6 +12567,7 @@
     </w:tcPr>
     <w:tblStylePr w:type="firstRow">
       <w:rPr>
+        <w:rFonts w:eastAsia="黑体"/>
         <w:b/>
         <w:bCs/>
       </w:rPr>
@@ -12176,6 +12664,7 @@
       <w:spacing w:after="0" w:line="240" w:lineRule="auto"/>
     </w:pPr>
     <w:rPr>
+      <w:rFonts w:eastAsia="黑体"/>
       <w:color w:themeColor="background1" w:val="FFFFFF"/>
     </w:rPr>
     <w:tblPr>
@@ -12194,6 +12683,7 @@
     </w:tcPr>
     <w:tblStylePr w:type="firstRow">
       <w:rPr>
+        <w:rFonts w:eastAsia="黑体"/>
         <w:b/>
         <w:bCs/>
       </w:rPr>
@@ -12290,6 +12780,7 @@
       <w:spacing w:after="0" w:line="240" w:lineRule="auto"/>
     </w:pPr>
     <w:rPr>
+      <w:rFonts w:eastAsia="黑体"/>
       <w:color w:themeColor="text1" w:val="000000"/>
     </w:rPr>
     <w:tblPr>
@@ -12316,6 +12807,7 @@
     </w:tcPr>
     <w:tblStylePr w:type="firstRow">
       <w:rPr>
+        <w:rFonts w:eastAsia="黑体"/>
         <w:b/>
         <w:bCs/>
       </w:rPr>
@@ -12334,6 +12826,7 @@
     </w:tblStylePr>
     <w:tblStylePr w:type="lastRow">
       <w:rPr>
+        <w:rFonts w:eastAsia="黑体"/>
         <w:b/>
         <w:bCs/>
         <w:color w:themeColor="background1" w:val="FFFFFF"/>
@@ -12348,6 +12841,7 @@
     </w:tblStylePr>
     <w:tblStylePr w:type="firstCol">
       <w:rPr>
+        <w:rFonts w:eastAsia="黑体"/>
         <w:color w:themeColor="background1" w:val="FFFFFF"/>
       </w:rPr>
       <w:tblPr/>
@@ -12365,6 +12859,7 @@
     </w:tblStylePr>
     <w:tblStylePr w:type="lastCol">
       <w:rPr>
+        <w:rFonts w:eastAsia="黑体"/>
         <w:color w:themeColor="background1" w:val="FFFFFF"/>
       </w:rPr>
       <w:tblPr/>
@@ -12394,11 +12889,13 @@
     </w:tblStylePr>
     <w:tblStylePr w:type="neCell">
       <w:rPr>
+        <w:rFonts w:eastAsia="黑体"/>
         <w:color w:themeColor="text1" w:val="000000"/>
       </w:rPr>
     </w:tblStylePr>
     <w:tblStylePr w:type="nwCell">
       <w:rPr>
+        <w:rFonts w:eastAsia="黑体"/>
         <w:color w:themeColor="text1" w:val="000000"/>
       </w:rPr>
     </w:tblStylePr>
@@ -12412,6 +12909,7 @@
       <w:spacing w:after="0" w:line="240" w:lineRule="auto"/>
     </w:pPr>
     <w:rPr>
+      <w:rFonts w:eastAsia="黑体"/>
       <w:color w:themeColor="text1" w:val="000000"/>
     </w:rPr>
     <w:tblPr>
@@ -12438,6 +12936,7 @@
     </w:tcPr>
     <w:tblStylePr w:type="firstRow">
       <w:rPr>
+        <w:rFonts w:eastAsia="黑体"/>
         <w:b/>
         <w:bCs/>
       </w:rPr>
@@ -12456,6 +12955,7 @@
     </w:tblStylePr>
     <w:tblStylePr w:type="lastRow">
       <w:rPr>
+        <w:rFonts w:eastAsia="黑体"/>
         <w:b/>
         <w:bCs/>
         <w:color w:themeColor="background1" w:val="FFFFFF"/>
@@ -12470,6 +12970,7 @@
     </w:tblStylePr>
     <w:tblStylePr w:type="firstCol">
       <w:rPr>
+        <w:rFonts w:eastAsia="黑体"/>
         <w:color w:themeColor="background1" w:val="FFFFFF"/>
       </w:rPr>
       <w:tblPr/>
@@ -12487,6 +12988,7 @@
     </w:tblStylePr>
     <w:tblStylePr w:type="lastCol">
       <w:rPr>
+        <w:rFonts w:eastAsia="黑体"/>
         <w:color w:themeColor="background1" w:val="FFFFFF"/>
       </w:rPr>
       <w:tblPr/>
@@ -12516,11 +13018,13 @@
     </w:tblStylePr>
     <w:tblStylePr w:type="neCell">
       <w:rPr>
+        <w:rFonts w:eastAsia="黑体"/>
         <w:color w:themeColor="text1" w:val="000000"/>
       </w:rPr>
     </w:tblStylePr>
     <w:tblStylePr w:type="nwCell">
       <w:rPr>
+        <w:rFonts w:eastAsia="黑体"/>
         <w:color w:themeColor="text1" w:val="000000"/>
       </w:rPr>
     </w:tblStylePr>
@@ -12534,6 +13038,7 @@
       <w:spacing w:after="0" w:line="240" w:lineRule="auto"/>
     </w:pPr>
     <w:rPr>
+      <w:rFonts w:eastAsia="黑体"/>
       <w:color w:themeColor="text1" w:val="000000"/>
     </w:rPr>
     <w:tblPr>
@@ -12560,6 +13065,7 @@
     </w:tcPr>
     <w:tblStylePr w:type="firstRow">
       <w:rPr>
+        <w:rFonts w:eastAsia="黑体"/>
         <w:b/>
         <w:bCs/>
       </w:rPr>
@@ -12578,6 +13084,7 @@
     </w:tblStylePr>
     <w:tblStylePr w:type="lastRow">
       <w:rPr>
+        <w:rFonts w:eastAsia="黑体"/>
         <w:b/>
         <w:bCs/>
         <w:color w:themeColor="background1" w:val="FFFFFF"/>
@@ -12592,6 +13099,7 @@
     </w:tblStylePr>
     <w:tblStylePr w:type="firstCol">
       <w:rPr>
+        <w:rFonts w:eastAsia="黑体"/>
         <w:color w:themeColor="background1" w:val="FFFFFF"/>
       </w:rPr>
       <w:tblPr/>
@@ -12609,6 +13117,7 @@
     </w:tblStylePr>
     <w:tblStylePr w:type="lastCol">
       <w:rPr>
+        <w:rFonts w:eastAsia="黑体"/>
         <w:color w:themeColor="background1" w:val="FFFFFF"/>
       </w:rPr>
       <w:tblPr/>
@@ -12638,11 +13147,13 @@
     </w:tblStylePr>
     <w:tblStylePr w:type="neCell">
       <w:rPr>
+        <w:rFonts w:eastAsia="黑体"/>
         <w:color w:themeColor="text1" w:val="000000"/>
       </w:rPr>
     </w:tblStylePr>
     <w:tblStylePr w:type="nwCell">
       <w:rPr>
+        <w:rFonts w:eastAsia="黑体"/>
         <w:color w:themeColor="text1" w:val="000000"/>
       </w:rPr>
     </w:tblStylePr>
@@ -12656,6 +13167,7 @@
       <w:spacing w:after="0" w:line="240" w:lineRule="auto"/>
     </w:pPr>
     <w:rPr>
+      <w:rFonts w:eastAsia="黑体"/>
       <w:color w:themeColor="text1" w:val="000000"/>
     </w:rPr>
     <w:tblPr>
@@ -12682,6 +13194,7 @@
     </w:tcPr>
     <w:tblStylePr w:type="firstRow">
       <w:rPr>
+        <w:rFonts w:eastAsia="黑体"/>
         <w:b/>
         <w:bCs/>
       </w:rPr>
@@ -12700,6 +13213,7 @@
     </w:tblStylePr>
     <w:tblStylePr w:type="lastRow">
       <w:rPr>
+        <w:rFonts w:eastAsia="黑体"/>
         <w:b/>
         <w:bCs/>
         <w:color w:themeColor="background1" w:val="FFFFFF"/>
@@ -12714,6 +13228,7 @@
     </w:tblStylePr>
     <w:tblStylePr w:type="firstCol">
       <w:rPr>
+        <w:rFonts w:eastAsia="黑体"/>
         <w:color w:themeColor="background1" w:val="FFFFFF"/>
       </w:rPr>
       <w:tblPr/>
@@ -12731,6 +13246,7 @@
     </w:tblStylePr>
     <w:tblStylePr w:type="lastCol">
       <w:rPr>
+        <w:rFonts w:eastAsia="黑体"/>
         <w:color w:themeColor="background1" w:val="FFFFFF"/>
       </w:rPr>
       <w:tblPr/>
@@ -12768,6 +13284,7 @@
       <w:spacing w:after="0" w:line="240" w:lineRule="auto"/>
     </w:pPr>
     <w:rPr>
+      <w:rFonts w:eastAsia="黑体"/>
       <w:color w:themeColor="text1" w:val="000000"/>
     </w:rPr>
     <w:tblPr>
@@ -12794,6 +13311,7 @@
     </w:tcPr>
     <w:tblStylePr w:type="firstRow">
       <w:rPr>
+        <w:rFonts w:eastAsia="黑体"/>
         <w:b/>
         <w:bCs/>
       </w:rPr>
@@ -12812,6 +13330,7 @@
     </w:tblStylePr>
     <w:tblStylePr w:type="lastRow">
       <w:rPr>
+        <w:rFonts w:eastAsia="黑体"/>
         <w:b/>
         <w:bCs/>
         <w:color w:themeColor="background1" w:val="FFFFFF"/>
@@ -12826,6 +13345,7 @@
     </w:tblStylePr>
     <w:tblStylePr w:type="firstCol">
       <w:rPr>
+        <w:rFonts w:eastAsia="黑体"/>
         <w:color w:themeColor="background1" w:val="FFFFFF"/>
       </w:rPr>
       <w:tblPr/>
@@ -12843,6 +13363,7 @@
     </w:tblStylePr>
     <w:tblStylePr w:type="lastCol">
       <w:rPr>
+        <w:rFonts w:eastAsia="黑体"/>
         <w:color w:themeColor="background1" w:val="FFFFFF"/>
       </w:rPr>
       <w:tblPr/>
@@ -12872,11 +13393,13 @@
     </w:tblStylePr>
     <w:tblStylePr w:type="neCell">
       <w:rPr>
+        <w:rFonts w:eastAsia="黑体"/>
         <w:color w:themeColor="text1" w:val="000000"/>
       </w:rPr>
     </w:tblStylePr>
     <w:tblStylePr w:type="nwCell">
       <w:rPr>
+        <w:rFonts w:eastAsia="黑体"/>
         <w:color w:themeColor="text1" w:val="000000"/>
       </w:rPr>
     </w:tblStylePr>
@@ -12890,6 +13413,7 @@
       <w:spacing w:after="0" w:line="240" w:lineRule="auto"/>
     </w:pPr>
     <w:rPr>
+      <w:rFonts w:eastAsia="黑体"/>
       <w:color w:themeColor="text1" w:val="000000"/>
     </w:rPr>
     <w:tblPr>
@@ -12916,6 +13440,7 @@
     </w:tcPr>
     <w:tblStylePr w:type="firstRow">
       <w:rPr>
+        <w:rFonts w:eastAsia="黑体"/>
         <w:b/>
         <w:bCs/>
       </w:rPr>
@@ -12934,6 +13459,7 @@
     </w:tblStylePr>
     <w:tblStylePr w:type="lastRow">
       <w:rPr>
+        <w:rFonts w:eastAsia="黑体"/>
         <w:b/>
         <w:bCs/>
         <w:color w:themeColor="background1" w:val="FFFFFF"/>
@@ -12948,6 +13474,7 @@
     </w:tblStylePr>
     <w:tblStylePr w:type="firstCol">
       <w:rPr>
+        <w:rFonts w:eastAsia="黑体"/>
         <w:color w:themeColor="background1" w:val="FFFFFF"/>
       </w:rPr>
       <w:tblPr/>
@@ -12965,6 +13492,7 @@
     </w:tblStylePr>
     <w:tblStylePr w:type="lastCol">
       <w:rPr>
+        <w:rFonts w:eastAsia="黑体"/>
         <w:color w:themeColor="background1" w:val="FFFFFF"/>
       </w:rPr>
       <w:tblPr/>
@@ -12994,11 +13522,13 @@
     </w:tblStylePr>
     <w:tblStylePr w:type="neCell">
       <w:rPr>
+        <w:rFonts w:eastAsia="黑体"/>
         <w:color w:themeColor="text1" w:val="000000"/>
       </w:rPr>
     </w:tblStylePr>
     <w:tblStylePr w:type="nwCell">
       <w:rPr>
+        <w:rFonts w:eastAsia="黑体"/>
         <w:color w:themeColor="text1" w:val="000000"/>
       </w:rPr>
     </w:tblStylePr>
@@ -13012,6 +13542,7 @@
       <w:spacing w:after="0" w:line="240" w:lineRule="auto"/>
     </w:pPr>
     <w:rPr>
+      <w:rFonts w:eastAsia="黑体"/>
       <w:color w:themeColor="text1" w:val="000000"/>
     </w:rPr>
     <w:tblPr>
@@ -13038,6 +13569,7 @@
     </w:tcPr>
     <w:tblStylePr w:type="firstRow">
       <w:rPr>
+        <w:rFonts w:eastAsia="黑体"/>
         <w:b/>
         <w:bCs/>
       </w:rPr>
@@ -13056,6 +13588,7 @@
     </w:tblStylePr>
     <w:tblStylePr w:type="lastRow">
       <w:rPr>
+        <w:rFonts w:eastAsia="黑体"/>
         <w:b/>
         <w:bCs/>
         <w:color w:themeColor="background1" w:val="FFFFFF"/>
@@ -13070,6 +13603,7 @@
     </w:tblStylePr>
     <w:tblStylePr w:type="firstCol">
       <w:rPr>
+        <w:rFonts w:eastAsia="黑体"/>
         <w:color w:themeColor="background1" w:val="FFFFFF"/>
       </w:rPr>
       <w:tblPr/>
@@ -13087,6 +13621,7 @@
     </w:tblStylePr>
     <w:tblStylePr w:type="lastCol">
       <w:rPr>
+        <w:rFonts w:eastAsia="黑体"/>
         <w:color w:themeColor="background1" w:val="FFFFFF"/>
       </w:rPr>
       <w:tblPr/>
@@ -13116,11 +13651,13 @@
     </w:tblStylePr>
     <w:tblStylePr w:type="neCell">
       <w:rPr>
+        <w:rFonts w:eastAsia="黑体"/>
         <w:color w:themeColor="text1" w:val="000000"/>
       </w:rPr>
     </w:tblStylePr>
     <w:tblStylePr w:type="nwCell">
       <w:rPr>
+        <w:rFonts w:eastAsia="黑体"/>
         <w:color w:themeColor="text1" w:val="000000"/>
       </w:rPr>
     </w:tblStylePr>
@@ -13134,6 +13671,7 @@
       <w:spacing w:after="0" w:line="240" w:lineRule="auto"/>
     </w:pPr>
     <w:rPr>
+      <w:rFonts w:eastAsia="黑体"/>
       <w:color w:themeColor="text1" w:val="000000"/>
     </w:rPr>
     <w:tblPr>
@@ -13152,6 +13690,7 @@
     </w:tcPr>
     <w:tblStylePr w:type="firstRow">
       <w:rPr>
+        <w:rFonts w:eastAsia="黑体"/>
         <w:b/>
         <w:bCs/>
         <w:color w:themeColor="background1" w:val="FFFFFF"/>
@@ -13166,6 +13705,7 @@
     </w:tblStylePr>
     <w:tblStylePr w:type="lastRow">
       <w:rPr>
+        <w:rFonts w:eastAsia="黑体"/>
         <w:b/>
         <w:bCs/>
         <w:color w:themeColor="accent2" w:themeShade="CC" w:val="9E3A38"/>
@@ -13180,12 +13720,14 @@
     </w:tblStylePr>
     <w:tblStylePr w:type="firstCol">
       <w:rPr>
+        <w:rFonts w:eastAsia="黑体"/>
         <w:b/>
         <w:bCs/>
       </w:rPr>
     </w:tblStylePr>
     <w:tblStylePr w:type="lastCol">
       <w:rPr>
+        <w:rFonts w:eastAsia="黑体"/>
         <w:b/>
         <w:bCs/>
       </w:rPr>
@@ -13220,6 +13762,7 @@
       <w:spacing w:after="0" w:line="240" w:lineRule="auto"/>
     </w:pPr>
     <w:rPr>
+      <w:rFonts w:eastAsia="黑体"/>
       <w:color w:themeColor="text1" w:val="000000"/>
     </w:rPr>
     <w:tblPr>
@@ -13238,6 +13781,7 @@
     </w:tcPr>
     <w:tblStylePr w:type="firstRow">
       <w:rPr>
+        <w:rFonts w:eastAsia="黑体"/>
         <w:b/>
         <w:bCs/>
         <w:color w:themeColor="background1" w:val="FFFFFF"/>
@@ -13252,6 +13796,7 @@
     </w:tblStylePr>
     <w:tblStylePr w:type="lastRow">
       <w:rPr>
+        <w:rFonts w:eastAsia="黑体"/>
         <w:b/>
         <w:bCs/>
         <w:color w:themeColor="accent2" w:themeShade="CC" w:val="9E3A38"/>
@@ -13266,12 +13811,14 @@
     </w:tblStylePr>
     <w:tblStylePr w:type="firstCol">
       <w:rPr>
+        <w:rFonts w:eastAsia="黑体"/>
         <w:b/>
         <w:bCs/>
       </w:rPr>
     </w:tblStylePr>
     <w:tblStylePr w:type="lastCol">
       <w:rPr>
+        <w:rFonts w:eastAsia="黑体"/>
         <w:b/>
         <w:bCs/>
       </w:rPr>
@@ -13306,6 +13853,7 @@
       <w:spacing w:after="0" w:line="240" w:lineRule="auto"/>
     </w:pPr>
     <w:rPr>
+      <w:rFonts w:eastAsia="黑体"/>
       <w:color w:themeColor="text1" w:val="000000"/>
     </w:rPr>
     <w:tblPr>
@@ -13324,6 +13872,7 @@
     </w:tcPr>
     <w:tblStylePr w:type="firstRow">
       <w:rPr>
+        <w:rFonts w:eastAsia="黑体"/>
         <w:b/>
         <w:bCs/>
         <w:color w:themeColor="background1" w:val="FFFFFF"/>
@@ -13338,6 +13887,7 @@
     </w:tblStylePr>
     <w:tblStylePr w:type="lastRow">
       <w:rPr>
+        <w:rFonts w:eastAsia="黑体"/>
         <w:b/>
         <w:bCs/>
         <w:color w:themeColor="accent2" w:themeShade="CC" w:val="9E3A38"/>
@@ -13352,12 +13902,14 @@
     </w:tblStylePr>
     <w:tblStylePr w:type="firstCol">
       <w:rPr>
+        <w:rFonts w:eastAsia="黑体"/>
         <w:b/>
         <w:bCs/>
       </w:rPr>
     </w:tblStylePr>
     <w:tblStylePr w:type="lastCol">
       <w:rPr>
+        <w:rFonts w:eastAsia="黑体"/>
         <w:b/>
         <w:bCs/>
       </w:rPr>
@@ -13392,6 +13944,7 @@
       <w:spacing w:after="0" w:line="240" w:lineRule="auto"/>
     </w:pPr>
     <w:rPr>
+      <w:rFonts w:eastAsia="黑体"/>
       <w:color w:themeColor="text1" w:val="000000"/>
     </w:rPr>
     <w:tblPr>
@@ -13410,6 +13963,7 @@
     </w:tcPr>
     <w:tblStylePr w:type="firstRow">
       <w:rPr>
+        <w:rFonts w:eastAsia="黑体"/>
         <w:b/>
         <w:bCs/>
         <w:color w:themeColor="background1" w:val="FFFFFF"/>
@@ -13424,6 +13978,7 @@
     </w:tblStylePr>
     <w:tblStylePr w:type="lastRow">
       <w:rPr>
+        <w:rFonts w:eastAsia="黑体"/>
         <w:b/>
         <w:bCs/>
         <w:color w:themeColor="accent4" w:themeShade="CC" w:val="664E82"/>
@@ -13438,12 +13993,14 @@
     </w:tblStylePr>
     <w:tblStylePr w:type="firstCol">
       <w:rPr>
+        <w:rFonts w:eastAsia="黑体"/>
         <w:b/>
         <w:bCs/>
       </w:rPr>
     </w:tblStylePr>
     <w:tblStylePr w:type="lastCol">
       <w:rPr>
+        <w:rFonts w:eastAsia="黑体"/>
         <w:b/>
         <w:bCs/>
       </w:rPr>
@@ -13478,6 +14035,7 @@
       <w:spacing w:after="0" w:line="240" w:lineRule="auto"/>
     </w:pPr>
     <w:rPr>
+      <w:rFonts w:eastAsia="黑体"/>
       <w:color w:themeColor="text1" w:val="000000"/>
     </w:rPr>
     <w:tblPr>
@@ -13496,6 +14054,7 @@
     </w:tcPr>
     <w:tblStylePr w:type="firstRow">
       <w:rPr>
+        <w:rFonts w:eastAsia="黑体"/>
         <w:b/>
         <w:bCs/>
         <w:color w:themeColor="background1" w:val="FFFFFF"/>
@@ -13510,6 +14069,7 @@
     </w:tblStylePr>
     <w:tblStylePr w:type="lastRow">
       <w:rPr>
+        <w:rFonts w:eastAsia="黑体"/>
         <w:b/>
         <w:bCs/>
         <w:color w:themeColor="accent3" w:themeShade="CC" w:val="7E9C40"/>
@@ -13524,12 +14084,14 @@
     </w:tblStylePr>
     <w:tblStylePr w:type="firstCol">
       <w:rPr>
+        <w:rFonts w:eastAsia="黑体"/>
         <w:b/>
         <w:bCs/>
       </w:rPr>
     </w:tblStylePr>
     <w:tblStylePr w:type="lastCol">
       <w:rPr>
+        <w:rFonts w:eastAsia="黑体"/>
         <w:b/>
         <w:bCs/>
       </w:rPr>
@@ -13564,6 +14126,7 @@
       <w:spacing w:after="0" w:line="240" w:lineRule="auto"/>
     </w:pPr>
     <w:rPr>
+      <w:rFonts w:eastAsia="黑体"/>
       <w:color w:themeColor="text1" w:val="000000"/>
     </w:rPr>
     <w:tblPr>
@@ -13582,6 +14145,7 @@
     </w:tcPr>
     <w:tblStylePr w:type="firstRow">
       <w:rPr>
+        <w:rFonts w:eastAsia="黑体"/>
         <w:b/>
         <w:bCs/>
         <w:color w:themeColor="background1" w:val="FFFFFF"/>
@@ -13596,6 +14160,7 @@
     </w:tblStylePr>
     <w:tblStylePr w:type="lastRow">
       <w:rPr>
+        <w:rFonts w:eastAsia="黑体"/>
         <w:b/>
         <w:bCs/>
         <w:color w:themeColor="accent6" w:themeShade="CC" w:val="F2730A"/>
@@ -13610,12 +14175,14 @@
     </w:tblStylePr>
     <w:tblStylePr w:type="firstCol">
       <w:rPr>
+        <w:rFonts w:eastAsia="黑体"/>
         <w:b/>
         <w:bCs/>
       </w:rPr>
     </w:tblStylePr>
     <w:tblStylePr w:type="lastCol">
       <w:rPr>
+        <w:rFonts w:eastAsia="黑体"/>
         <w:b/>
         <w:bCs/>
       </w:rPr>
@@ -13650,6 +14217,7 @@
       <w:spacing w:after="0" w:line="240" w:lineRule="auto"/>
     </w:pPr>
     <w:rPr>
+      <w:rFonts w:eastAsia="黑体"/>
       <w:color w:themeColor="text1" w:val="000000"/>
     </w:rPr>
     <w:tblPr>
@@ -13668,6 +14236,7 @@
     </w:tcPr>
     <w:tblStylePr w:type="firstRow">
       <w:rPr>
+        <w:rFonts w:eastAsia="黑体"/>
         <w:b/>
         <w:bCs/>
         <w:color w:themeColor="background1" w:val="FFFFFF"/>
@@ -13682,6 +14251,7 @@
     </w:tblStylePr>
     <w:tblStylePr w:type="lastRow">
       <w:rPr>
+        <w:rFonts w:eastAsia="黑体"/>
         <w:b/>
         <w:bCs/>
         <w:color w:themeColor="accent5" w:themeShade="CC" w:val="348DA5"/>
@@ -13696,12 +14266,14 @@
     </w:tblStylePr>
     <w:tblStylePr w:type="firstCol">
       <w:rPr>
+        <w:rFonts w:eastAsia="黑体"/>
         <w:b/>
         <w:bCs/>
       </w:rPr>
     </w:tblStylePr>
     <w:tblStylePr w:type="lastCol">
       <w:rPr>
+        <w:rFonts w:eastAsia="黑体"/>
         <w:b/>
         <w:bCs/>
       </w:rPr>
@@ -13736,6 +14308,7 @@
       <w:spacing w:after="0" w:line="240" w:lineRule="auto"/>
     </w:pPr>
     <w:rPr>
+      <w:rFonts w:eastAsia="黑体"/>
       <w:color w:themeColor="text1" w:val="000000"/>
     </w:rPr>
     <w:tblPr>
@@ -13757,6 +14330,7 @@
     </w:tcPr>
     <w:tblStylePr w:type="firstRow">
       <w:rPr>
+        <w:rFonts w:eastAsia="黑体"/>
         <w:b/>
         <w:bCs/>
       </w:rPr>
@@ -13767,6 +14341,7 @@
     </w:tblStylePr>
     <w:tblStylePr w:type="lastRow">
       <w:rPr>
+        <w:rFonts w:eastAsia="黑体"/>
         <w:b/>
         <w:bCs/>
         <w:color w:themeColor="text1" w:val="000000"/>
@@ -13778,6 +14353,7 @@
     </w:tblStylePr>
     <w:tblStylePr w:type="firstCol">
       <w:rPr>
+        <w:rFonts w:eastAsia="黑体"/>
         <w:color w:themeColor="background1" w:val="FFFFFF"/>
       </w:rPr>
       <w:tblPr/>
@@ -13787,6 +14363,7 @@
     </w:tblStylePr>
     <w:tblStylePr w:type="lastCol">
       <w:rPr>
+        <w:rFonts w:eastAsia="黑体"/>
         <w:color w:themeColor="background1" w:val="FFFFFF"/>
       </w:rPr>
       <w:tblPr/>
@@ -13816,6 +14393,7 @@
       <w:spacing w:after="0" w:line="240" w:lineRule="auto"/>
     </w:pPr>
     <w:rPr>
+      <w:rFonts w:eastAsia="黑体"/>
       <w:color w:themeColor="text1" w:val="000000"/>
     </w:rPr>
     <w:tblPr>
@@ -13837,6 +14415,7 @@
     </w:tcPr>
     <w:tblStylePr w:type="firstRow">
       <w:rPr>
+        <w:rFonts w:eastAsia="黑体"/>
         <w:b/>
         <w:bCs/>
       </w:rPr>
@@ -13847,6 +14426,7 @@
     </w:tblStylePr>
     <w:tblStylePr w:type="lastRow">
       <w:rPr>
+        <w:rFonts w:eastAsia="黑体"/>
         <w:b/>
         <w:bCs/>
         <w:color w:themeColor="text1" w:val="000000"/>
@@ -13858,6 +14438,7 @@
     </w:tblStylePr>
     <w:tblStylePr w:type="firstCol">
       <w:rPr>
+        <w:rFonts w:eastAsia="黑体"/>
         <w:color w:themeColor="background1" w:val="FFFFFF"/>
       </w:rPr>
       <w:tblPr/>
@@ -13867,6 +14448,7 @@
     </w:tblStylePr>
     <w:tblStylePr w:type="lastCol">
       <w:rPr>
+        <w:rFonts w:eastAsia="黑体"/>
         <w:color w:themeColor="background1" w:val="FFFFFF"/>
       </w:rPr>
       <w:tblPr/>
@@ -13896,6 +14478,7 @@
       <w:spacing w:after="0" w:line="240" w:lineRule="auto"/>
     </w:pPr>
     <w:rPr>
+      <w:rFonts w:eastAsia="黑体"/>
       <w:color w:themeColor="text1" w:val="000000"/>
     </w:rPr>
     <w:tblPr>
@@ -13917,6 +14500,7 @@
     </w:tcPr>
     <w:tblStylePr w:type="firstRow">
       <w:rPr>
+        <w:rFonts w:eastAsia="黑体"/>
         <w:b/>
         <w:bCs/>
       </w:rPr>
@@ -13927,6 +14511,7 @@
     </w:tblStylePr>
     <w:tblStylePr w:type="lastRow">
       <w:rPr>
+        <w:rFonts w:eastAsia="黑体"/>
         <w:b/>
         <w:bCs/>
         <w:color w:themeColor="text1" w:val="000000"/>
@@ -13938,6 +14523,7 @@
     </w:tblStylePr>
     <w:tblStylePr w:type="firstCol">
       <w:rPr>
+        <w:rFonts w:eastAsia="黑体"/>
         <w:color w:themeColor="background1" w:val="FFFFFF"/>
       </w:rPr>
       <w:tblPr/>
@@ -13947,6 +14533,7 @@
     </w:tblStylePr>
     <w:tblStylePr w:type="lastCol">
       <w:rPr>
+        <w:rFonts w:eastAsia="黑体"/>
         <w:color w:themeColor="background1" w:val="FFFFFF"/>
       </w:rPr>
       <w:tblPr/>
@@ -13976,6 +14563,7 @@
       <w:spacing w:after="0" w:line="240" w:lineRule="auto"/>
     </w:pPr>
     <w:rPr>
+      <w:rFonts w:eastAsia="黑体"/>
       <w:color w:themeColor="text1" w:val="000000"/>
     </w:rPr>
     <w:tblPr>
@@ -13997,6 +14585,7 @@
     </w:tcPr>
     <w:tblStylePr w:type="firstRow">
       <w:rPr>
+        <w:rFonts w:eastAsia="黑体"/>
         <w:b/>
         <w:bCs/>
       </w:rPr>
@@ -14007,6 +14596,7 @@
     </w:tblStylePr>
     <w:tblStylePr w:type="lastRow">
       <w:rPr>
+        <w:rFonts w:eastAsia="黑体"/>
         <w:b/>
         <w:bCs/>
         <w:color w:themeColor="text1" w:val="000000"/>
@@ -14018,6 +14608,7 @@
     </w:tblStylePr>
     <w:tblStylePr w:type="firstCol">
       <w:rPr>
+        <w:rFonts w:eastAsia="黑体"/>
         <w:color w:themeColor="background1" w:val="FFFFFF"/>
       </w:rPr>
       <w:tblPr/>
@@ -14027,6 +14618,7 @@
     </w:tblStylePr>
     <w:tblStylePr w:type="lastCol">
       <w:rPr>
+        <w:rFonts w:eastAsia="黑体"/>
         <w:color w:themeColor="background1" w:val="FFFFFF"/>
       </w:rPr>
       <w:tblPr/>
@@ -14056,6 +14648,7 @@
       <w:spacing w:after="0" w:line="240" w:lineRule="auto"/>
     </w:pPr>
     <w:rPr>
+      <w:rFonts w:eastAsia="黑体"/>
       <w:color w:themeColor="text1" w:val="000000"/>
     </w:rPr>
     <w:tblPr>
@@ -14077,6 +14670,7 @@
     </w:tcPr>
     <w:tblStylePr w:type="firstRow">
       <w:rPr>
+        <w:rFonts w:eastAsia="黑体"/>
         <w:b/>
         <w:bCs/>
       </w:rPr>
@@ -14087,6 +14681,7 @@
     </w:tblStylePr>
     <w:tblStylePr w:type="lastRow">
       <w:rPr>
+        <w:rFonts w:eastAsia="黑体"/>
         <w:b/>
         <w:bCs/>
         <w:color w:themeColor="text1" w:val="000000"/>
@@ -14098,6 +14693,7 @@
     </w:tblStylePr>
     <w:tblStylePr w:type="firstCol">
       <w:rPr>
+        <w:rFonts w:eastAsia="黑体"/>
         <w:color w:themeColor="background1" w:val="FFFFFF"/>
       </w:rPr>
       <w:tblPr/>
@@ -14107,6 +14703,7 @@
     </w:tblStylePr>
     <w:tblStylePr w:type="lastCol">
       <w:rPr>
+        <w:rFonts w:eastAsia="黑体"/>
         <w:color w:themeColor="background1" w:val="FFFFFF"/>
       </w:rPr>
       <w:tblPr/>
@@ -14136,6 +14733,7 @@
       <w:spacing w:after="0" w:line="240" w:lineRule="auto"/>
     </w:pPr>
     <w:rPr>
+      <w:rFonts w:eastAsia="黑体"/>
       <w:color w:themeColor="text1" w:val="000000"/>
     </w:rPr>
     <w:tblPr>
@@ -14157,6 +14755,7 @@
     </w:tcPr>
     <w:tblStylePr w:type="firstRow">
       <w:rPr>
+        <w:rFonts w:eastAsia="黑体"/>
         <w:b/>
         <w:bCs/>
       </w:rPr>
@@ -14167,6 +14766,7 @@
     </w:tblStylePr>
     <w:tblStylePr w:type="lastRow">
       <w:rPr>
+        <w:rFonts w:eastAsia="黑体"/>
         <w:b/>
         <w:bCs/>
         <w:color w:themeColor="text1" w:val="000000"/>
@@ -14178,6 +14778,7 @@
     </w:tblStylePr>
     <w:tblStylePr w:type="firstCol">
       <w:rPr>
+        <w:rFonts w:eastAsia="黑体"/>
         <w:color w:themeColor="background1" w:val="FFFFFF"/>
       </w:rPr>
       <w:tblPr/>
@@ -14187,6 +14788,7 @@
     </w:tblStylePr>
     <w:tblStylePr w:type="lastCol">
       <w:rPr>
+        <w:rFonts w:eastAsia="黑体"/>
         <w:color w:themeColor="background1" w:val="FFFFFF"/>
       </w:rPr>
       <w:tblPr/>
@@ -14216,6 +14818,7 @@
       <w:spacing w:after="0" w:line="240" w:lineRule="auto"/>
     </w:pPr>
     <w:rPr>
+      <w:rFonts w:eastAsia="黑体"/>
       <w:color w:themeColor="text1" w:val="000000"/>
     </w:rPr>
     <w:tblPr>
@@ -14237,6 +14840,7 @@
     </w:tcPr>
     <w:tblStylePr w:type="firstRow">
       <w:rPr>
+        <w:rFonts w:eastAsia="黑体"/>
         <w:b/>
         <w:bCs/>
       </w:rPr>
@@ -14247,6 +14851,7 @@
     </w:tblStylePr>
     <w:tblStylePr w:type="lastRow">
       <w:rPr>
+        <w:rFonts w:eastAsia="黑体"/>
         <w:b/>
         <w:bCs/>
         <w:color w:themeColor="text1" w:val="000000"/>
@@ -14258,6 +14863,7 @@
     </w:tblStylePr>
     <w:tblStylePr w:type="firstCol">
       <w:rPr>
+        <w:rFonts w:eastAsia="黑体"/>
         <w:color w:themeColor="background1" w:val="FFFFFF"/>
       </w:rPr>
       <w:tblPr/>
@@ -14267,6 +14873,7 @@
     </w:tblStylePr>
     <w:tblStylePr w:type="lastCol">
       <w:rPr>
+        <w:rFonts w:eastAsia="黑体"/>
         <w:color w:themeColor="background1" w:val="FFFFFF"/>
       </w:rPr>
       <w:tblPr/>
@@ -14299,6 +14906,7 @@
     <w:name w:val="KeywordTok"/>
     <w:basedOn w:val="VerbatimChar"/>
     <w:rPr>
+      <w:rFonts w:eastAsia="黑体"/>
       <w:b/>
       <w:color w:val="007020"/>
     </w:rPr>
@@ -14307,6 +14915,7 @@
     <w:name w:val="DataTypeTok"/>
     <w:basedOn w:val="VerbatimChar"/>
     <w:rPr>
+      <w:rFonts w:eastAsia="黑体"/>
       <w:color w:val="902000"/>
     </w:rPr>
   </w:style>
@@ -14314,6 +14923,7 @@
     <w:name w:val="DecValTok"/>
     <w:basedOn w:val="VerbatimChar"/>
     <w:rPr>
+      <w:rFonts w:eastAsia="黑体"/>
       <w:color w:val="40a070"/>
     </w:rPr>
   </w:style>
@@ -14321,6 +14931,7 @@
     <w:name w:val="BaseNTok"/>
     <w:basedOn w:val="VerbatimChar"/>
     <w:rPr>
+      <w:rFonts w:eastAsia="黑体"/>
       <w:color w:val="40a070"/>
     </w:rPr>
   </w:style>
@@ -14328,6 +14939,7 @@
     <w:name w:val="FloatTok"/>
     <w:basedOn w:val="VerbatimChar"/>
     <w:rPr>
+      <w:rFonts w:eastAsia="黑体"/>
       <w:color w:val="40a070"/>
     </w:rPr>
   </w:style>
@@ -14335,6 +14947,7 @@
     <w:name w:val="ConstantTok"/>
     <w:basedOn w:val="VerbatimChar"/>
     <w:rPr>
+      <w:rFonts w:eastAsia="黑体"/>
       <w:color w:val="880000"/>
     </w:rPr>
   </w:style>
@@ -14342,6 +14955,7 @@
     <w:name w:val="CharTok"/>
     <w:basedOn w:val="VerbatimChar"/>
     <w:rPr>
+      <w:rFonts w:eastAsia="黑体"/>
       <w:color w:val="4070a0"/>
     </w:rPr>
   </w:style>
@@ -14349,6 +14963,7 @@
     <w:name w:val="SpecialCharTok"/>
     <w:basedOn w:val="VerbatimChar"/>
     <w:rPr>
+      <w:rFonts w:eastAsia="黑体"/>
       <w:color w:val="4070a0"/>
     </w:rPr>
   </w:style>
@@ -14356,6 +14971,7 @@
     <w:name w:val="StringTok"/>
     <w:basedOn w:val="VerbatimChar"/>
     <w:rPr>
+      <w:rFonts w:eastAsia="黑体"/>
       <w:color w:val="4070a0"/>
     </w:rPr>
   </w:style>
@@ -14363,6 +14979,7 @@
     <w:name w:val="VerbatimStringTok"/>
     <w:basedOn w:val="VerbatimChar"/>
     <w:rPr>
+      <w:rFonts w:eastAsia="黑体"/>
       <w:color w:val="4070a0"/>
     </w:rPr>
   </w:style>
@@ -14370,6 +14987,7 @@
     <w:name w:val="SpecialStringTok"/>
     <w:basedOn w:val="VerbatimChar"/>
     <w:rPr>
+      <w:rFonts w:eastAsia="黑体"/>
       <w:color w:val="bb6688"/>
     </w:rPr>
   </w:style>
@@ -14377,6 +14995,7 @@
     <w:name w:val="ImportTok"/>
     <w:basedOn w:val="VerbatimChar"/>
     <w:rPr>
+      <w:rFonts w:eastAsia="黑体"/>
       <w:b/>
       <w:color w:val="008000"/>
     </w:rPr>
@@ -14385,6 +15004,7 @@
     <w:name w:val="CommentTok"/>
     <w:basedOn w:val="VerbatimChar"/>
     <w:rPr>
+      <w:rFonts w:eastAsia="黑体"/>
       <w:i/>
       <w:color w:val="60a0b0"/>
     </w:rPr>
@@ -14393,6 +15013,7 @@
     <w:name w:val="DocumentationTok"/>
     <w:basedOn w:val="VerbatimChar"/>
     <w:rPr>
+      <w:rFonts w:eastAsia="黑体"/>
       <w:i/>
       <w:color w:val="ba2121"/>
     </w:rPr>
@@ -14401,6 +15022,7 @@
     <w:name w:val="AnnotationTok"/>
     <w:basedOn w:val="VerbatimChar"/>
     <w:rPr>
+      <w:rFonts w:eastAsia="黑体"/>
       <w:b/>
       <w:i/>
       <w:color w:val="60a0b0"/>
@@ -14410,6 +15032,7 @@
     <w:name w:val="CommentVarTok"/>
     <w:basedOn w:val="VerbatimChar"/>
     <w:rPr>
+      <w:rFonts w:eastAsia="黑体"/>
       <w:b/>
       <w:i/>
       <w:color w:val="60a0b0"/>
@@ -14419,6 +15042,7 @@
     <w:name w:val="OtherTok"/>
     <w:basedOn w:val="VerbatimChar"/>
     <w:rPr>
+      <w:rFonts w:eastAsia="黑体"/>
       <w:color w:val="007020"/>
     </w:rPr>
   </w:style>
@@ -14426,6 +15050,7 @@
     <w:name w:val="FunctionTok"/>
     <w:basedOn w:val="VerbatimChar"/>
     <w:rPr>
+      <w:rFonts w:eastAsia="黑体"/>
       <w:color w:val="06287e"/>
     </w:rPr>
   </w:style>
@@ -14433,6 +15058,7 @@
     <w:name w:val="VariableTok"/>
     <w:basedOn w:val="VerbatimChar"/>
     <w:rPr>
+      <w:rFonts w:eastAsia="黑体"/>
       <w:color w:val="19177c"/>
     </w:rPr>
   </w:style>
@@ -14440,6 +15066,7 @@
     <w:name w:val="ControlFlowTok"/>
     <w:basedOn w:val="VerbatimChar"/>
     <w:rPr>
+      <w:rFonts w:eastAsia="黑体"/>
       <w:b/>
       <w:color w:val="007020"/>
     </w:rPr>
@@ -14448,6 +15075,7 @@
     <w:name w:val="OperatorTok"/>
     <w:basedOn w:val="VerbatimChar"/>
     <w:rPr>
+      <w:rFonts w:eastAsia="黑体"/>
       <w:color w:val="666666"/>
     </w:rPr>
   </w:style>
@@ -14455,18 +15083,22 @@
     <w:name w:val="BuiltInTok"/>
     <w:basedOn w:val="VerbatimChar"/>
     <w:rPr>
+      <w:rFonts w:eastAsia="黑体"/>
       <w:color w:val="008000"/>
     </w:rPr>
   </w:style>
   <w:style w:type="character" w:customStyle="1" w:styleId="ExtensionTok">
     <w:name w:val="ExtensionTok"/>
     <w:basedOn w:val="VerbatimChar"/>
-    <w:rPr/>
+    <w:rPr>
+      <w:rFonts w:eastAsia="黑体"/>
+    </w:rPr>
   </w:style>
   <w:style w:type="character" w:customStyle="1" w:styleId="PreprocessorTok">
     <w:name w:val="PreprocessorTok"/>
     <w:basedOn w:val="VerbatimChar"/>
     <w:rPr>
+      <w:rFonts w:eastAsia="黑体"/>
       <w:color w:val="bc7a00"/>
     </w:rPr>
   </w:style>
@@ -14474,18 +15106,22 @@
     <w:name w:val="AttributeTok"/>
     <w:basedOn w:val="VerbatimChar"/>
     <w:rPr>
+      <w:rFonts w:eastAsia="黑体"/>
       <w:color w:val="7d9029"/>
     </w:rPr>
   </w:style>
   <w:style w:type="character" w:customStyle="1" w:styleId="RegionMarkerTok">
     <w:name w:val="RegionMarkerTok"/>
     <w:basedOn w:val="VerbatimChar"/>
-    <w:rPr/>
+    <w:rPr>
+      <w:rFonts w:eastAsia="黑体"/>
+    </w:rPr>
   </w:style>
   <w:style w:type="character" w:customStyle="1" w:styleId="InformationTok">
     <w:name w:val="InformationTok"/>
     <w:basedOn w:val="VerbatimChar"/>
     <w:rPr>
+      <w:rFonts w:eastAsia="黑体"/>
       <w:b/>
       <w:i/>
       <w:color w:val="60a0b0"/>
@@ -14495,6 +15131,7 @@
     <w:name w:val="WarningTok"/>
     <w:basedOn w:val="VerbatimChar"/>
     <w:rPr>
+      <w:rFonts w:eastAsia="黑体"/>
       <w:b/>
       <w:i/>
       <w:color w:val="60a0b0"/>
@@ -14504,6 +15141,7 @@
     <w:name w:val="AlertTok"/>
     <w:basedOn w:val="VerbatimChar"/>
     <w:rPr>
+      <w:rFonts w:eastAsia="黑体"/>
       <w:b/>
       <w:color w:val="ff0000"/>
     </w:rPr>
@@ -14512,6 +15150,7 @@
     <w:name w:val="ErrorTok"/>
     <w:basedOn w:val="VerbatimChar"/>
     <w:rPr>
+      <w:rFonts w:eastAsia="黑体"/>
       <w:b/>
       <w:color w:val="ff0000"/>
     </w:rPr>
@@ -14519,7 +15158,9 @@
   <w:style w:type="character" w:customStyle="1" w:styleId="NormalTok">
     <w:name w:val="NormalTok"/>
     <w:basedOn w:val="VerbatimChar"/>
-    <w:rPr/>
+    <w:rPr>
+      <w:rFonts w:eastAsia="黑体"/>
+    </w:rPr>
   </w:style>
 </w:styles>
 </file>
@@ -14568,12 +15209,12 @@
     <a:fontScheme name="Office">
       <a:majorFont>
         <a:latin typeface="Calibri"/>
-        <a:ea typeface=""/>
+        <a:ea typeface="黑体"/>
         <a:cs typeface=""/>
         <a:font script="Jpan" typeface="ＭＳ ゴシック"/>
         <a:font script="Hang" typeface="맑은 고딕"/>
-        <a:font script="Hans" typeface="宋体"/>
-        <a:font script="Hant" typeface="新細明體"/>
+        <a:font script="Hans" typeface="黑体"/>
+        <a:font script="Hant" typeface="黑体"/>
         <a:font script="Arab" typeface="Times New Roman"/>
         <a:font script="Hebr" typeface="Times New Roman"/>
         <a:font script="Thai" typeface="Angsana New"/>
@@ -14603,12 +15244,12 @@
       </a:majorFont>
       <a:minorFont>
         <a:latin typeface="Cambria"/>
-        <a:ea typeface=""/>
+        <a:ea typeface="黑体"/>
         <a:cs typeface=""/>
         <a:font script="Jpan" typeface="ＭＳ 明朝"/>
         <a:font script="Hang" typeface="맑은 고딕"/>
-        <a:font script="Hans" typeface="宋体"/>
-        <a:font script="Hant" typeface="新細明體"/>
+        <a:font script="Hans" typeface="黑体"/>
+        <a:font script="Hant" typeface="黑体"/>
         <a:font script="Arab" typeface="Arial"/>
         <a:font script="Hebr" typeface="Arial"/>
         <a:font script="Thai" typeface="Cordia New"/>

--- a/08-传感器电路/09-距离与位置传感器电路/旋转编码器电路/旋转编码器电路.docx
+++ b/08-传感器电路/09-距离与位置传感器电路/旋转编码器电路/旋转编码器电路.docx
@@ -2138,7 +2138,7 @@
           <w:color w:val="555555"/>
           <w:sz w:val="21"/>
         </w:rPr>
-        <w:t>材料收集者：杜文杰，WX手机：19519196569，QQ:3478827729</w:t>
+        <w:t>材料收集者：杜文杰，微信/手机：19519196569，QQ:3478827729</w:t>
       </w:r>
     </w:p>
     <w:sectPr>
